--- a/Курс 3/Базы данных/Экзамен/Ответы.docx
+++ b/Курс 3/Базы данных/Экзамен/Ответы.docx
@@ -23,8 +23,11 @@
       </w:sdtPr>
       <w:sdtEndPr>
         <w:rPr>
+          <w:rFonts w:eastAsia="Times New Roman"/>
           <w:noProof/>
-          <w:lang w:val="en-US"/>
+          <w:kern w:val="0"/>
+          <w:lang w:val="ru-US" w:eastAsia="ru-RU"/>
+          <w14:ligatures w14:val="none"/>
         </w:rPr>
       </w:sdtEndPr>
       <w:sdtContent>
@@ -59,7 +62,7 @@
               <w:tab w:val="right" w:leader="dot" w:pos="11096"/>
             </w:tabs>
             <w:rPr>
-              <w:rFonts w:ascii="Times New Roman" w:hAnsi="Times New Roman" w:cs="Times New Roman"/>
+              <w:rFonts w:ascii="Times New Roman" w:hAnsi="Times New Roman"/>
               <w:b w:val="0"/>
               <w:bCs w:val="0"/>
               <w:i w:val="0"/>
@@ -69,7 +72,7 @@
           </w:pPr>
           <w:r>
             <w:rPr>
-              <w:rFonts w:ascii="Times New Roman" w:hAnsi="Times New Roman" w:cs="Times New Roman"/>
+              <w:rFonts w:ascii="Times New Roman" w:hAnsi="Times New Roman"/>
               <w:b w:val="0"/>
               <w:bCs w:val="0"/>
               <w:i w:val="0"/>
@@ -79,7 +82,7 @@
           </w:r>
           <w:r>
             <w:rPr>
-              <w:rFonts w:ascii="Times New Roman" w:hAnsi="Times New Roman" w:cs="Times New Roman"/>
+              <w:rFonts w:ascii="Times New Roman" w:hAnsi="Times New Roman"/>
               <w:b w:val="0"/>
               <w:bCs w:val="0"/>
               <w:i w:val="0"/>
@@ -89,7 +92,7 @@
           </w:r>
           <w:r>
             <w:rPr>
-              <w:rFonts w:ascii="Times New Roman" w:hAnsi="Times New Roman" w:cs="Times New Roman"/>
+              <w:rFonts w:ascii="Times New Roman" w:hAnsi="Times New Roman"/>
               <w:b w:val="0"/>
               <w:bCs w:val="0"/>
               <w:i w:val="0"/>
@@ -101,96 +104,104 @@
             <w:r>
               <w:rPr>
                 <w:rStyle w:val="ae"/>
-                <w:rFonts w:ascii="Times New Roman" w:hAnsi="Times New Roman" w:cs="Times New Roman"/>
+                <w:rFonts w:ascii="Times New Roman" w:hAnsi="Times New Roman"/>
                 <w:b w:val="0"/>
                 <w:bCs w:val="0"/>
                 <w:i w:val="0"/>
                 <w:iCs w:val="0"/>
                 <w:noProof/>
+                <w:color w:val="E97132" w:themeColor="accent2"/>
                 <w:lang w:val="ru-RU"/>
               </w:rPr>
               <w:t>1. Сферы применения баз данных и СУБД.</w:t>
             </w:r>
             <w:r>
               <w:rPr>
-                <w:rFonts w:ascii="Times New Roman" w:hAnsi="Times New Roman" w:cs="Times New Roman"/>
+                <w:rFonts w:ascii="Times New Roman" w:hAnsi="Times New Roman"/>
                 <w:b w:val="0"/>
                 <w:bCs w:val="0"/>
                 <w:i w:val="0"/>
                 <w:iCs w:val="0"/>
                 <w:noProof/>
                 <w:webHidden/>
+                <w:color w:val="E97132" w:themeColor="accent2"/>
               </w:rPr>
               <w:tab/>
             </w:r>
             <w:r>
               <w:rPr>
-                <w:rFonts w:ascii="Times New Roman" w:hAnsi="Times New Roman" w:cs="Times New Roman"/>
+                <w:rFonts w:ascii="Times New Roman" w:hAnsi="Times New Roman"/>
                 <w:b w:val="0"/>
                 <w:bCs w:val="0"/>
                 <w:i w:val="0"/>
                 <w:iCs w:val="0"/>
                 <w:noProof/>
                 <w:webHidden/>
+                <w:color w:val="E97132" w:themeColor="accent2"/>
               </w:rPr>
               <w:fldChar w:fldCharType="begin"/>
             </w:r>
             <w:r>
               <w:rPr>
-                <w:rFonts w:ascii="Times New Roman" w:hAnsi="Times New Roman" w:cs="Times New Roman"/>
+                <w:rFonts w:ascii="Times New Roman" w:hAnsi="Times New Roman"/>
                 <w:b w:val="0"/>
                 <w:bCs w:val="0"/>
                 <w:i w:val="0"/>
                 <w:iCs w:val="0"/>
                 <w:noProof/>
                 <w:webHidden/>
+                <w:color w:val="E97132" w:themeColor="accent2"/>
               </w:rPr>
               <w:instrText xml:space="preserve"> PAGEREF _Toc218878360 \h </w:instrText>
             </w:r>
             <w:r>
               <w:rPr>
-                <w:rFonts w:ascii="Times New Roman" w:hAnsi="Times New Roman" w:cs="Times New Roman"/>
+                <w:rFonts w:ascii="Times New Roman" w:hAnsi="Times New Roman"/>
                 <w:b w:val="0"/>
                 <w:bCs w:val="0"/>
                 <w:i w:val="0"/>
                 <w:iCs w:val="0"/>
                 <w:noProof/>
                 <w:webHidden/>
-              </w:rPr>
-            </w:r>
-            <w:r>
-              <w:rPr>
-                <w:rFonts w:ascii="Times New Roman" w:hAnsi="Times New Roman" w:cs="Times New Roman"/>
+                <w:color w:val="E97132" w:themeColor="accent2"/>
+              </w:rPr>
+            </w:r>
+            <w:r>
+              <w:rPr>
+                <w:rFonts w:ascii="Times New Roman" w:hAnsi="Times New Roman"/>
                 <w:b w:val="0"/>
                 <w:bCs w:val="0"/>
                 <w:i w:val="0"/>
                 <w:iCs w:val="0"/>
                 <w:noProof/>
                 <w:webHidden/>
+                <w:color w:val="E97132" w:themeColor="accent2"/>
               </w:rPr>
               <w:fldChar w:fldCharType="separate"/>
             </w:r>
             <w:r>
               <w:rPr>
-                <w:rFonts w:ascii="Times New Roman" w:hAnsi="Times New Roman" w:cs="Times New Roman"/>
+                <w:rFonts w:ascii="Times New Roman" w:hAnsi="Times New Roman"/>
                 <w:b w:val="0"/>
                 <w:bCs w:val="0"/>
                 <w:i w:val="0"/>
                 <w:iCs w:val="0"/>
                 <w:noProof/>
                 <w:webHidden/>
+                <w:color w:val="E97132" w:themeColor="accent2"/>
               </w:rPr>
               <w:t>3</w:t>
             </w:r>
             <w:r>
               <w:rPr>
-                <w:rFonts w:ascii="Times New Roman" w:hAnsi="Times New Roman" w:cs="Times New Roman"/>
+                <w:rFonts w:ascii="Times New Roman" w:hAnsi="Times New Roman"/>
                 <w:b w:val="0"/>
                 <w:bCs w:val="0"/>
                 <w:i w:val="0"/>
                 <w:iCs w:val="0"/>
                 <w:noProof/>
                 <w:webHidden/>
+                <w:color w:val="E97132" w:themeColor="accent2"/>
               </w:rPr>
               <w:fldChar w:fldCharType="end"/>
             </w:r>
@@ -203,7 +214,7 @@
               <w:tab w:val="right" w:leader="dot" w:pos="11096"/>
             </w:tabs>
             <w:rPr>
-              <w:rFonts w:ascii="Times New Roman" w:hAnsi="Times New Roman" w:cs="Times New Roman"/>
+              <w:rFonts w:ascii="Times New Roman" w:hAnsi="Times New Roman"/>
               <w:b w:val="0"/>
               <w:bCs w:val="0"/>
               <w:i w:val="0"/>
@@ -215,7 +226,7 @@
             <w:r>
               <w:rPr>
                 <w:rStyle w:val="ae"/>
-                <w:rFonts w:ascii="Times New Roman" w:hAnsi="Times New Roman" w:cs="Times New Roman"/>
+                <w:rFonts w:ascii="Times New Roman" w:hAnsi="Times New Roman"/>
                 <w:b w:val="0"/>
                 <w:bCs w:val="0"/>
                 <w:i w:val="0"/>
@@ -227,7 +238,7 @@
             </w:r>
             <w:r>
               <w:rPr>
-                <w:rFonts w:ascii="Times New Roman" w:hAnsi="Times New Roman" w:cs="Times New Roman"/>
+                <w:rFonts w:ascii="Times New Roman" w:hAnsi="Times New Roman"/>
                 <w:b w:val="0"/>
                 <w:bCs w:val="0"/>
                 <w:i w:val="0"/>
@@ -239,7 +250,7 @@
             </w:r>
             <w:r>
               <w:rPr>
-                <w:rFonts w:ascii="Times New Roman" w:hAnsi="Times New Roman" w:cs="Times New Roman"/>
+                <w:rFonts w:ascii="Times New Roman" w:hAnsi="Times New Roman"/>
                 <w:b w:val="0"/>
                 <w:bCs w:val="0"/>
                 <w:i w:val="0"/>
@@ -251,7 +262,7 @@
             </w:r>
             <w:r>
               <w:rPr>
-                <w:rFonts w:ascii="Times New Roman" w:hAnsi="Times New Roman" w:cs="Times New Roman"/>
+                <w:rFonts w:ascii="Times New Roman" w:hAnsi="Times New Roman"/>
                 <w:b w:val="0"/>
                 <w:bCs w:val="0"/>
                 <w:i w:val="0"/>
@@ -263,7 +274,7 @@
             </w:r>
             <w:r>
               <w:rPr>
-                <w:rFonts w:ascii="Times New Roman" w:hAnsi="Times New Roman" w:cs="Times New Roman"/>
+                <w:rFonts w:ascii="Times New Roman" w:hAnsi="Times New Roman"/>
                 <w:b w:val="0"/>
                 <w:bCs w:val="0"/>
                 <w:i w:val="0"/>
@@ -274,7 +285,7 @@
             </w:r>
             <w:r>
               <w:rPr>
-                <w:rFonts w:ascii="Times New Roman" w:hAnsi="Times New Roman" w:cs="Times New Roman"/>
+                <w:rFonts w:ascii="Times New Roman" w:hAnsi="Times New Roman"/>
                 <w:b w:val="0"/>
                 <w:bCs w:val="0"/>
                 <w:i w:val="0"/>
@@ -286,7 +297,7 @@
             </w:r>
             <w:r>
               <w:rPr>
-                <w:rFonts w:ascii="Times New Roman" w:hAnsi="Times New Roman" w:cs="Times New Roman"/>
+                <w:rFonts w:ascii="Times New Roman" w:hAnsi="Times New Roman"/>
                 <w:b w:val="0"/>
                 <w:bCs w:val="0"/>
                 <w:i w:val="0"/>
@@ -298,7 +309,7 @@
             </w:r>
             <w:r>
               <w:rPr>
-                <w:rFonts w:ascii="Times New Roman" w:hAnsi="Times New Roman" w:cs="Times New Roman"/>
+                <w:rFonts w:ascii="Times New Roman" w:hAnsi="Times New Roman"/>
                 <w:b w:val="0"/>
                 <w:bCs w:val="0"/>
                 <w:i w:val="0"/>
@@ -317,7 +328,7 @@
               <w:tab w:val="right" w:leader="dot" w:pos="11096"/>
             </w:tabs>
             <w:rPr>
-              <w:rFonts w:ascii="Times New Roman" w:hAnsi="Times New Roman" w:cs="Times New Roman"/>
+              <w:rFonts w:ascii="Times New Roman" w:hAnsi="Times New Roman"/>
               <w:b w:val="0"/>
               <w:bCs w:val="0"/>
               <w:i w:val="0"/>
@@ -329,7 +340,7 @@
             <w:r>
               <w:rPr>
                 <w:rStyle w:val="ae"/>
-                <w:rFonts w:ascii="Times New Roman" w:hAnsi="Times New Roman" w:cs="Times New Roman"/>
+                <w:rFonts w:ascii="Times New Roman" w:hAnsi="Times New Roman"/>
                 <w:b w:val="0"/>
                 <w:bCs w:val="0"/>
                 <w:i w:val="0"/>
@@ -341,7 +352,7 @@
             </w:r>
             <w:r>
               <w:rPr>
-                <w:rFonts w:ascii="Times New Roman" w:hAnsi="Times New Roman" w:cs="Times New Roman"/>
+                <w:rFonts w:ascii="Times New Roman" w:hAnsi="Times New Roman"/>
                 <w:b w:val="0"/>
                 <w:bCs w:val="0"/>
                 <w:i w:val="0"/>
@@ -353,7 +364,7 @@
             </w:r>
             <w:r>
               <w:rPr>
-                <w:rFonts w:ascii="Times New Roman" w:hAnsi="Times New Roman" w:cs="Times New Roman"/>
+                <w:rFonts w:ascii="Times New Roman" w:hAnsi="Times New Roman"/>
                 <w:b w:val="0"/>
                 <w:bCs w:val="0"/>
                 <w:i w:val="0"/>
@@ -365,7 +376,7 @@
             </w:r>
             <w:r>
               <w:rPr>
-                <w:rFonts w:ascii="Times New Roman" w:hAnsi="Times New Roman" w:cs="Times New Roman"/>
+                <w:rFonts w:ascii="Times New Roman" w:hAnsi="Times New Roman"/>
                 <w:b w:val="0"/>
                 <w:bCs w:val="0"/>
                 <w:i w:val="0"/>
@@ -377,7 +388,7 @@
             </w:r>
             <w:r>
               <w:rPr>
-                <w:rFonts w:ascii="Times New Roman" w:hAnsi="Times New Roman" w:cs="Times New Roman"/>
+                <w:rFonts w:ascii="Times New Roman" w:hAnsi="Times New Roman"/>
                 <w:b w:val="0"/>
                 <w:bCs w:val="0"/>
                 <w:i w:val="0"/>
@@ -388,7 +399,7 @@
             </w:r>
             <w:r>
               <w:rPr>
-                <w:rFonts w:ascii="Times New Roman" w:hAnsi="Times New Roman" w:cs="Times New Roman"/>
+                <w:rFonts w:ascii="Times New Roman" w:hAnsi="Times New Roman"/>
                 <w:b w:val="0"/>
                 <w:bCs w:val="0"/>
                 <w:i w:val="0"/>
@@ -400,7 +411,7 @@
             </w:r>
             <w:r>
               <w:rPr>
-                <w:rFonts w:ascii="Times New Roman" w:hAnsi="Times New Roman" w:cs="Times New Roman"/>
+                <w:rFonts w:ascii="Times New Roman" w:hAnsi="Times New Roman"/>
                 <w:b w:val="0"/>
                 <w:bCs w:val="0"/>
                 <w:i w:val="0"/>
@@ -412,7 +423,7 @@
             </w:r>
             <w:r>
               <w:rPr>
-                <w:rFonts w:ascii="Times New Roman" w:hAnsi="Times New Roman" w:cs="Times New Roman"/>
+                <w:rFonts w:ascii="Times New Roman" w:hAnsi="Times New Roman"/>
                 <w:b w:val="0"/>
                 <w:bCs w:val="0"/>
                 <w:i w:val="0"/>
@@ -431,7 +442,7 @@
               <w:tab w:val="right" w:leader="dot" w:pos="11096"/>
             </w:tabs>
             <w:rPr>
-              <w:rFonts w:ascii="Times New Roman" w:hAnsi="Times New Roman" w:cs="Times New Roman"/>
+              <w:rFonts w:ascii="Times New Roman" w:hAnsi="Times New Roman"/>
               <w:b w:val="0"/>
               <w:bCs w:val="0"/>
               <w:i w:val="0"/>
@@ -444,7 +455,7 @@
             <w:r>
               <w:rPr>
                 <w:rStyle w:val="ae"/>
-                <w:rFonts w:ascii="Times New Roman" w:hAnsi="Times New Roman" w:cs="Times New Roman"/>
+                <w:rFonts w:ascii="Times New Roman" w:hAnsi="Times New Roman"/>
                 <w:b w:val="0"/>
                 <w:bCs w:val="0"/>
                 <w:i w:val="0"/>
@@ -457,7 +468,7 @@
             </w:r>
             <w:r>
               <w:rPr>
-                <w:rFonts w:ascii="Times New Roman" w:hAnsi="Times New Roman" w:cs="Times New Roman"/>
+                <w:rFonts w:ascii="Times New Roman" w:hAnsi="Times New Roman"/>
                 <w:b w:val="0"/>
                 <w:bCs w:val="0"/>
                 <w:i w:val="0"/>
@@ -470,7 +481,7 @@
             </w:r>
             <w:r>
               <w:rPr>
-                <w:rFonts w:ascii="Times New Roman" w:hAnsi="Times New Roman" w:cs="Times New Roman"/>
+                <w:rFonts w:ascii="Times New Roman" w:hAnsi="Times New Roman"/>
                 <w:b w:val="0"/>
                 <w:bCs w:val="0"/>
                 <w:i w:val="0"/>
@@ -483,7 +494,7 @@
             </w:r>
             <w:r>
               <w:rPr>
-                <w:rFonts w:ascii="Times New Roman" w:hAnsi="Times New Roman" w:cs="Times New Roman"/>
+                <w:rFonts w:ascii="Times New Roman" w:hAnsi="Times New Roman"/>
                 <w:b w:val="0"/>
                 <w:bCs w:val="0"/>
                 <w:i w:val="0"/>
@@ -496,7 +507,7 @@
             </w:r>
             <w:r>
               <w:rPr>
-                <w:rFonts w:ascii="Times New Roman" w:hAnsi="Times New Roman" w:cs="Times New Roman"/>
+                <w:rFonts w:ascii="Times New Roman" w:hAnsi="Times New Roman"/>
                 <w:b w:val="0"/>
                 <w:bCs w:val="0"/>
                 <w:i w:val="0"/>
@@ -508,7 +519,7 @@
             </w:r>
             <w:r>
               <w:rPr>
-                <w:rFonts w:ascii="Times New Roman" w:hAnsi="Times New Roman" w:cs="Times New Roman"/>
+                <w:rFonts w:ascii="Times New Roman" w:hAnsi="Times New Roman"/>
                 <w:b w:val="0"/>
                 <w:bCs w:val="0"/>
                 <w:i w:val="0"/>
@@ -521,7 +532,7 @@
             </w:r>
             <w:r>
               <w:rPr>
-                <w:rFonts w:ascii="Times New Roman" w:hAnsi="Times New Roman" w:cs="Times New Roman"/>
+                <w:rFonts w:ascii="Times New Roman" w:hAnsi="Times New Roman"/>
                 <w:b w:val="0"/>
                 <w:bCs w:val="0"/>
                 <w:i w:val="0"/>
@@ -534,7 +545,7 @@
             </w:r>
             <w:r>
               <w:rPr>
-                <w:rFonts w:ascii="Times New Roman" w:hAnsi="Times New Roman" w:cs="Times New Roman"/>
+                <w:rFonts w:ascii="Times New Roman" w:hAnsi="Times New Roman"/>
                 <w:b w:val="0"/>
                 <w:bCs w:val="0"/>
                 <w:i w:val="0"/>
@@ -554,7 +565,7 @@
               <w:tab w:val="right" w:leader="dot" w:pos="11096"/>
             </w:tabs>
             <w:rPr>
-              <w:rFonts w:ascii="Times New Roman" w:hAnsi="Times New Roman" w:cs="Times New Roman"/>
+              <w:rFonts w:ascii="Times New Roman" w:hAnsi="Times New Roman"/>
               <w:b w:val="0"/>
               <w:bCs w:val="0"/>
               <w:i w:val="0"/>
@@ -567,7 +578,7 @@
             <w:r>
               <w:rPr>
                 <w:rStyle w:val="ae"/>
-                <w:rFonts w:ascii="Times New Roman" w:hAnsi="Times New Roman" w:cs="Times New Roman"/>
+                <w:rFonts w:ascii="Times New Roman" w:hAnsi="Times New Roman"/>
                 <w:b w:val="0"/>
                 <w:bCs w:val="0"/>
                 <w:i w:val="0"/>
@@ -580,7 +591,7 @@
             </w:r>
             <w:r>
               <w:rPr>
-                <w:rFonts w:ascii="Times New Roman" w:hAnsi="Times New Roman" w:cs="Times New Roman"/>
+                <w:rFonts w:ascii="Times New Roman" w:hAnsi="Times New Roman"/>
                 <w:b w:val="0"/>
                 <w:bCs w:val="0"/>
                 <w:i w:val="0"/>
@@ -593,7 +604,7 @@
             </w:r>
             <w:r>
               <w:rPr>
-                <w:rFonts w:ascii="Times New Roman" w:hAnsi="Times New Roman" w:cs="Times New Roman"/>
+                <w:rFonts w:ascii="Times New Roman" w:hAnsi="Times New Roman"/>
                 <w:b w:val="0"/>
                 <w:bCs w:val="0"/>
                 <w:i w:val="0"/>
@@ -606,7 +617,7 @@
             </w:r>
             <w:r>
               <w:rPr>
-                <w:rFonts w:ascii="Times New Roman" w:hAnsi="Times New Roman" w:cs="Times New Roman"/>
+                <w:rFonts w:ascii="Times New Roman" w:hAnsi="Times New Roman"/>
                 <w:b w:val="0"/>
                 <w:bCs w:val="0"/>
                 <w:i w:val="0"/>
@@ -619,7 +630,7 @@
             </w:r>
             <w:r>
               <w:rPr>
-                <w:rFonts w:ascii="Times New Roman" w:hAnsi="Times New Roman" w:cs="Times New Roman"/>
+                <w:rFonts w:ascii="Times New Roman" w:hAnsi="Times New Roman"/>
                 <w:b w:val="0"/>
                 <w:bCs w:val="0"/>
                 <w:i w:val="0"/>
@@ -631,7 +642,7 @@
             </w:r>
             <w:r>
               <w:rPr>
-                <w:rFonts w:ascii="Times New Roman" w:hAnsi="Times New Roman" w:cs="Times New Roman"/>
+                <w:rFonts w:ascii="Times New Roman" w:hAnsi="Times New Roman"/>
                 <w:b w:val="0"/>
                 <w:bCs w:val="0"/>
                 <w:i w:val="0"/>
@@ -644,7 +655,7 @@
             </w:r>
             <w:r>
               <w:rPr>
-                <w:rFonts w:ascii="Times New Roman" w:hAnsi="Times New Roman" w:cs="Times New Roman"/>
+                <w:rFonts w:ascii="Times New Roman" w:hAnsi="Times New Roman"/>
                 <w:b w:val="0"/>
                 <w:bCs w:val="0"/>
                 <w:i w:val="0"/>
@@ -657,7 +668,7 @@
             </w:r>
             <w:r>
               <w:rPr>
-                <w:rFonts w:ascii="Times New Roman" w:hAnsi="Times New Roman" w:cs="Times New Roman"/>
+                <w:rFonts w:ascii="Times New Roman" w:hAnsi="Times New Roman"/>
                 <w:b w:val="0"/>
                 <w:bCs w:val="0"/>
                 <w:i w:val="0"/>
@@ -677,7 +688,7 @@
               <w:tab w:val="right" w:leader="dot" w:pos="11096"/>
             </w:tabs>
             <w:rPr>
-              <w:rFonts w:ascii="Times New Roman" w:hAnsi="Times New Roman" w:cs="Times New Roman"/>
+              <w:rFonts w:ascii="Times New Roman" w:hAnsi="Times New Roman"/>
               <w:b w:val="0"/>
               <w:bCs w:val="0"/>
               <w:i w:val="0"/>
@@ -690,7 +701,7 @@
             <w:r>
               <w:rPr>
                 <w:rStyle w:val="ae"/>
-                <w:rFonts w:ascii="Times New Roman" w:hAnsi="Times New Roman" w:cs="Times New Roman"/>
+                <w:rFonts w:ascii="Times New Roman" w:hAnsi="Times New Roman"/>
                 <w:b w:val="0"/>
                 <w:bCs w:val="0"/>
                 <w:i w:val="0"/>
@@ -703,7 +714,7 @@
             </w:r>
             <w:r>
               <w:rPr>
-                <w:rFonts w:ascii="Times New Roman" w:hAnsi="Times New Roman" w:cs="Times New Roman"/>
+                <w:rFonts w:ascii="Times New Roman" w:hAnsi="Times New Roman"/>
                 <w:b w:val="0"/>
                 <w:bCs w:val="0"/>
                 <w:i w:val="0"/>
@@ -716,7 +727,7 @@
             </w:r>
             <w:r>
               <w:rPr>
-                <w:rFonts w:ascii="Times New Roman" w:hAnsi="Times New Roman" w:cs="Times New Roman"/>
+                <w:rFonts w:ascii="Times New Roman" w:hAnsi="Times New Roman"/>
                 <w:b w:val="0"/>
                 <w:bCs w:val="0"/>
                 <w:i w:val="0"/>
@@ -729,7 +740,7 @@
             </w:r>
             <w:r>
               <w:rPr>
-                <w:rFonts w:ascii="Times New Roman" w:hAnsi="Times New Roman" w:cs="Times New Roman"/>
+                <w:rFonts w:ascii="Times New Roman" w:hAnsi="Times New Roman"/>
                 <w:b w:val="0"/>
                 <w:bCs w:val="0"/>
                 <w:i w:val="0"/>
@@ -742,7 +753,7 @@
             </w:r>
             <w:r>
               <w:rPr>
-                <w:rFonts w:ascii="Times New Roman" w:hAnsi="Times New Roman" w:cs="Times New Roman"/>
+                <w:rFonts w:ascii="Times New Roman" w:hAnsi="Times New Roman"/>
                 <w:b w:val="0"/>
                 <w:bCs w:val="0"/>
                 <w:i w:val="0"/>
@@ -754,7 +765,7 @@
             </w:r>
             <w:r>
               <w:rPr>
-                <w:rFonts w:ascii="Times New Roman" w:hAnsi="Times New Roman" w:cs="Times New Roman"/>
+                <w:rFonts w:ascii="Times New Roman" w:hAnsi="Times New Roman"/>
                 <w:b w:val="0"/>
                 <w:bCs w:val="0"/>
                 <w:i w:val="0"/>
@@ -767,7 +778,7 @@
             </w:r>
             <w:r>
               <w:rPr>
-                <w:rFonts w:ascii="Times New Roman" w:hAnsi="Times New Roman" w:cs="Times New Roman"/>
+                <w:rFonts w:ascii="Times New Roman" w:hAnsi="Times New Roman"/>
                 <w:b w:val="0"/>
                 <w:bCs w:val="0"/>
                 <w:i w:val="0"/>
@@ -780,7 +791,7 @@
             </w:r>
             <w:r>
               <w:rPr>
-                <w:rFonts w:ascii="Times New Roman" w:hAnsi="Times New Roman" w:cs="Times New Roman"/>
+                <w:rFonts w:ascii="Times New Roman" w:hAnsi="Times New Roman"/>
                 <w:b w:val="0"/>
                 <w:bCs w:val="0"/>
                 <w:i w:val="0"/>
@@ -800,7 +811,7 @@
               <w:tab w:val="right" w:leader="dot" w:pos="11096"/>
             </w:tabs>
             <w:rPr>
-              <w:rFonts w:ascii="Times New Roman" w:hAnsi="Times New Roman" w:cs="Times New Roman"/>
+              <w:rFonts w:ascii="Times New Roman" w:hAnsi="Times New Roman"/>
               <w:b w:val="0"/>
               <w:bCs w:val="0"/>
               <w:i w:val="0"/>
@@ -813,7 +824,7 @@
             <w:r>
               <w:rPr>
                 <w:rStyle w:val="ae"/>
-                <w:rFonts w:ascii="Times New Roman" w:hAnsi="Times New Roman" w:cs="Times New Roman"/>
+                <w:rFonts w:ascii="Times New Roman" w:hAnsi="Times New Roman"/>
                 <w:b w:val="0"/>
                 <w:bCs w:val="0"/>
                 <w:i w:val="0"/>
@@ -826,7 +837,7 @@
             </w:r>
             <w:r>
               <w:rPr>
-                <w:rFonts w:ascii="Times New Roman" w:hAnsi="Times New Roman" w:cs="Times New Roman"/>
+                <w:rFonts w:ascii="Times New Roman" w:hAnsi="Times New Roman"/>
                 <w:b w:val="0"/>
                 <w:bCs w:val="0"/>
                 <w:i w:val="0"/>
@@ -839,7 +850,7 @@
             </w:r>
             <w:r>
               <w:rPr>
-                <w:rFonts w:ascii="Times New Roman" w:hAnsi="Times New Roman" w:cs="Times New Roman"/>
+                <w:rFonts w:ascii="Times New Roman" w:hAnsi="Times New Roman"/>
                 <w:b w:val="0"/>
                 <w:bCs w:val="0"/>
                 <w:i w:val="0"/>
@@ -852,7 +863,7 @@
             </w:r>
             <w:r>
               <w:rPr>
-                <w:rFonts w:ascii="Times New Roman" w:hAnsi="Times New Roman" w:cs="Times New Roman"/>
+                <w:rFonts w:ascii="Times New Roman" w:hAnsi="Times New Roman"/>
                 <w:b w:val="0"/>
                 <w:bCs w:val="0"/>
                 <w:i w:val="0"/>
@@ -865,7 +876,7 @@
             </w:r>
             <w:r>
               <w:rPr>
-                <w:rFonts w:ascii="Times New Roman" w:hAnsi="Times New Roman" w:cs="Times New Roman"/>
+                <w:rFonts w:ascii="Times New Roman" w:hAnsi="Times New Roman"/>
                 <w:b w:val="0"/>
                 <w:bCs w:val="0"/>
                 <w:i w:val="0"/>
@@ -877,7 +888,7 @@
             </w:r>
             <w:r>
               <w:rPr>
-                <w:rFonts w:ascii="Times New Roman" w:hAnsi="Times New Roman" w:cs="Times New Roman"/>
+                <w:rFonts w:ascii="Times New Roman" w:hAnsi="Times New Roman"/>
                 <w:b w:val="0"/>
                 <w:bCs w:val="0"/>
                 <w:i w:val="0"/>
@@ -890,7 +901,7 @@
             </w:r>
             <w:r>
               <w:rPr>
-                <w:rFonts w:ascii="Times New Roman" w:hAnsi="Times New Roman" w:cs="Times New Roman"/>
+                <w:rFonts w:ascii="Times New Roman" w:hAnsi="Times New Roman"/>
                 <w:b w:val="0"/>
                 <w:bCs w:val="0"/>
                 <w:i w:val="0"/>
@@ -903,7 +914,7 @@
             </w:r>
             <w:r>
               <w:rPr>
-                <w:rFonts w:ascii="Times New Roman" w:hAnsi="Times New Roman" w:cs="Times New Roman"/>
+                <w:rFonts w:ascii="Times New Roman" w:hAnsi="Times New Roman"/>
                 <w:b w:val="0"/>
                 <w:bCs w:val="0"/>
                 <w:i w:val="0"/>
@@ -923,7 +934,7 @@
               <w:tab w:val="right" w:leader="dot" w:pos="11096"/>
             </w:tabs>
             <w:rPr>
-              <w:rFonts w:ascii="Times New Roman" w:hAnsi="Times New Roman" w:cs="Times New Roman"/>
+              <w:rFonts w:ascii="Times New Roman" w:hAnsi="Times New Roman"/>
               <w:b w:val="0"/>
               <w:bCs w:val="0"/>
               <w:i w:val="0"/>
@@ -936,7 +947,7 @@
             <w:r>
               <w:rPr>
                 <w:rStyle w:val="ae"/>
-                <w:rFonts w:ascii="Times New Roman" w:hAnsi="Times New Roman" w:cs="Times New Roman"/>
+                <w:rFonts w:ascii="Times New Roman" w:hAnsi="Times New Roman"/>
                 <w:b w:val="0"/>
                 <w:bCs w:val="0"/>
                 <w:i w:val="0"/>
@@ -949,7 +960,7 @@
             </w:r>
             <w:r>
               <w:rPr>
-                <w:rFonts w:ascii="Times New Roman" w:hAnsi="Times New Roman" w:cs="Times New Roman"/>
+                <w:rFonts w:ascii="Times New Roman" w:hAnsi="Times New Roman"/>
                 <w:b w:val="0"/>
                 <w:bCs w:val="0"/>
                 <w:i w:val="0"/>
@@ -962,7 +973,7 @@
             </w:r>
             <w:r>
               <w:rPr>
-                <w:rFonts w:ascii="Times New Roman" w:hAnsi="Times New Roman" w:cs="Times New Roman"/>
+                <w:rFonts w:ascii="Times New Roman" w:hAnsi="Times New Roman"/>
                 <w:b w:val="0"/>
                 <w:bCs w:val="0"/>
                 <w:i w:val="0"/>
@@ -975,7 +986,7 @@
             </w:r>
             <w:r>
               <w:rPr>
-                <w:rFonts w:ascii="Times New Roman" w:hAnsi="Times New Roman" w:cs="Times New Roman"/>
+                <w:rFonts w:ascii="Times New Roman" w:hAnsi="Times New Roman"/>
                 <w:b w:val="0"/>
                 <w:bCs w:val="0"/>
                 <w:i w:val="0"/>
@@ -988,7 +999,7 @@
             </w:r>
             <w:r>
               <w:rPr>
-                <w:rFonts w:ascii="Times New Roman" w:hAnsi="Times New Roman" w:cs="Times New Roman"/>
+                <w:rFonts w:ascii="Times New Roman" w:hAnsi="Times New Roman"/>
                 <w:b w:val="0"/>
                 <w:bCs w:val="0"/>
                 <w:i w:val="0"/>
@@ -1000,7 +1011,7 @@
             </w:r>
             <w:r>
               <w:rPr>
-                <w:rFonts w:ascii="Times New Roman" w:hAnsi="Times New Roman" w:cs="Times New Roman"/>
+                <w:rFonts w:ascii="Times New Roman" w:hAnsi="Times New Roman"/>
                 <w:b w:val="0"/>
                 <w:bCs w:val="0"/>
                 <w:i w:val="0"/>
@@ -1013,7 +1024,7 @@
             </w:r>
             <w:r>
               <w:rPr>
-                <w:rFonts w:ascii="Times New Roman" w:hAnsi="Times New Roman" w:cs="Times New Roman"/>
+                <w:rFonts w:ascii="Times New Roman" w:hAnsi="Times New Roman"/>
                 <w:b w:val="0"/>
                 <w:bCs w:val="0"/>
                 <w:i w:val="0"/>
@@ -1026,7 +1037,7 @@
             </w:r>
             <w:r>
               <w:rPr>
-                <w:rFonts w:ascii="Times New Roman" w:hAnsi="Times New Roman" w:cs="Times New Roman"/>
+                <w:rFonts w:ascii="Times New Roman" w:hAnsi="Times New Roman"/>
                 <w:b w:val="0"/>
                 <w:bCs w:val="0"/>
                 <w:i w:val="0"/>
@@ -1046,7 +1057,7 @@
               <w:tab w:val="right" w:leader="dot" w:pos="11096"/>
             </w:tabs>
             <w:rPr>
-              <w:rFonts w:ascii="Times New Roman" w:hAnsi="Times New Roman" w:cs="Times New Roman"/>
+              <w:rFonts w:ascii="Times New Roman" w:hAnsi="Times New Roman"/>
               <w:b w:val="0"/>
               <w:bCs w:val="0"/>
               <w:i w:val="0"/>
@@ -1059,7 +1070,7 @@
             <w:r>
               <w:rPr>
                 <w:rStyle w:val="ae"/>
-                <w:rFonts w:ascii="Times New Roman" w:hAnsi="Times New Roman" w:cs="Times New Roman"/>
+                <w:rFonts w:ascii="Times New Roman" w:hAnsi="Times New Roman"/>
                 <w:b w:val="0"/>
                 <w:bCs w:val="0"/>
                 <w:i w:val="0"/>
@@ -1072,7 +1083,7 @@
             </w:r>
             <w:r>
               <w:rPr>
-                <w:rFonts w:ascii="Times New Roman" w:hAnsi="Times New Roman" w:cs="Times New Roman"/>
+                <w:rFonts w:ascii="Times New Roman" w:hAnsi="Times New Roman"/>
                 <w:b w:val="0"/>
                 <w:bCs w:val="0"/>
                 <w:i w:val="0"/>
@@ -1085,7 +1096,7 @@
             </w:r>
             <w:r>
               <w:rPr>
-                <w:rFonts w:ascii="Times New Roman" w:hAnsi="Times New Roman" w:cs="Times New Roman"/>
+                <w:rFonts w:ascii="Times New Roman" w:hAnsi="Times New Roman"/>
                 <w:b w:val="0"/>
                 <w:bCs w:val="0"/>
                 <w:i w:val="0"/>
@@ -1098,7 +1109,7 @@
             </w:r>
             <w:r>
               <w:rPr>
-                <w:rFonts w:ascii="Times New Roman" w:hAnsi="Times New Roman" w:cs="Times New Roman"/>
+                <w:rFonts w:ascii="Times New Roman" w:hAnsi="Times New Roman"/>
                 <w:b w:val="0"/>
                 <w:bCs w:val="0"/>
                 <w:i w:val="0"/>
@@ -1111,7 +1122,7 @@
             </w:r>
             <w:r>
               <w:rPr>
-                <w:rFonts w:ascii="Times New Roman" w:hAnsi="Times New Roman" w:cs="Times New Roman"/>
+                <w:rFonts w:ascii="Times New Roman" w:hAnsi="Times New Roman"/>
                 <w:b w:val="0"/>
                 <w:bCs w:val="0"/>
                 <w:i w:val="0"/>
@@ -1123,7 +1134,7 @@
             </w:r>
             <w:r>
               <w:rPr>
-                <w:rFonts w:ascii="Times New Roman" w:hAnsi="Times New Roman" w:cs="Times New Roman"/>
+                <w:rFonts w:ascii="Times New Roman" w:hAnsi="Times New Roman"/>
                 <w:b w:val="0"/>
                 <w:bCs w:val="0"/>
                 <w:i w:val="0"/>
@@ -1136,7 +1147,7 @@
             </w:r>
             <w:r>
               <w:rPr>
-                <w:rFonts w:ascii="Times New Roman" w:hAnsi="Times New Roman" w:cs="Times New Roman"/>
+                <w:rFonts w:ascii="Times New Roman" w:hAnsi="Times New Roman"/>
                 <w:b w:val="0"/>
                 <w:bCs w:val="0"/>
                 <w:i w:val="0"/>
@@ -1149,7 +1160,7 @@
             </w:r>
             <w:r>
               <w:rPr>
-                <w:rFonts w:ascii="Times New Roman" w:hAnsi="Times New Roman" w:cs="Times New Roman"/>
+                <w:rFonts w:ascii="Times New Roman" w:hAnsi="Times New Roman"/>
                 <w:b w:val="0"/>
                 <w:bCs w:val="0"/>
                 <w:i w:val="0"/>
@@ -1169,7 +1180,7 @@
               <w:tab w:val="right" w:leader="dot" w:pos="11096"/>
             </w:tabs>
             <w:rPr>
-              <w:rFonts w:ascii="Times New Roman" w:hAnsi="Times New Roman" w:cs="Times New Roman"/>
+              <w:rFonts w:ascii="Times New Roman" w:hAnsi="Times New Roman"/>
               <w:b w:val="0"/>
               <w:bCs w:val="0"/>
               <w:i w:val="0"/>
@@ -1181,7 +1192,7 @@
             <w:r>
               <w:rPr>
                 <w:rStyle w:val="ae"/>
-                <w:rFonts w:ascii="Times New Roman" w:hAnsi="Times New Roman" w:cs="Times New Roman"/>
+                <w:rFonts w:ascii="Times New Roman" w:hAnsi="Times New Roman"/>
                 <w:b w:val="0"/>
                 <w:bCs w:val="0"/>
                 <w:i w:val="0"/>
@@ -1194,7 +1205,7 @@
             </w:r>
             <w:r>
               <w:rPr>
-                <w:rFonts w:ascii="Times New Roman" w:hAnsi="Times New Roman" w:cs="Times New Roman"/>
+                <w:rFonts w:ascii="Times New Roman" w:hAnsi="Times New Roman"/>
                 <w:b w:val="0"/>
                 <w:bCs w:val="0"/>
                 <w:i w:val="0"/>
@@ -1207,7 +1218,7 @@
             </w:r>
             <w:r>
               <w:rPr>
-                <w:rFonts w:ascii="Times New Roman" w:hAnsi="Times New Roman" w:cs="Times New Roman"/>
+                <w:rFonts w:ascii="Times New Roman" w:hAnsi="Times New Roman"/>
                 <w:b w:val="0"/>
                 <w:bCs w:val="0"/>
                 <w:i w:val="0"/>
@@ -1220,7 +1231,7 @@
             </w:r>
             <w:r>
               <w:rPr>
-                <w:rFonts w:ascii="Times New Roman" w:hAnsi="Times New Roman" w:cs="Times New Roman"/>
+                <w:rFonts w:ascii="Times New Roman" w:hAnsi="Times New Roman"/>
                 <w:b w:val="0"/>
                 <w:bCs w:val="0"/>
                 <w:i w:val="0"/>
@@ -1233,7 +1244,7 @@
             </w:r>
             <w:r>
               <w:rPr>
-                <w:rFonts w:ascii="Times New Roman" w:hAnsi="Times New Roman" w:cs="Times New Roman"/>
+                <w:rFonts w:ascii="Times New Roman" w:hAnsi="Times New Roman"/>
                 <w:b w:val="0"/>
                 <w:bCs w:val="0"/>
                 <w:i w:val="0"/>
@@ -1245,7 +1256,7 @@
             </w:r>
             <w:r>
               <w:rPr>
-                <w:rFonts w:ascii="Times New Roman" w:hAnsi="Times New Roman" w:cs="Times New Roman"/>
+                <w:rFonts w:ascii="Times New Roman" w:hAnsi="Times New Roman"/>
                 <w:b w:val="0"/>
                 <w:bCs w:val="0"/>
                 <w:i w:val="0"/>
@@ -1258,7 +1269,7 @@
             </w:r>
             <w:r>
               <w:rPr>
-                <w:rFonts w:ascii="Times New Roman" w:hAnsi="Times New Roman" w:cs="Times New Roman"/>
+                <w:rFonts w:ascii="Times New Roman" w:hAnsi="Times New Roman"/>
                 <w:b w:val="0"/>
                 <w:bCs w:val="0"/>
                 <w:i w:val="0"/>
@@ -1271,7 +1282,7 @@
             </w:r>
             <w:r>
               <w:rPr>
-                <w:rFonts w:ascii="Times New Roman" w:hAnsi="Times New Roman" w:cs="Times New Roman"/>
+                <w:rFonts w:ascii="Times New Roman" w:hAnsi="Times New Roman"/>
                 <w:b w:val="0"/>
                 <w:bCs w:val="0"/>
                 <w:i w:val="0"/>
@@ -1291,7 +1302,7 @@
               <w:tab w:val="right" w:leader="dot" w:pos="11096"/>
             </w:tabs>
             <w:rPr>
-              <w:rFonts w:ascii="Times New Roman" w:hAnsi="Times New Roman" w:cs="Times New Roman"/>
+              <w:rFonts w:ascii="Times New Roman" w:hAnsi="Times New Roman"/>
               <w:b w:val="0"/>
               <w:bCs w:val="0"/>
               <w:i w:val="0"/>
@@ -1304,7 +1315,7 @@
             <w:r>
               <w:rPr>
                 <w:rStyle w:val="ae"/>
-                <w:rFonts w:ascii="Times New Roman" w:hAnsi="Times New Roman" w:cs="Times New Roman"/>
+                <w:rFonts w:ascii="Times New Roman" w:hAnsi="Times New Roman"/>
                 <w:b w:val="0"/>
                 <w:bCs w:val="0"/>
                 <w:i w:val="0"/>
@@ -1317,7 +1328,7 @@
             </w:r>
             <w:r>
               <w:rPr>
-                <w:rFonts w:ascii="Times New Roman" w:hAnsi="Times New Roman" w:cs="Times New Roman"/>
+                <w:rFonts w:ascii="Times New Roman" w:hAnsi="Times New Roman"/>
                 <w:b w:val="0"/>
                 <w:bCs w:val="0"/>
                 <w:i w:val="0"/>
@@ -1330,7 +1341,7 @@
             </w:r>
             <w:r>
               <w:rPr>
-                <w:rFonts w:ascii="Times New Roman" w:hAnsi="Times New Roman" w:cs="Times New Roman"/>
+                <w:rFonts w:ascii="Times New Roman" w:hAnsi="Times New Roman"/>
                 <w:b w:val="0"/>
                 <w:bCs w:val="0"/>
                 <w:i w:val="0"/>
@@ -1343,7 +1354,7 @@
             </w:r>
             <w:r>
               <w:rPr>
-                <w:rFonts w:ascii="Times New Roman" w:hAnsi="Times New Roman" w:cs="Times New Roman"/>
+                <w:rFonts w:ascii="Times New Roman" w:hAnsi="Times New Roman"/>
                 <w:b w:val="0"/>
                 <w:bCs w:val="0"/>
                 <w:i w:val="0"/>
@@ -1356,7 +1367,7 @@
             </w:r>
             <w:r>
               <w:rPr>
-                <w:rFonts w:ascii="Times New Roman" w:hAnsi="Times New Roman" w:cs="Times New Roman"/>
+                <w:rFonts w:ascii="Times New Roman" w:hAnsi="Times New Roman"/>
                 <w:b w:val="0"/>
                 <w:bCs w:val="0"/>
                 <w:i w:val="0"/>
@@ -1368,7 +1379,7 @@
             </w:r>
             <w:r>
               <w:rPr>
-                <w:rFonts w:ascii="Times New Roman" w:hAnsi="Times New Roman" w:cs="Times New Roman"/>
+                <w:rFonts w:ascii="Times New Roman" w:hAnsi="Times New Roman"/>
                 <w:b w:val="0"/>
                 <w:bCs w:val="0"/>
                 <w:i w:val="0"/>
@@ -1381,7 +1392,7 @@
             </w:r>
             <w:r>
               <w:rPr>
-                <w:rFonts w:ascii="Times New Roman" w:hAnsi="Times New Roman" w:cs="Times New Roman"/>
+                <w:rFonts w:ascii="Times New Roman" w:hAnsi="Times New Roman"/>
                 <w:b w:val="0"/>
                 <w:bCs w:val="0"/>
                 <w:i w:val="0"/>
@@ -1394,7 +1405,7 @@
             </w:r>
             <w:r>
               <w:rPr>
-                <w:rFonts w:ascii="Times New Roman" w:hAnsi="Times New Roman" w:cs="Times New Roman"/>
+                <w:rFonts w:ascii="Times New Roman" w:hAnsi="Times New Roman"/>
                 <w:b w:val="0"/>
                 <w:bCs w:val="0"/>
                 <w:i w:val="0"/>
@@ -1414,7 +1425,7 @@
               <w:tab w:val="right" w:leader="dot" w:pos="11096"/>
             </w:tabs>
             <w:rPr>
-              <w:rFonts w:ascii="Times New Roman" w:hAnsi="Times New Roman" w:cs="Times New Roman"/>
+              <w:rFonts w:ascii="Times New Roman" w:hAnsi="Times New Roman"/>
               <w:b w:val="0"/>
               <w:bCs w:val="0"/>
               <w:i w:val="0"/>
@@ -1427,7 +1438,7 @@
             <w:r>
               <w:rPr>
                 <w:rStyle w:val="ae"/>
-                <w:rFonts w:ascii="Times New Roman" w:hAnsi="Times New Roman" w:cs="Times New Roman"/>
+                <w:rFonts w:ascii="Times New Roman" w:hAnsi="Times New Roman"/>
                 <w:b w:val="0"/>
                 <w:bCs w:val="0"/>
                 <w:i w:val="0"/>
@@ -1440,7 +1451,7 @@
             </w:r>
             <w:r>
               <w:rPr>
-                <w:rFonts w:ascii="Times New Roman" w:hAnsi="Times New Roman" w:cs="Times New Roman"/>
+                <w:rFonts w:ascii="Times New Roman" w:hAnsi="Times New Roman"/>
                 <w:b w:val="0"/>
                 <w:bCs w:val="0"/>
                 <w:i w:val="0"/>
@@ -1453,7 +1464,7 @@
             </w:r>
             <w:r>
               <w:rPr>
-                <w:rFonts w:ascii="Times New Roman" w:hAnsi="Times New Roman" w:cs="Times New Roman"/>
+                <w:rFonts w:ascii="Times New Roman" w:hAnsi="Times New Roman"/>
                 <w:b w:val="0"/>
                 <w:bCs w:val="0"/>
                 <w:i w:val="0"/>
@@ -1466,7 +1477,7 @@
             </w:r>
             <w:r>
               <w:rPr>
-                <w:rFonts w:ascii="Times New Roman" w:hAnsi="Times New Roman" w:cs="Times New Roman"/>
+                <w:rFonts w:ascii="Times New Roman" w:hAnsi="Times New Roman"/>
                 <w:b w:val="0"/>
                 <w:bCs w:val="0"/>
                 <w:i w:val="0"/>
@@ -1479,7 +1490,7 @@
             </w:r>
             <w:r>
               <w:rPr>
-                <w:rFonts w:ascii="Times New Roman" w:hAnsi="Times New Roman" w:cs="Times New Roman"/>
+                <w:rFonts w:ascii="Times New Roman" w:hAnsi="Times New Roman"/>
                 <w:b w:val="0"/>
                 <w:bCs w:val="0"/>
                 <w:i w:val="0"/>
@@ -1491,7 +1502,7 @@
             </w:r>
             <w:r>
               <w:rPr>
-                <w:rFonts w:ascii="Times New Roman" w:hAnsi="Times New Roman" w:cs="Times New Roman"/>
+                <w:rFonts w:ascii="Times New Roman" w:hAnsi="Times New Roman"/>
                 <w:b w:val="0"/>
                 <w:bCs w:val="0"/>
                 <w:i w:val="0"/>
@@ -1504,7 +1515,7 @@
             </w:r>
             <w:r>
               <w:rPr>
-                <w:rFonts w:ascii="Times New Roman" w:hAnsi="Times New Roman" w:cs="Times New Roman"/>
+                <w:rFonts w:ascii="Times New Roman" w:hAnsi="Times New Roman"/>
                 <w:b w:val="0"/>
                 <w:bCs w:val="0"/>
                 <w:i w:val="0"/>
@@ -1517,7 +1528,7 @@
             </w:r>
             <w:r>
               <w:rPr>
-                <w:rFonts w:ascii="Times New Roman" w:hAnsi="Times New Roman" w:cs="Times New Roman"/>
+                <w:rFonts w:ascii="Times New Roman" w:hAnsi="Times New Roman"/>
                 <w:b w:val="0"/>
                 <w:bCs w:val="0"/>
                 <w:i w:val="0"/>
@@ -1537,7 +1548,7 @@
               <w:tab w:val="right" w:leader="dot" w:pos="11096"/>
             </w:tabs>
             <w:rPr>
-              <w:rFonts w:ascii="Times New Roman" w:hAnsi="Times New Roman" w:cs="Times New Roman"/>
+              <w:rFonts w:ascii="Times New Roman" w:hAnsi="Times New Roman"/>
               <w:b w:val="0"/>
               <w:bCs w:val="0"/>
               <w:i w:val="0"/>
@@ -1550,7 +1561,7 @@
             <w:r>
               <w:rPr>
                 <w:rStyle w:val="ae"/>
-                <w:rFonts w:ascii="Times New Roman" w:hAnsi="Times New Roman" w:cs="Times New Roman"/>
+                <w:rFonts w:ascii="Times New Roman" w:hAnsi="Times New Roman"/>
                 <w:b w:val="0"/>
                 <w:bCs w:val="0"/>
                 <w:i w:val="0"/>
@@ -1563,7 +1574,7 @@
             </w:r>
             <w:r>
               <w:rPr>
-                <w:rFonts w:ascii="Times New Roman" w:hAnsi="Times New Roman" w:cs="Times New Roman"/>
+                <w:rFonts w:ascii="Times New Roman" w:hAnsi="Times New Roman"/>
                 <w:b w:val="0"/>
                 <w:bCs w:val="0"/>
                 <w:i w:val="0"/>
@@ -1576,7 +1587,7 @@
             </w:r>
             <w:r>
               <w:rPr>
-                <w:rFonts w:ascii="Times New Roman" w:hAnsi="Times New Roman" w:cs="Times New Roman"/>
+                <w:rFonts w:ascii="Times New Roman" w:hAnsi="Times New Roman"/>
                 <w:b w:val="0"/>
                 <w:bCs w:val="0"/>
                 <w:i w:val="0"/>
@@ -1589,7 +1600,7 @@
             </w:r>
             <w:r>
               <w:rPr>
-                <w:rFonts w:ascii="Times New Roman" w:hAnsi="Times New Roman" w:cs="Times New Roman"/>
+                <w:rFonts w:ascii="Times New Roman" w:hAnsi="Times New Roman"/>
                 <w:b w:val="0"/>
                 <w:bCs w:val="0"/>
                 <w:i w:val="0"/>
@@ -1602,7 +1613,7 @@
             </w:r>
             <w:r>
               <w:rPr>
-                <w:rFonts w:ascii="Times New Roman" w:hAnsi="Times New Roman" w:cs="Times New Roman"/>
+                <w:rFonts w:ascii="Times New Roman" w:hAnsi="Times New Roman"/>
                 <w:b w:val="0"/>
                 <w:bCs w:val="0"/>
                 <w:i w:val="0"/>
@@ -1614,7 +1625,7 @@
             </w:r>
             <w:r>
               <w:rPr>
-                <w:rFonts w:ascii="Times New Roman" w:hAnsi="Times New Roman" w:cs="Times New Roman"/>
+                <w:rFonts w:ascii="Times New Roman" w:hAnsi="Times New Roman"/>
                 <w:b w:val="0"/>
                 <w:bCs w:val="0"/>
                 <w:i w:val="0"/>
@@ -1627,7 +1638,7 @@
             </w:r>
             <w:r>
               <w:rPr>
-                <w:rFonts w:ascii="Times New Roman" w:hAnsi="Times New Roman" w:cs="Times New Roman"/>
+                <w:rFonts w:ascii="Times New Roman" w:hAnsi="Times New Roman"/>
                 <w:b w:val="0"/>
                 <w:bCs w:val="0"/>
                 <w:i w:val="0"/>
@@ -1640,7 +1651,7 @@
             </w:r>
             <w:r>
               <w:rPr>
-                <w:rFonts w:ascii="Times New Roman" w:hAnsi="Times New Roman" w:cs="Times New Roman"/>
+                <w:rFonts w:ascii="Times New Roman" w:hAnsi="Times New Roman"/>
                 <w:b w:val="0"/>
                 <w:bCs w:val="0"/>
                 <w:i w:val="0"/>
@@ -1660,7 +1671,7 @@
               <w:tab w:val="right" w:leader="dot" w:pos="11096"/>
             </w:tabs>
             <w:rPr>
-              <w:rFonts w:ascii="Times New Roman" w:hAnsi="Times New Roman" w:cs="Times New Roman"/>
+              <w:rFonts w:ascii="Times New Roman" w:hAnsi="Times New Roman"/>
               <w:b w:val="0"/>
               <w:bCs w:val="0"/>
               <w:i w:val="0"/>
@@ -1672,7 +1683,7 @@
             <w:r>
               <w:rPr>
                 <w:rStyle w:val="ae"/>
-                <w:rFonts w:ascii="Times New Roman" w:hAnsi="Times New Roman" w:cs="Times New Roman"/>
+                <w:rFonts w:ascii="Times New Roman" w:hAnsi="Times New Roman"/>
                 <w:b w:val="0"/>
                 <w:bCs w:val="0"/>
                 <w:i w:val="0"/>
@@ -1684,7 +1695,7 @@
             </w:r>
             <w:r>
               <w:rPr>
-                <w:rFonts w:ascii="Times New Roman" w:hAnsi="Times New Roman" w:cs="Times New Roman"/>
+                <w:rFonts w:ascii="Times New Roman" w:hAnsi="Times New Roman"/>
                 <w:b w:val="0"/>
                 <w:bCs w:val="0"/>
                 <w:i w:val="0"/>
@@ -1696,7 +1707,7 @@
             </w:r>
             <w:r>
               <w:rPr>
-                <w:rFonts w:ascii="Times New Roman" w:hAnsi="Times New Roman" w:cs="Times New Roman"/>
+                <w:rFonts w:ascii="Times New Roman" w:hAnsi="Times New Roman"/>
                 <w:b w:val="0"/>
                 <w:bCs w:val="0"/>
                 <w:i w:val="0"/>
@@ -1708,7 +1719,7 @@
             </w:r>
             <w:r>
               <w:rPr>
-                <w:rFonts w:ascii="Times New Roman" w:hAnsi="Times New Roman" w:cs="Times New Roman"/>
+                <w:rFonts w:ascii="Times New Roman" w:hAnsi="Times New Roman"/>
                 <w:b w:val="0"/>
                 <w:bCs w:val="0"/>
                 <w:i w:val="0"/>
@@ -1720,7 +1731,7 @@
             </w:r>
             <w:r>
               <w:rPr>
-                <w:rFonts w:ascii="Times New Roman" w:hAnsi="Times New Roman" w:cs="Times New Roman"/>
+                <w:rFonts w:ascii="Times New Roman" w:hAnsi="Times New Roman"/>
                 <w:b w:val="0"/>
                 <w:bCs w:val="0"/>
                 <w:i w:val="0"/>
@@ -1731,7 +1742,7 @@
             </w:r>
             <w:r>
               <w:rPr>
-                <w:rFonts w:ascii="Times New Roman" w:hAnsi="Times New Roman" w:cs="Times New Roman"/>
+                <w:rFonts w:ascii="Times New Roman" w:hAnsi="Times New Roman"/>
                 <w:b w:val="0"/>
                 <w:bCs w:val="0"/>
                 <w:i w:val="0"/>
@@ -1743,7 +1754,7 @@
             </w:r>
             <w:r>
               <w:rPr>
-                <w:rFonts w:ascii="Times New Roman" w:hAnsi="Times New Roman" w:cs="Times New Roman"/>
+                <w:rFonts w:ascii="Times New Roman" w:hAnsi="Times New Roman"/>
                 <w:b w:val="0"/>
                 <w:bCs w:val="0"/>
                 <w:i w:val="0"/>
@@ -1755,7 +1766,7 @@
             </w:r>
             <w:r>
               <w:rPr>
-                <w:rFonts w:ascii="Times New Roman" w:hAnsi="Times New Roman" w:cs="Times New Roman"/>
+                <w:rFonts w:ascii="Times New Roman" w:hAnsi="Times New Roman"/>
                 <w:b w:val="0"/>
                 <w:bCs w:val="0"/>
                 <w:i w:val="0"/>
@@ -1774,108 +1785,117 @@
               <w:tab w:val="right" w:leader="dot" w:pos="11096"/>
             </w:tabs>
             <w:rPr>
-              <w:rFonts w:ascii="Times New Roman" w:hAnsi="Times New Roman" w:cs="Times New Roman"/>
+              <w:rFonts w:ascii="Times New Roman" w:hAnsi="Times New Roman"/>
               <w:b w:val="0"/>
               <w:bCs w:val="0"/>
               <w:i w:val="0"/>
               <w:iCs w:val="0"/>
               <w:noProof/>
+              <w:color w:val="E97132" w:themeColor="accent2"/>
             </w:rPr>
           </w:pPr>
           <w:hyperlink w:anchor="_Toc218878374" w:history="1">
             <w:r>
               <w:rPr>
                 <w:rStyle w:val="ae"/>
-                <w:rFonts w:ascii="Times New Roman" w:hAnsi="Times New Roman" w:cs="Times New Roman"/>
+                <w:rFonts w:ascii="Times New Roman" w:hAnsi="Times New Roman"/>
                 <w:b w:val="0"/>
                 <w:bCs w:val="0"/>
                 <w:i w:val="0"/>
                 <w:iCs w:val="0"/>
                 <w:noProof/>
+                <w:color w:val="E97132" w:themeColor="accent2"/>
                 <w:lang w:val="ru-RU"/>
               </w:rPr>
               <w:t>15. Восстановление баз данных в различных ситуациях.</w:t>
             </w:r>
             <w:r>
               <w:rPr>
-                <w:rFonts w:ascii="Times New Roman" w:hAnsi="Times New Roman" w:cs="Times New Roman"/>
+                <w:rFonts w:ascii="Times New Roman" w:hAnsi="Times New Roman"/>
                 <w:b w:val="0"/>
                 <w:bCs w:val="0"/>
                 <w:i w:val="0"/>
                 <w:iCs w:val="0"/>
                 <w:noProof/>
                 <w:webHidden/>
+                <w:color w:val="E97132" w:themeColor="accent2"/>
               </w:rPr>
               <w:tab/>
             </w:r>
             <w:r>
               <w:rPr>
-                <w:rFonts w:ascii="Times New Roman" w:hAnsi="Times New Roman" w:cs="Times New Roman"/>
+                <w:rFonts w:ascii="Times New Roman" w:hAnsi="Times New Roman"/>
                 <w:b w:val="0"/>
                 <w:bCs w:val="0"/>
                 <w:i w:val="0"/>
                 <w:iCs w:val="0"/>
                 <w:noProof/>
                 <w:webHidden/>
+                <w:color w:val="E97132" w:themeColor="accent2"/>
               </w:rPr>
               <w:fldChar w:fldCharType="begin"/>
             </w:r>
             <w:r>
               <w:rPr>
-                <w:rFonts w:ascii="Times New Roman" w:hAnsi="Times New Roman" w:cs="Times New Roman"/>
+                <w:rFonts w:ascii="Times New Roman" w:hAnsi="Times New Roman"/>
                 <w:b w:val="0"/>
                 <w:bCs w:val="0"/>
                 <w:i w:val="0"/>
                 <w:iCs w:val="0"/>
                 <w:noProof/>
                 <w:webHidden/>
+                <w:color w:val="E97132" w:themeColor="accent2"/>
               </w:rPr>
               <w:instrText xml:space="preserve"> PAGEREF _Toc218878374 \h </w:instrText>
             </w:r>
             <w:r>
               <w:rPr>
-                <w:rFonts w:ascii="Times New Roman" w:hAnsi="Times New Roman" w:cs="Times New Roman"/>
+                <w:rFonts w:ascii="Times New Roman" w:hAnsi="Times New Roman"/>
                 <w:b w:val="0"/>
                 <w:bCs w:val="0"/>
                 <w:i w:val="0"/>
                 <w:iCs w:val="0"/>
                 <w:noProof/>
                 <w:webHidden/>
-              </w:rPr>
-            </w:r>
-            <w:r>
-              <w:rPr>
-                <w:rFonts w:ascii="Times New Roman" w:hAnsi="Times New Roman" w:cs="Times New Roman"/>
+                <w:color w:val="E97132" w:themeColor="accent2"/>
+              </w:rPr>
+            </w:r>
+            <w:r>
+              <w:rPr>
+                <w:rFonts w:ascii="Times New Roman" w:hAnsi="Times New Roman"/>
                 <w:b w:val="0"/>
                 <w:bCs w:val="0"/>
                 <w:i w:val="0"/>
                 <w:iCs w:val="0"/>
                 <w:noProof/>
                 <w:webHidden/>
+                <w:color w:val="E97132" w:themeColor="accent2"/>
               </w:rPr>
               <w:fldChar w:fldCharType="separate"/>
             </w:r>
             <w:r>
               <w:rPr>
-                <w:rFonts w:ascii="Times New Roman" w:hAnsi="Times New Roman" w:cs="Times New Roman"/>
+                <w:rFonts w:ascii="Times New Roman" w:hAnsi="Times New Roman"/>
                 <w:b w:val="0"/>
                 <w:bCs w:val="0"/>
                 <w:i w:val="0"/>
                 <w:iCs w:val="0"/>
                 <w:noProof/>
                 <w:webHidden/>
+                <w:color w:val="E97132" w:themeColor="accent2"/>
               </w:rPr>
               <w:t>17</w:t>
             </w:r>
             <w:r>
               <w:rPr>
-                <w:rFonts w:ascii="Times New Roman" w:hAnsi="Times New Roman" w:cs="Times New Roman"/>
+                <w:rFonts w:ascii="Times New Roman" w:hAnsi="Times New Roman"/>
                 <w:b w:val="0"/>
                 <w:bCs w:val="0"/>
                 <w:i w:val="0"/>
                 <w:iCs w:val="0"/>
                 <w:noProof/>
                 <w:webHidden/>
+                <w:color w:val="E97132" w:themeColor="accent2"/>
               </w:rPr>
               <w:fldChar w:fldCharType="end"/>
             </w:r>
@@ -1888,7 +1908,7 @@
               <w:tab w:val="right" w:leader="dot" w:pos="11096"/>
             </w:tabs>
             <w:rPr>
-              <w:rFonts w:ascii="Times New Roman" w:hAnsi="Times New Roman" w:cs="Times New Roman"/>
+              <w:rFonts w:ascii="Times New Roman" w:hAnsi="Times New Roman"/>
               <w:b w:val="0"/>
               <w:bCs w:val="0"/>
               <w:i w:val="0"/>
@@ -1901,7 +1921,7 @@
             <w:r>
               <w:rPr>
                 <w:rStyle w:val="ae"/>
-                <w:rFonts w:ascii="Times New Roman" w:hAnsi="Times New Roman" w:cs="Times New Roman"/>
+                <w:rFonts w:ascii="Times New Roman" w:hAnsi="Times New Roman"/>
                 <w:b w:val="0"/>
                 <w:bCs w:val="0"/>
                 <w:i w:val="0"/>
@@ -1914,7 +1934,7 @@
             </w:r>
             <w:r>
               <w:rPr>
-                <w:rFonts w:ascii="Times New Roman" w:hAnsi="Times New Roman" w:cs="Times New Roman"/>
+                <w:rFonts w:ascii="Times New Roman" w:hAnsi="Times New Roman"/>
                 <w:b w:val="0"/>
                 <w:bCs w:val="0"/>
                 <w:i w:val="0"/>
@@ -1927,7 +1947,7 @@
             </w:r>
             <w:r>
               <w:rPr>
-                <w:rFonts w:ascii="Times New Roman" w:hAnsi="Times New Roman" w:cs="Times New Roman"/>
+                <w:rFonts w:ascii="Times New Roman" w:hAnsi="Times New Roman"/>
                 <w:b w:val="0"/>
                 <w:bCs w:val="0"/>
                 <w:i w:val="0"/>
@@ -1940,7 +1960,7 @@
             </w:r>
             <w:r>
               <w:rPr>
-                <w:rFonts w:ascii="Times New Roman" w:hAnsi="Times New Roman" w:cs="Times New Roman"/>
+                <w:rFonts w:ascii="Times New Roman" w:hAnsi="Times New Roman"/>
                 <w:b w:val="0"/>
                 <w:bCs w:val="0"/>
                 <w:i w:val="0"/>
@@ -1953,7 +1973,7 @@
             </w:r>
             <w:r>
               <w:rPr>
-                <w:rFonts w:ascii="Times New Roman" w:hAnsi="Times New Roman" w:cs="Times New Roman"/>
+                <w:rFonts w:ascii="Times New Roman" w:hAnsi="Times New Roman"/>
                 <w:b w:val="0"/>
                 <w:bCs w:val="0"/>
                 <w:i w:val="0"/>
@@ -1965,7 +1985,7 @@
             </w:r>
             <w:r>
               <w:rPr>
-                <w:rFonts w:ascii="Times New Roman" w:hAnsi="Times New Roman" w:cs="Times New Roman"/>
+                <w:rFonts w:ascii="Times New Roman" w:hAnsi="Times New Roman"/>
                 <w:b w:val="0"/>
                 <w:bCs w:val="0"/>
                 <w:i w:val="0"/>
@@ -1978,7 +1998,7 @@
             </w:r>
             <w:r>
               <w:rPr>
-                <w:rFonts w:ascii="Times New Roman" w:hAnsi="Times New Roman" w:cs="Times New Roman"/>
+                <w:rFonts w:ascii="Times New Roman" w:hAnsi="Times New Roman"/>
                 <w:b w:val="0"/>
                 <w:bCs w:val="0"/>
                 <w:i w:val="0"/>
@@ -1991,7 +2011,7 @@
             </w:r>
             <w:r>
               <w:rPr>
-                <w:rFonts w:ascii="Times New Roman" w:hAnsi="Times New Roman" w:cs="Times New Roman"/>
+                <w:rFonts w:ascii="Times New Roman" w:hAnsi="Times New Roman"/>
                 <w:b w:val="0"/>
                 <w:bCs w:val="0"/>
                 <w:i w:val="0"/>
@@ -2011,7 +2031,7 @@
               <w:tab w:val="right" w:leader="dot" w:pos="11096"/>
             </w:tabs>
             <w:rPr>
-              <w:rFonts w:ascii="Times New Roman" w:hAnsi="Times New Roman" w:cs="Times New Roman"/>
+              <w:rFonts w:ascii="Times New Roman" w:hAnsi="Times New Roman"/>
               <w:b w:val="0"/>
               <w:bCs w:val="0"/>
               <w:i w:val="0"/>
@@ -2024,7 +2044,7 @@
             <w:r>
               <w:rPr>
                 <w:rStyle w:val="ae"/>
-                <w:rFonts w:ascii="Times New Roman" w:hAnsi="Times New Roman" w:cs="Times New Roman"/>
+                <w:rFonts w:ascii="Times New Roman" w:hAnsi="Times New Roman"/>
                 <w:b w:val="0"/>
                 <w:bCs w:val="0"/>
                 <w:i w:val="0"/>
@@ -2037,7 +2057,7 @@
             </w:r>
             <w:r>
               <w:rPr>
-                <w:rFonts w:ascii="Times New Roman" w:hAnsi="Times New Roman" w:cs="Times New Roman"/>
+                <w:rFonts w:ascii="Times New Roman" w:hAnsi="Times New Roman"/>
                 <w:b w:val="0"/>
                 <w:bCs w:val="0"/>
                 <w:i w:val="0"/>
@@ -2050,7 +2070,7 @@
             </w:r>
             <w:r>
               <w:rPr>
-                <w:rFonts w:ascii="Times New Roman" w:hAnsi="Times New Roman" w:cs="Times New Roman"/>
+                <w:rFonts w:ascii="Times New Roman" w:hAnsi="Times New Roman"/>
                 <w:b w:val="0"/>
                 <w:bCs w:val="0"/>
                 <w:i w:val="0"/>
@@ -2063,7 +2083,7 @@
             </w:r>
             <w:r>
               <w:rPr>
-                <w:rFonts w:ascii="Times New Roman" w:hAnsi="Times New Roman" w:cs="Times New Roman"/>
+                <w:rFonts w:ascii="Times New Roman" w:hAnsi="Times New Roman"/>
                 <w:b w:val="0"/>
                 <w:bCs w:val="0"/>
                 <w:i w:val="0"/>
@@ -2076,7 +2096,7 @@
             </w:r>
             <w:r>
               <w:rPr>
-                <w:rFonts w:ascii="Times New Roman" w:hAnsi="Times New Roman" w:cs="Times New Roman"/>
+                <w:rFonts w:ascii="Times New Roman" w:hAnsi="Times New Roman"/>
                 <w:b w:val="0"/>
                 <w:bCs w:val="0"/>
                 <w:i w:val="0"/>
@@ -2088,7 +2108,7 @@
             </w:r>
             <w:r>
               <w:rPr>
-                <w:rFonts w:ascii="Times New Roman" w:hAnsi="Times New Roman" w:cs="Times New Roman"/>
+                <w:rFonts w:ascii="Times New Roman" w:hAnsi="Times New Roman"/>
                 <w:b w:val="0"/>
                 <w:bCs w:val="0"/>
                 <w:i w:val="0"/>
@@ -2101,7 +2121,7 @@
             </w:r>
             <w:r>
               <w:rPr>
-                <w:rFonts w:ascii="Times New Roman" w:hAnsi="Times New Roman" w:cs="Times New Roman"/>
+                <w:rFonts w:ascii="Times New Roman" w:hAnsi="Times New Roman"/>
                 <w:b w:val="0"/>
                 <w:bCs w:val="0"/>
                 <w:i w:val="0"/>
@@ -2114,7 +2134,7 @@
             </w:r>
             <w:r>
               <w:rPr>
-                <w:rFonts w:ascii="Times New Roman" w:hAnsi="Times New Roman" w:cs="Times New Roman"/>
+                <w:rFonts w:ascii="Times New Roman" w:hAnsi="Times New Roman"/>
                 <w:b w:val="0"/>
                 <w:bCs w:val="0"/>
                 <w:i w:val="0"/>
@@ -2134,7 +2154,7 @@
               <w:tab w:val="right" w:leader="dot" w:pos="11096"/>
             </w:tabs>
             <w:rPr>
-              <w:rFonts w:ascii="Times New Roman" w:hAnsi="Times New Roman" w:cs="Times New Roman"/>
+              <w:rFonts w:ascii="Times New Roman" w:hAnsi="Times New Roman"/>
               <w:b w:val="0"/>
               <w:bCs w:val="0"/>
               <w:i w:val="0"/>
@@ -2147,7 +2167,7 @@
             <w:r>
               <w:rPr>
                 <w:rStyle w:val="ae"/>
-                <w:rFonts w:ascii="Times New Roman" w:hAnsi="Times New Roman" w:cs="Times New Roman"/>
+                <w:rFonts w:ascii="Times New Roman" w:hAnsi="Times New Roman"/>
                 <w:b w:val="0"/>
                 <w:bCs w:val="0"/>
                 <w:i w:val="0"/>
@@ -2160,7 +2180,7 @@
             </w:r>
             <w:r>
               <w:rPr>
-                <w:rFonts w:ascii="Times New Roman" w:hAnsi="Times New Roman" w:cs="Times New Roman"/>
+                <w:rFonts w:ascii="Times New Roman" w:hAnsi="Times New Roman"/>
                 <w:b w:val="0"/>
                 <w:bCs w:val="0"/>
                 <w:i w:val="0"/>
@@ -2173,7 +2193,7 @@
             </w:r>
             <w:r>
               <w:rPr>
-                <w:rFonts w:ascii="Times New Roman" w:hAnsi="Times New Roman" w:cs="Times New Roman"/>
+                <w:rFonts w:ascii="Times New Roman" w:hAnsi="Times New Roman"/>
                 <w:b w:val="0"/>
                 <w:bCs w:val="0"/>
                 <w:i w:val="0"/>
@@ -2186,7 +2206,7 @@
             </w:r>
             <w:r>
               <w:rPr>
-                <w:rFonts w:ascii="Times New Roman" w:hAnsi="Times New Roman" w:cs="Times New Roman"/>
+                <w:rFonts w:ascii="Times New Roman" w:hAnsi="Times New Roman"/>
                 <w:b w:val="0"/>
                 <w:bCs w:val="0"/>
                 <w:i w:val="0"/>
@@ -2199,7 +2219,7 @@
             </w:r>
             <w:r>
               <w:rPr>
-                <w:rFonts w:ascii="Times New Roman" w:hAnsi="Times New Roman" w:cs="Times New Roman"/>
+                <w:rFonts w:ascii="Times New Roman" w:hAnsi="Times New Roman"/>
                 <w:b w:val="0"/>
                 <w:bCs w:val="0"/>
                 <w:i w:val="0"/>
@@ -2211,7 +2231,7 @@
             </w:r>
             <w:r>
               <w:rPr>
-                <w:rFonts w:ascii="Times New Roman" w:hAnsi="Times New Roman" w:cs="Times New Roman"/>
+                <w:rFonts w:ascii="Times New Roman" w:hAnsi="Times New Roman"/>
                 <w:b w:val="0"/>
                 <w:bCs w:val="0"/>
                 <w:i w:val="0"/>
@@ -2224,7 +2244,7 @@
             </w:r>
             <w:r>
               <w:rPr>
-                <w:rFonts w:ascii="Times New Roman" w:hAnsi="Times New Roman" w:cs="Times New Roman"/>
+                <w:rFonts w:ascii="Times New Roman" w:hAnsi="Times New Roman"/>
                 <w:b w:val="0"/>
                 <w:bCs w:val="0"/>
                 <w:i w:val="0"/>
@@ -2237,7 +2257,7 @@
             </w:r>
             <w:r>
               <w:rPr>
-                <w:rFonts w:ascii="Times New Roman" w:hAnsi="Times New Roman" w:cs="Times New Roman"/>
+                <w:rFonts w:ascii="Times New Roman" w:hAnsi="Times New Roman"/>
                 <w:b w:val="0"/>
                 <w:bCs w:val="0"/>
                 <w:i w:val="0"/>
@@ -2257,7 +2277,7 @@
               <w:tab w:val="right" w:leader="dot" w:pos="11096"/>
             </w:tabs>
             <w:rPr>
-              <w:rFonts w:ascii="Times New Roman" w:hAnsi="Times New Roman" w:cs="Times New Roman"/>
+              <w:rFonts w:ascii="Times New Roman" w:hAnsi="Times New Roman"/>
               <w:b w:val="0"/>
               <w:bCs w:val="0"/>
               <w:i w:val="0"/>
@@ -2270,7 +2290,7 @@
             <w:r>
               <w:rPr>
                 <w:rStyle w:val="ae"/>
-                <w:rFonts w:ascii="Times New Roman" w:hAnsi="Times New Roman" w:cs="Times New Roman"/>
+                <w:rFonts w:ascii="Times New Roman" w:hAnsi="Times New Roman"/>
                 <w:b w:val="0"/>
                 <w:bCs w:val="0"/>
                 <w:i w:val="0"/>
@@ -2283,7 +2303,7 @@
             </w:r>
             <w:r>
               <w:rPr>
-                <w:rFonts w:ascii="Times New Roman" w:hAnsi="Times New Roman" w:cs="Times New Roman"/>
+                <w:rFonts w:ascii="Times New Roman" w:hAnsi="Times New Roman"/>
                 <w:b w:val="0"/>
                 <w:bCs w:val="0"/>
                 <w:i w:val="0"/>
@@ -2296,7 +2316,7 @@
             </w:r>
             <w:r>
               <w:rPr>
-                <w:rFonts w:ascii="Times New Roman" w:hAnsi="Times New Roman" w:cs="Times New Roman"/>
+                <w:rFonts w:ascii="Times New Roman" w:hAnsi="Times New Roman"/>
                 <w:b w:val="0"/>
                 <w:bCs w:val="0"/>
                 <w:i w:val="0"/>
@@ -2309,7 +2329,7 @@
             </w:r>
             <w:r>
               <w:rPr>
-                <w:rFonts w:ascii="Times New Roman" w:hAnsi="Times New Roman" w:cs="Times New Roman"/>
+                <w:rFonts w:ascii="Times New Roman" w:hAnsi="Times New Roman"/>
                 <w:b w:val="0"/>
                 <w:bCs w:val="0"/>
                 <w:i w:val="0"/>
@@ -2322,7 +2342,7 @@
             </w:r>
             <w:r>
               <w:rPr>
-                <w:rFonts w:ascii="Times New Roman" w:hAnsi="Times New Roman" w:cs="Times New Roman"/>
+                <w:rFonts w:ascii="Times New Roman" w:hAnsi="Times New Roman"/>
                 <w:b w:val="0"/>
                 <w:bCs w:val="0"/>
                 <w:i w:val="0"/>
@@ -2334,7 +2354,7 @@
             </w:r>
             <w:r>
               <w:rPr>
-                <w:rFonts w:ascii="Times New Roman" w:hAnsi="Times New Roman" w:cs="Times New Roman"/>
+                <w:rFonts w:ascii="Times New Roman" w:hAnsi="Times New Roman"/>
                 <w:b w:val="0"/>
                 <w:bCs w:val="0"/>
                 <w:i w:val="0"/>
@@ -2347,7 +2367,7 @@
             </w:r>
             <w:r>
               <w:rPr>
-                <w:rFonts w:ascii="Times New Roman" w:hAnsi="Times New Roman" w:cs="Times New Roman"/>
+                <w:rFonts w:ascii="Times New Roman" w:hAnsi="Times New Roman"/>
                 <w:b w:val="0"/>
                 <w:bCs w:val="0"/>
                 <w:i w:val="0"/>
@@ -2360,7 +2380,7 @@
             </w:r>
             <w:r>
               <w:rPr>
-                <w:rFonts w:ascii="Times New Roman" w:hAnsi="Times New Roman" w:cs="Times New Roman"/>
+                <w:rFonts w:ascii="Times New Roman" w:hAnsi="Times New Roman"/>
                 <w:b w:val="0"/>
                 <w:bCs w:val="0"/>
                 <w:i w:val="0"/>
@@ -2380,7 +2400,7 @@
               <w:tab w:val="right" w:leader="dot" w:pos="11096"/>
             </w:tabs>
             <w:rPr>
-              <w:rFonts w:ascii="Times New Roman" w:hAnsi="Times New Roman" w:cs="Times New Roman"/>
+              <w:rFonts w:ascii="Times New Roman" w:hAnsi="Times New Roman"/>
               <w:b w:val="0"/>
               <w:bCs w:val="0"/>
               <w:i w:val="0"/>
@@ -2393,7 +2413,7 @@
             <w:r>
               <w:rPr>
                 <w:rStyle w:val="ae"/>
-                <w:rFonts w:ascii="Times New Roman" w:hAnsi="Times New Roman" w:cs="Times New Roman"/>
+                <w:rFonts w:ascii="Times New Roman" w:hAnsi="Times New Roman"/>
                 <w:b w:val="0"/>
                 <w:bCs w:val="0"/>
                 <w:i w:val="0"/>
@@ -2406,7 +2426,7 @@
             </w:r>
             <w:r>
               <w:rPr>
-                <w:rFonts w:ascii="Times New Roman" w:hAnsi="Times New Roman" w:cs="Times New Roman"/>
+                <w:rFonts w:ascii="Times New Roman" w:hAnsi="Times New Roman"/>
                 <w:b w:val="0"/>
                 <w:bCs w:val="0"/>
                 <w:i w:val="0"/>
@@ -2419,7 +2439,7 @@
             </w:r>
             <w:r>
               <w:rPr>
-                <w:rFonts w:ascii="Times New Roman" w:hAnsi="Times New Roman" w:cs="Times New Roman"/>
+                <w:rFonts w:ascii="Times New Roman" w:hAnsi="Times New Roman"/>
                 <w:b w:val="0"/>
                 <w:bCs w:val="0"/>
                 <w:i w:val="0"/>
@@ -2432,7 +2452,7 @@
             </w:r>
             <w:r>
               <w:rPr>
-                <w:rFonts w:ascii="Times New Roman" w:hAnsi="Times New Roman" w:cs="Times New Roman"/>
+                <w:rFonts w:ascii="Times New Roman" w:hAnsi="Times New Roman"/>
                 <w:b w:val="0"/>
                 <w:bCs w:val="0"/>
                 <w:i w:val="0"/>
@@ -2445,7 +2465,7 @@
             </w:r>
             <w:r>
               <w:rPr>
-                <w:rFonts w:ascii="Times New Roman" w:hAnsi="Times New Roman" w:cs="Times New Roman"/>
+                <w:rFonts w:ascii="Times New Roman" w:hAnsi="Times New Roman"/>
                 <w:b w:val="0"/>
                 <w:bCs w:val="0"/>
                 <w:i w:val="0"/>
@@ -2457,7 +2477,7 @@
             </w:r>
             <w:r>
               <w:rPr>
-                <w:rFonts w:ascii="Times New Roman" w:hAnsi="Times New Roman" w:cs="Times New Roman"/>
+                <w:rFonts w:ascii="Times New Roman" w:hAnsi="Times New Roman"/>
                 <w:b w:val="0"/>
                 <w:bCs w:val="0"/>
                 <w:i w:val="0"/>
@@ -2470,7 +2490,7 @@
             </w:r>
             <w:r>
               <w:rPr>
-                <w:rFonts w:ascii="Times New Roman" w:hAnsi="Times New Roman" w:cs="Times New Roman"/>
+                <w:rFonts w:ascii="Times New Roman" w:hAnsi="Times New Roman"/>
                 <w:b w:val="0"/>
                 <w:bCs w:val="0"/>
                 <w:i w:val="0"/>
@@ -2483,7 +2503,7 @@
             </w:r>
             <w:r>
               <w:rPr>
-                <w:rFonts w:ascii="Times New Roman" w:hAnsi="Times New Roman" w:cs="Times New Roman"/>
+                <w:rFonts w:ascii="Times New Roman" w:hAnsi="Times New Roman"/>
                 <w:b w:val="0"/>
                 <w:bCs w:val="0"/>
                 <w:i w:val="0"/>
@@ -2503,7 +2523,7 @@
               <w:tab w:val="right" w:leader="dot" w:pos="11096"/>
             </w:tabs>
             <w:rPr>
-              <w:rFonts w:ascii="Times New Roman" w:hAnsi="Times New Roman" w:cs="Times New Roman"/>
+              <w:rFonts w:ascii="Times New Roman" w:hAnsi="Times New Roman"/>
               <w:b w:val="0"/>
               <w:bCs w:val="0"/>
               <w:i w:val="0"/>
@@ -2516,7 +2536,7 @@
             <w:r>
               <w:rPr>
                 <w:rStyle w:val="ae"/>
-                <w:rFonts w:ascii="Times New Roman" w:hAnsi="Times New Roman" w:cs="Times New Roman"/>
+                <w:rFonts w:ascii="Times New Roman" w:hAnsi="Times New Roman"/>
                 <w:b w:val="0"/>
                 <w:bCs w:val="0"/>
                 <w:i w:val="0"/>
@@ -2529,7 +2549,7 @@
             </w:r>
             <w:r>
               <w:rPr>
-                <w:rFonts w:ascii="Times New Roman" w:hAnsi="Times New Roman" w:cs="Times New Roman"/>
+                <w:rFonts w:ascii="Times New Roman" w:hAnsi="Times New Roman"/>
                 <w:b w:val="0"/>
                 <w:bCs w:val="0"/>
                 <w:i w:val="0"/>
@@ -2542,7 +2562,7 @@
             </w:r>
             <w:r>
               <w:rPr>
-                <w:rFonts w:ascii="Times New Roman" w:hAnsi="Times New Roman" w:cs="Times New Roman"/>
+                <w:rFonts w:ascii="Times New Roman" w:hAnsi="Times New Roman"/>
                 <w:b w:val="0"/>
                 <w:bCs w:val="0"/>
                 <w:i w:val="0"/>
@@ -2555,7 +2575,7 @@
             </w:r>
             <w:r>
               <w:rPr>
-                <w:rFonts w:ascii="Times New Roman" w:hAnsi="Times New Roman" w:cs="Times New Roman"/>
+                <w:rFonts w:ascii="Times New Roman" w:hAnsi="Times New Roman"/>
                 <w:b w:val="0"/>
                 <w:bCs w:val="0"/>
                 <w:i w:val="0"/>
@@ -2568,7 +2588,7 @@
             </w:r>
             <w:r>
               <w:rPr>
-                <w:rFonts w:ascii="Times New Roman" w:hAnsi="Times New Roman" w:cs="Times New Roman"/>
+                <w:rFonts w:ascii="Times New Roman" w:hAnsi="Times New Roman"/>
                 <w:b w:val="0"/>
                 <w:bCs w:val="0"/>
                 <w:i w:val="0"/>
@@ -2580,7 +2600,7 @@
             </w:r>
             <w:r>
               <w:rPr>
-                <w:rFonts w:ascii="Times New Roman" w:hAnsi="Times New Roman" w:cs="Times New Roman"/>
+                <w:rFonts w:ascii="Times New Roman" w:hAnsi="Times New Roman"/>
                 <w:b w:val="0"/>
                 <w:bCs w:val="0"/>
                 <w:i w:val="0"/>
@@ -2593,7 +2613,7 @@
             </w:r>
             <w:r>
               <w:rPr>
-                <w:rFonts w:ascii="Times New Roman" w:hAnsi="Times New Roman" w:cs="Times New Roman"/>
+                <w:rFonts w:ascii="Times New Roman" w:hAnsi="Times New Roman"/>
                 <w:b w:val="0"/>
                 <w:bCs w:val="0"/>
                 <w:i w:val="0"/>
@@ -2606,7 +2626,7 @@
             </w:r>
             <w:r>
               <w:rPr>
-                <w:rFonts w:ascii="Times New Roman" w:hAnsi="Times New Roman" w:cs="Times New Roman"/>
+                <w:rFonts w:ascii="Times New Roman" w:hAnsi="Times New Roman"/>
                 <w:b w:val="0"/>
                 <w:bCs w:val="0"/>
                 <w:i w:val="0"/>
@@ -2626,7 +2646,7 @@
               <w:tab w:val="right" w:leader="dot" w:pos="11096"/>
             </w:tabs>
             <w:rPr>
-              <w:rFonts w:ascii="Times New Roman" w:hAnsi="Times New Roman" w:cs="Times New Roman"/>
+              <w:rFonts w:ascii="Times New Roman" w:hAnsi="Times New Roman"/>
               <w:b w:val="0"/>
               <w:bCs w:val="0"/>
               <w:i w:val="0"/>
@@ -2639,7 +2659,7 @@
             <w:r>
               <w:rPr>
                 <w:rStyle w:val="ae"/>
-                <w:rFonts w:ascii="Times New Roman" w:hAnsi="Times New Roman" w:cs="Times New Roman"/>
+                <w:rFonts w:ascii="Times New Roman" w:hAnsi="Times New Roman"/>
                 <w:b w:val="0"/>
                 <w:bCs w:val="0"/>
                 <w:i w:val="0"/>
@@ -2652,7 +2672,7 @@
             </w:r>
             <w:r>
               <w:rPr>
-                <w:rFonts w:ascii="Times New Roman" w:hAnsi="Times New Roman" w:cs="Times New Roman"/>
+                <w:rFonts w:ascii="Times New Roman" w:hAnsi="Times New Roman"/>
                 <w:b w:val="0"/>
                 <w:bCs w:val="0"/>
                 <w:i w:val="0"/>
@@ -2665,7 +2685,7 @@
             </w:r>
             <w:r>
               <w:rPr>
-                <w:rFonts w:ascii="Times New Roman" w:hAnsi="Times New Roman" w:cs="Times New Roman"/>
+                <w:rFonts w:ascii="Times New Roman" w:hAnsi="Times New Roman"/>
                 <w:b w:val="0"/>
                 <w:bCs w:val="0"/>
                 <w:i w:val="0"/>
@@ -2678,7 +2698,7 @@
             </w:r>
             <w:r>
               <w:rPr>
-                <w:rFonts w:ascii="Times New Roman" w:hAnsi="Times New Roman" w:cs="Times New Roman"/>
+                <w:rFonts w:ascii="Times New Roman" w:hAnsi="Times New Roman"/>
                 <w:b w:val="0"/>
                 <w:bCs w:val="0"/>
                 <w:i w:val="0"/>
@@ -2691,7 +2711,7 @@
             </w:r>
             <w:r>
               <w:rPr>
-                <w:rFonts w:ascii="Times New Roman" w:hAnsi="Times New Roman" w:cs="Times New Roman"/>
+                <w:rFonts w:ascii="Times New Roman" w:hAnsi="Times New Roman"/>
                 <w:b w:val="0"/>
                 <w:bCs w:val="0"/>
                 <w:i w:val="0"/>
@@ -2703,7 +2723,7 @@
             </w:r>
             <w:r>
               <w:rPr>
-                <w:rFonts w:ascii="Times New Roman" w:hAnsi="Times New Roman" w:cs="Times New Roman"/>
+                <w:rFonts w:ascii="Times New Roman" w:hAnsi="Times New Roman"/>
                 <w:b w:val="0"/>
                 <w:bCs w:val="0"/>
                 <w:i w:val="0"/>
@@ -2716,7 +2736,7 @@
             </w:r>
             <w:r>
               <w:rPr>
-                <w:rFonts w:ascii="Times New Roman" w:hAnsi="Times New Roman" w:cs="Times New Roman"/>
+                <w:rFonts w:ascii="Times New Roman" w:hAnsi="Times New Roman"/>
                 <w:b w:val="0"/>
                 <w:bCs w:val="0"/>
                 <w:i w:val="0"/>
@@ -2729,7 +2749,7 @@
             </w:r>
             <w:r>
               <w:rPr>
-                <w:rFonts w:ascii="Times New Roman" w:hAnsi="Times New Roman" w:cs="Times New Roman"/>
+                <w:rFonts w:ascii="Times New Roman" w:hAnsi="Times New Roman"/>
                 <w:b w:val="0"/>
                 <w:bCs w:val="0"/>
                 <w:i w:val="0"/>
@@ -2749,7 +2769,7 @@
               <w:tab w:val="right" w:leader="dot" w:pos="11096"/>
             </w:tabs>
             <w:rPr>
-              <w:rFonts w:ascii="Times New Roman" w:hAnsi="Times New Roman" w:cs="Times New Roman"/>
+              <w:rFonts w:ascii="Times New Roman" w:hAnsi="Times New Roman"/>
               <w:b w:val="0"/>
               <w:bCs w:val="0"/>
               <w:i w:val="0"/>
@@ -2761,7 +2781,7 @@
             <w:r>
               <w:rPr>
                 <w:rStyle w:val="ae"/>
-                <w:rFonts w:ascii="Times New Roman" w:hAnsi="Times New Roman" w:cs="Times New Roman"/>
+                <w:rFonts w:ascii="Times New Roman" w:hAnsi="Times New Roman"/>
                 <w:b w:val="0"/>
                 <w:bCs w:val="0"/>
                 <w:i w:val="0"/>
@@ -2773,7 +2793,7 @@
             </w:r>
             <w:r>
               <w:rPr>
-                <w:rFonts w:ascii="Times New Roman" w:hAnsi="Times New Roman" w:cs="Times New Roman"/>
+                <w:rFonts w:ascii="Times New Roman" w:hAnsi="Times New Roman"/>
                 <w:b w:val="0"/>
                 <w:bCs w:val="0"/>
                 <w:i w:val="0"/>
@@ -2785,7 +2805,7 @@
             </w:r>
             <w:r>
               <w:rPr>
-                <w:rFonts w:ascii="Times New Roman" w:hAnsi="Times New Roman" w:cs="Times New Roman"/>
+                <w:rFonts w:ascii="Times New Roman" w:hAnsi="Times New Roman"/>
                 <w:b w:val="0"/>
                 <w:bCs w:val="0"/>
                 <w:i w:val="0"/>
@@ -2797,7 +2817,7 @@
             </w:r>
             <w:r>
               <w:rPr>
-                <w:rFonts w:ascii="Times New Roman" w:hAnsi="Times New Roman" w:cs="Times New Roman"/>
+                <w:rFonts w:ascii="Times New Roman" w:hAnsi="Times New Roman"/>
                 <w:b w:val="0"/>
                 <w:bCs w:val="0"/>
                 <w:i w:val="0"/>
@@ -2809,7 +2829,7 @@
             </w:r>
             <w:r>
               <w:rPr>
-                <w:rFonts w:ascii="Times New Roman" w:hAnsi="Times New Roman" w:cs="Times New Roman"/>
+                <w:rFonts w:ascii="Times New Roman" w:hAnsi="Times New Roman"/>
                 <w:b w:val="0"/>
                 <w:bCs w:val="0"/>
                 <w:i w:val="0"/>
@@ -2820,7 +2840,7 @@
             </w:r>
             <w:r>
               <w:rPr>
-                <w:rFonts w:ascii="Times New Roman" w:hAnsi="Times New Roman" w:cs="Times New Roman"/>
+                <w:rFonts w:ascii="Times New Roman" w:hAnsi="Times New Roman"/>
                 <w:b w:val="0"/>
                 <w:bCs w:val="0"/>
                 <w:i w:val="0"/>
@@ -2832,7 +2852,7 @@
             </w:r>
             <w:r>
               <w:rPr>
-                <w:rFonts w:ascii="Times New Roman" w:hAnsi="Times New Roman" w:cs="Times New Roman"/>
+                <w:rFonts w:ascii="Times New Roman" w:hAnsi="Times New Roman"/>
                 <w:b w:val="0"/>
                 <w:bCs w:val="0"/>
                 <w:i w:val="0"/>
@@ -2844,7 +2864,7 @@
             </w:r>
             <w:r>
               <w:rPr>
-                <w:rFonts w:ascii="Times New Roman" w:hAnsi="Times New Roman" w:cs="Times New Roman"/>
+                <w:rFonts w:ascii="Times New Roman" w:hAnsi="Times New Roman"/>
                 <w:b w:val="0"/>
                 <w:bCs w:val="0"/>
                 <w:i w:val="0"/>
@@ -2863,7 +2883,7 @@
               <w:tab w:val="right" w:leader="dot" w:pos="11096"/>
             </w:tabs>
             <w:rPr>
-              <w:rFonts w:ascii="Times New Roman" w:hAnsi="Times New Roman" w:cs="Times New Roman"/>
+              <w:rFonts w:ascii="Times New Roman" w:hAnsi="Times New Roman"/>
               <w:b w:val="0"/>
               <w:bCs w:val="0"/>
               <w:i w:val="0"/>
@@ -2875,7 +2895,7 @@
             <w:r>
               <w:rPr>
                 <w:rStyle w:val="ae"/>
-                <w:rFonts w:ascii="Times New Roman" w:hAnsi="Times New Roman" w:cs="Times New Roman"/>
+                <w:rFonts w:ascii="Times New Roman" w:hAnsi="Times New Roman"/>
                 <w:b w:val="0"/>
                 <w:bCs w:val="0"/>
                 <w:i w:val="0"/>
@@ -2887,7 +2907,7 @@
             </w:r>
             <w:r>
               <w:rPr>
-                <w:rFonts w:ascii="Times New Roman" w:hAnsi="Times New Roman" w:cs="Times New Roman"/>
+                <w:rFonts w:ascii="Times New Roman" w:hAnsi="Times New Roman"/>
                 <w:b w:val="0"/>
                 <w:bCs w:val="0"/>
                 <w:i w:val="0"/>
@@ -2899,7 +2919,7 @@
             </w:r>
             <w:r>
               <w:rPr>
-                <w:rFonts w:ascii="Times New Roman" w:hAnsi="Times New Roman" w:cs="Times New Roman"/>
+                <w:rFonts w:ascii="Times New Roman" w:hAnsi="Times New Roman"/>
                 <w:b w:val="0"/>
                 <w:bCs w:val="0"/>
                 <w:i w:val="0"/>
@@ -2911,7 +2931,7 @@
             </w:r>
             <w:r>
               <w:rPr>
-                <w:rFonts w:ascii="Times New Roman" w:hAnsi="Times New Roman" w:cs="Times New Roman"/>
+                <w:rFonts w:ascii="Times New Roman" w:hAnsi="Times New Roman"/>
                 <w:b w:val="0"/>
                 <w:bCs w:val="0"/>
                 <w:i w:val="0"/>
@@ -2923,7 +2943,7 @@
             </w:r>
             <w:r>
               <w:rPr>
-                <w:rFonts w:ascii="Times New Roman" w:hAnsi="Times New Roman" w:cs="Times New Roman"/>
+                <w:rFonts w:ascii="Times New Roman" w:hAnsi="Times New Roman"/>
                 <w:b w:val="0"/>
                 <w:bCs w:val="0"/>
                 <w:i w:val="0"/>
@@ -2934,7 +2954,7 @@
             </w:r>
             <w:r>
               <w:rPr>
-                <w:rFonts w:ascii="Times New Roman" w:hAnsi="Times New Roman" w:cs="Times New Roman"/>
+                <w:rFonts w:ascii="Times New Roman" w:hAnsi="Times New Roman"/>
                 <w:b w:val="0"/>
                 <w:bCs w:val="0"/>
                 <w:i w:val="0"/>
@@ -2946,7 +2966,7 @@
             </w:r>
             <w:r>
               <w:rPr>
-                <w:rFonts w:ascii="Times New Roman" w:hAnsi="Times New Roman" w:cs="Times New Roman"/>
+                <w:rFonts w:ascii="Times New Roman" w:hAnsi="Times New Roman"/>
                 <w:b w:val="0"/>
                 <w:bCs w:val="0"/>
                 <w:i w:val="0"/>
@@ -2958,7 +2978,7 @@
             </w:r>
             <w:r>
               <w:rPr>
-                <w:rFonts w:ascii="Times New Roman" w:hAnsi="Times New Roman" w:cs="Times New Roman"/>
+                <w:rFonts w:ascii="Times New Roman" w:hAnsi="Times New Roman"/>
                 <w:b w:val="0"/>
                 <w:bCs w:val="0"/>
                 <w:i w:val="0"/>
@@ -2971,14 +2991,8 @@
           </w:hyperlink>
         </w:p>
         <w:p>
-          <w:pPr>
-            <w:rPr>
-              <w:rFonts w:cs="Times New Roman"/>
-            </w:rPr>
-          </w:pPr>
           <w:r>
             <w:rPr>
-              <w:rFonts w:cs="Times New Roman"/>
               <w:noProof/>
             </w:rPr>
             <w:fldChar w:fldCharType="end"/>
@@ -2989,8 +3003,6 @@
     <w:p>
       <w:pPr>
         <w:spacing w:after="160" w:line="278" w:lineRule="auto"/>
-        <w:ind w:firstLine="0"/>
-        <w:jc w:val="left"/>
         <w:rPr>
           <w:lang w:val="ru-RU"/>
         </w:rPr>
@@ -3155,6 +3167,11 @@
       </w:pPr>
     </w:p>
     <w:p>
+      <w:pPr>
+        <w:rPr>
+          <w:lang w:val="en-US"/>
+        </w:rPr>
+      </w:pPr>
       <w:r>
         <w:rPr>
           <w:lang w:val="ru-RU"/>
@@ -3300,12 +3317,332 @@
       </w:r>
       <w:bookmarkEnd w:id="1"/>
     </w:p>
-    <w:p>
-      <w:pPr>
-        <w:rPr>
-          <w:lang w:val="ru-RU"/>
-        </w:rPr>
-      </w:pPr>
+    <w:p/>
+    <w:p>
+      <w:pPr>
+        <w:rPr>
+          <w:lang w:val="ru-RU"/>
+        </w:rPr>
+      </w:pPr>
+      <w:r>
+        <w:rPr>
+          <w:b/>
+          <w:bCs/>
+          <w:lang w:val="ru-RU"/>
+        </w:rPr>
+        <w:t>Банк данных (БНД)</w:t>
+      </w:r>
+      <w:r>
+        <w:rPr>
+          <w:lang w:val="ru-RU"/>
+        </w:rPr>
+        <w:t xml:space="preserve"> - состоит из базы данных или нескольких СУБД, словаря данных, администратора баз данных, самой вычислительной техники, на которой всё это реализовано и обслуживающего персонала.</w:t>
+      </w:r>
+    </w:p>
+    <w:p>
+      <w:pPr>
+        <w:rPr>
+          <w:lang w:val="ru-RU"/>
+        </w:rPr>
+      </w:pPr>
+    </w:p>
+    <w:p>
+      <w:pPr>
+        <w:rPr>
+          <w:lang w:val="ru-RU"/>
+        </w:rPr>
+      </w:pPr>
+      <w:r>
+        <w:rPr>
+          <w:b/>
+          <w:bCs/>
+          <w:lang w:val="ru-RU"/>
+        </w:rPr>
+        <w:t>База данных (БД)</w:t>
+      </w:r>
+      <w:r>
+        <w:rPr>
+          <w:lang w:val="ru-RU"/>
+        </w:rPr>
+        <w:t xml:space="preserve"> - совокупность специальным образом организованных данных, хранимых в памяти вычислительной системы и отображающих состояние объектов и их взаимосвязей в данной предметной области. Логическую структуру хранимых данных в базе данных называют </w:t>
+      </w:r>
+      <w:r>
+        <w:rPr>
+          <w:b/>
+          <w:bCs/>
+          <w:lang w:val="ru-RU"/>
+        </w:rPr>
+        <w:t>моделью представления данных</w:t>
+      </w:r>
+      <w:r>
+        <w:rPr>
+          <w:lang w:val="ru-RU"/>
+        </w:rPr>
+        <w:t xml:space="preserve"> (моделью данных).</w:t>
+      </w:r>
+    </w:p>
+    <w:p>
+      <w:pPr>
+        <w:rPr>
+          <w:lang w:val="ru-RU"/>
+        </w:rPr>
+      </w:pPr>
+    </w:p>
+    <w:p>
+      <w:pPr>
+        <w:rPr>
+          <w:lang w:val="ru-RU"/>
+        </w:rPr>
+      </w:pPr>
+      <w:r>
+        <w:rPr>
+          <w:b/>
+          <w:bCs/>
+          <w:lang w:val="ru-RU"/>
+        </w:rPr>
+        <w:t>Файл</w:t>
+      </w:r>
+      <w:r>
+        <w:rPr>
+          <w:lang w:val="ru-RU"/>
+        </w:rPr>
+        <w:t xml:space="preserve"> - именованная область внешней памяти, куда можно записывать и откуда считывать данные. </w:t>
+      </w:r>
+    </w:p>
+    <w:p>
+      <w:pPr>
+        <w:rPr>
+          <w:lang w:val="ru-RU"/>
+        </w:rPr>
+      </w:pPr>
+      <w:r>
+        <w:rPr>
+          <w:lang w:val="ru-RU"/>
+        </w:rPr>
+        <w:t>MS-DOS - 8 символов имя, 3 символа расширение.</w:t>
+      </w:r>
+    </w:p>
+    <w:p>
+      <w:pPr>
+        <w:rPr>
+          <w:lang w:val="ru-RU"/>
+        </w:rPr>
+      </w:pPr>
+    </w:p>
+    <w:p>
+      <w:pPr>
+        <w:rPr>
+          <w:lang w:val="ru-RU"/>
+        </w:rPr>
+      </w:pPr>
+      <w:r>
+        <w:rPr>
+          <w:b/>
+          <w:bCs/>
+          <w:lang w:val="ru-RU"/>
+        </w:rPr>
+        <w:t>Первая файловая система</w:t>
+      </w:r>
+      <w:r>
+        <w:rPr>
+          <w:lang w:val="ru-RU"/>
+        </w:rPr>
+        <w:t xml:space="preserve"> - IBM OS/360. Под файлом представлялось абстрактное понятие, которому соответствует любой внешний объект, в том числе ВЗУ. Сегодня </w:t>
+      </w:r>
+      <w:r>
+        <w:rPr>
+          <w:lang w:val="ru-RU"/>
+        </w:rPr>
+        <w:t>ВЗУ — это</w:t>
+      </w:r>
+      <w:r>
+        <w:rPr>
+          <w:lang w:val="ru-RU"/>
+        </w:rPr>
+        <w:t xml:space="preserve"> магнитный диск с магнитными головками.</w:t>
+      </w:r>
+    </w:p>
+    <w:p>
+      <w:pPr>
+        <w:rPr>
+          <w:lang w:val="ru-RU"/>
+        </w:rPr>
+      </w:pPr>
+    </w:p>
+    <w:p>
+      <w:pPr>
+        <w:rPr>
+          <w:lang w:val="ru-RU"/>
+        </w:rPr>
+      </w:pPr>
+      <w:r>
+        <w:rPr>
+          <w:lang w:val="ru-RU"/>
+        </w:rPr>
+        <w:t>Существует два подхода к организации файлов:</w:t>
+      </w:r>
+    </w:p>
+    <w:p>
+      <w:pPr>
+        <w:rPr>
+          <w:lang w:val="ru-RU"/>
+        </w:rPr>
+      </w:pPr>
+      <w:r>
+        <w:rPr>
+          <w:lang w:val="ru-RU"/>
+        </w:rPr>
+        <w:t>- Первый. Реализован в ОС фирмы DEC. Файл - последовательность записей;</w:t>
+      </w:r>
+    </w:p>
+    <w:p>
+      <w:pPr>
+        <w:rPr>
+          <w:lang w:val="ru-RU"/>
+        </w:rPr>
+      </w:pPr>
+      <w:r>
+        <w:rPr>
+          <w:lang w:val="ru-RU"/>
+        </w:rPr>
+        <w:t>- Второй. Реализован в ОС UNIX. Файл - последовательность байт.</w:t>
+      </w:r>
+    </w:p>
+    <w:p>
+      <w:pPr>
+        <w:rPr>
+          <w:lang w:val="ru-RU"/>
+        </w:rPr>
+      </w:pPr>
+      <w:r>
+        <w:rPr>
+          <w:lang w:val="ru-RU"/>
+        </w:rPr>
+        <w:t>Разные файловые системы предлагали свои принципы именования файлов.</w:t>
+      </w:r>
+    </w:p>
+    <w:p>
+      <w:pPr>
+        <w:rPr>
+          <w:lang w:val="ru-RU"/>
+        </w:rPr>
+      </w:pPr>
+    </w:p>
+    <w:p>
+      <w:pPr>
+        <w:rPr>
+          <w:lang w:val="ru-RU"/>
+        </w:rPr>
+      </w:pPr>
+      <w:r>
+        <w:rPr>
+          <w:lang w:val="ru-RU"/>
+        </w:rPr>
+        <w:t>Области применения файлов:</w:t>
+      </w:r>
+    </w:p>
+    <w:p>
+      <w:pPr>
+        <w:rPr>
+          <w:lang w:val="ru-RU"/>
+        </w:rPr>
+      </w:pPr>
+      <w:r>
+        <w:rPr>
+          <w:lang w:val="ru-RU"/>
+        </w:rPr>
+        <w:t>- Хранение текстовых документов - последовательность записей со строками текста и байт со спец символами;</w:t>
+      </w:r>
+    </w:p>
+    <w:p>
+      <w:pPr>
+        <w:rPr>
+          <w:lang w:val="ru-RU"/>
+        </w:rPr>
+      </w:pPr>
+      <w:r>
+        <w:rPr>
+          <w:lang w:val="ru-RU"/>
+        </w:rPr>
+        <w:t>- Объектные модули - последовательность записей или байт, определяемая системой программирования и неизвестно файловой системе;</w:t>
+      </w:r>
+    </w:p>
+    <w:p>
+      <w:pPr>
+        <w:rPr>
+          <w:lang w:val="ru-RU"/>
+        </w:rPr>
+      </w:pPr>
+      <w:r>
+        <w:rPr>
+          <w:lang w:val="ru-RU"/>
+        </w:rPr>
+        <w:t xml:space="preserve">- Образы исполняемых программ (структура </w:t>
+      </w:r>
+      <w:r>
+        <w:rPr>
+          <w:lang w:val="ru-RU"/>
+        </w:rPr>
+        <w:t>известна</w:t>
+      </w:r>
+      <w:r>
+        <w:rPr>
+          <w:lang w:val="ru-RU"/>
+        </w:rPr>
+        <w:t xml:space="preserve"> редактору связей и загрузчику);</w:t>
+      </w:r>
+    </w:p>
+    <w:p>
+      <w:pPr>
+        <w:rPr>
+          <w:lang w:val="ru-RU"/>
+        </w:rPr>
+      </w:pPr>
+      <w:r>
+        <w:rPr>
+          <w:lang w:val="ru-RU"/>
+        </w:rPr>
+        <w:t>- Файлы с графической или звуковой информацией;</w:t>
+      </w:r>
+    </w:p>
+    <w:p>
+      <w:pPr>
+        <w:rPr>
+          <w:lang w:val="ru-RU"/>
+        </w:rPr>
+      </w:pPr>
+      <w:r>
+        <w:rPr>
+          <w:lang w:val="ru-RU"/>
+        </w:rPr>
+        <w:t>- и др.</w:t>
+      </w:r>
+    </w:p>
+    <w:p>
+      <w:pPr>
+        <w:rPr>
+          <w:lang w:val="ru-RU"/>
+        </w:rPr>
+      </w:pPr>
+    </w:p>
+    <w:p>
+      <w:pPr>
+        <w:rPr>
+          <w:lang w:val="ru-RU"/>
+        </w:rPr>
+      </w:pPr>
+      <w:r>
+        <w:rPr>
+          <w:lang w:val="ru-RU"/>
+        </w:rPr>
+        <w:t>Для организации файлов для баз данных была предложена своя структура. Правила работы с этими структурами были предопределены соответствующими</w:t>
+      </w:r>
+      <w:r>
+        <w:rPr>
+          <w:lang w:val="ru-RU"/>
+        </w:rPr>
+        <w:t xml:space="preserve"> СУБД.</w:t>
+      </w:r>
     </w:p>
     <w:p>
       <w:pPr>
@@ -3337,10 +3674,11 @@
       </w:r>
       <w:bookmarkEnd w:id="2"/>
     </w:p>
-    <w:p>
-      <w:pPr>
-        <w:rPr>
-          <w:lang w:val="ru-RU"/>
+    <w:p/>
+    <w:p>
+      <w:pPr>
+        <w:rPr>
+          <w:lang w:val="en-US"/>
         </w:rPr>
       </w:pPr>
     </w:p>
@@ -3747,9 +4085,197 @@
         <w:t>SQL = DDL (Data Definition Language) + DML (Data Manipulation Language) + DQL (Data Query Language) + ...</w:t>
       </w:r>
     </w:p>
-    <w:p/>
-    <w:p>
-      <w:r>
+    <w:p>
+      <w:pPr>
+        <w:rPr>
+          <w:lang w:val="ru-RU"/>
+        </w:rPr>
+      </w:pPr>
+    </w:p>
+    <w:p>
+      <w:pPr>
+        <w:ind w:firstLine="425"/>
+        <w:rPr>
+          <w:b/>
+          <w:bCs/>
+          <w:lang w:val="ru-RU"/>
+        </w:rPr>
+      </w:pPr>
+      <w:r>
+        <w:rPr>
+          <w:b/>
+          <w:bCs/>
+          <w:lang w:val="ru-RU"/>
+        </w:rPr>
+        <w:t>Типовая организация современной СУБД</w:t>
+      </w:r>
+    </w:p>
+    <w:p>
+      <w:pPr>
+        <w:pStyle w:val="a7"/>
+        <w:numPr>
+          <w:ilvl w:val="0"/>
+          <w:numId w:val="37"/>
+        </w:numPr>
+        <w:rPr>
+          <w:lang w:val="ru-RU"/>
+        </w:rPr>
+      </w:pPr>
+      <w:r>
+        <w:rPr>
+          <w:lang w:val="ru-RU"/>
+        </w:rPr>
+        <w:t xml:space="preserve">Внутренняя часть называется </w:t>
+      </w:r>
+      <w:r>
+        <w:rPr>
+          <w:b/>
+          <w:bCs/>
+          <w:lang w:val="ru-RU"/>
+        </w:rPr>
+        <w:t>ядро СУБД</w:t>
+      </w:r>
+      <w:r>
+        <w:rPr>
+          <w:lang w:val="ru-RU"/>
+        </w:rPr>
+        <w:t xml:space="preserve"> (DBE - </w:t>
+      </w:r>
+      <w:proofErr w:type="spellStart"/>
+      <w:r>
+        <w:rPr>
+          <w:lang w:val="ru-RU"/>
+        </w:rPr>
+        <w:t>DataBase</w:t>
+      </w:r>
+      <w:proofErr w:type="spellEnd"/>
+      <w:r>
+        <w:rPr>
+          <w:lang w:val="ru-RU"/>
+        </w:rPr>
+        <w:t xml:space="preserve"> Engine). Ядро отвечает за управление данными во внешней памяти, управление ОЗУ, управление транзакциями, журнализацию. Обладает собственным интерфейсом, недоступным пользователю, но используется в программах;</w:t>
+      </w:r>
+    </w:p>
+    <w:p>
+      <w:pPr>
+        <w:pStyle w:val="a7"/>
+        <w:numPr>
+          <w:ilvl w:val="0"/>
+          <w:numId w:val="37"/>
+        </w:numPr>
+        <w:rPr>
+          <w:lang w:val="ru-RU"/>
+        </w:rPr>
+      </w:pPr>
+      <w:r>
+        <w:rPr>
+          <w:lang w:val="ru-RU"/>
+        </w:rPr>
+        <w:t xml:space="preserve">Компилятор языка. Проблема современных СУБД в том, что язык </w:t>
+      </w:r>
+      <w:r>
+        <w:rPr>
+          <w:b/>
+          <w:bCs/>
+          <w:lang w:val="ru-RU"/>
+        </w:rPr>
+        <w:t>SQL не процедурный</w:t>
+      </w:r>
+      <w:r>
+        <w:rPr>
+          <w:lang w:val="ru-RU"/>
+        </w:rPr>
+        <w:t xml:space="preserve">, поэтому компилятор должен решить, как выполнить оператор прежде, чем произвести программу. Результат компиляции представляется или в машинных кодах, или во внутреннем </w:t>
+      </w:r>
+      <w:proofErr w:type="spellStart"/>
+      <w:r>
+        <w:rPr>
+          <w:lang w:val="ru-RU"/>
+        </w:rPr>
+        <w:t>машинонезависимом</w:t>
+      </w:r>
+      <w:proofErr w:type="spellEnd"/>
+      <w:r>
+        <w:rPr>
+          <w:lang w:val="ru-RU"/>
+        </w:rPr>
+        <w:t xml:space="preserve"> коде;</w:t>
+      </w:r>
+    </w:p>
+    <w:p>
+      <w:pPr>
+        <w:pStyle w:val="a7"/>
+        <w:numPr>
+          <w:ilvl w:val="0"/>
+          <w:numId w:val="37"/>
+        </w:numPr>
+        <w:rPr>
+          <w:lang w:val="ru-RU"/>
+        </w:rPr>
+      </w:pPr>
+      <w:r>
+        <w:rPr>
+          <w:lang w:val="ru-RU"/>
+        </w:rPr>
+        <w:t xml:space="preserve">Подсистема поддержки времени выполнения - направлена на выполнение </w:t>
+      </w:r>
+      <w:proofErr w:type="spellStart"/>
+      <w:r>
+        <w:rPr>
+          <w:lang w:val="ru-RU"/>
+        </w:rPr>
+        <w:t>машинонезависимого</w:t>
+      </w:r>
+      <w:proofErr w:type="spellEnd"/>
+      <w:r>
+        <w:rPr>
+          <w:lang w:val="ru-RU"/>
+        </w:rPr>
+        <w:t xml:space="preserve"> кода. Работает как интерпретатор;</w:t>
+      </w:r>
+    </w:p>
+    <w:p>
+      <w:pPr>
+        <w:pStyle w:val="a7"/>
+        <w:numPr>
+          <w:ilvl w:val="0"/>
+          <w:numId w:val="37"/>
+        </w:numPr>
+        <w:rPr>
+          <w:lang w:val="ru-RU"/>
+        </w:rPr>
+      </w:pPr>
+      <w:r>
+        <w:rPr>
+          <w:lang w:val="ru-RU"/>
+        </w:rPr>
+        <w:t xml:space="preserve">Набор утилит - процедуры, которые накладно выполнять с использованием языка баз данных: загрузка, выгрузка базы данных, сбор статистики, проверка целостности и </w:t>
+      </w:r>
+      <w:proofErr w:type="spellStart"/>
+      <w:r>
+        <w:rPr>
+          <w:lang w:val="ru-RU"/>
+        </w:rPr>
+        <w:t>др</w:t>
+      </w:r>
+      <w:proofErr w:type="spellEnd"/>
+      <w:r>
+        <w:rPr>
+          <w:lang w:val="ru-RU"/>
+        </w:rPr>
+        <w:t>;</w:t>
+      </w:r>
+    </w:p>
+    <w:p>
+      <w:pPr>
+        <w:rPr>
+          <w:lang w:val="en-US"/>
+        </w:rPr>
+      </w:pPr>
+      <w:r>
+        <w:rPr>
+          <w:lang w:val="ru-RU"/>
+        </w:rPr>
         <w:br w:type="page"/>
       </w:r>
     </w:p>
@@ -4869,7 +5395,7 @@
     </w:p>
     <w:p>
       <w:pPr>
-        <w:ind w:left="720" w:firstLine="0"/>
+        <w:ind w:left="720"/>
       </w:pPr>
     </w:p>
     <w:p>
@@ -5229,15 +5755,13 @@
     </w:p>
     <w:p>
       <w:pPr>
-        <w:ind w:firstLine="0"/>
-        <w:rPr>
-          <w:lang w:val="ru-RU"/>
-        </w:rPr>
-      </w:pPr>
-    </w:p>
-    <w:p>
-      <w:pPr>
-        <w:ind w:firstLine="0"/>
+        <w:rPr>
+          <w:lang w:val="ru-RU"/>
+        </w:rPr>
+      </w:pPr>
+    </w:p>
+    <w:p>
+      <w:pPr>
         <w:rPr>
           <w:b/>
           <w:bCs/>
@@ -5255,7 +5779,6 @@
     </w:p>
     <w:p>
       <w:pPr>
-        <w:ind w:firstLine="0"/>
         <w:rPr>
           <w:lang w:val="ru-RU"/>
         </w:rPr>
@@ -5556,36 +6079,98 @@
       </w:r>
     </w:p>
     <w:p>
-      <w:pPr>
-        <w:ind w:firstLine="0"/>
-        <w:rPr>
-          <w:lang w:val="ru-RU"/>
-        </w:rPr>
-      </w:pPr>
-      <w:r>
-        <w:rPr>
-          <w:lang w:val="ru-RU"/>
-        </w:rPr>
-        <w:t xml:space="preserve">Для формулировки запроса средствами реляционной алгебры пишут </w:t>
-      </w:r>
-      <w:proofErr w:type="gramStart"/>
-      <w:r>
-        <w:rPr>
-          <w:lang w:val="ru-RU"/>
-        </w:rPr>
-        <w:t>алгебраическое выражение</w:t>
-      </w:r>
-      <w:proofErr w:type="gramEnd"/>
-      <w:r>
-        <w:rPr>
-          <w:lang w:val="ru-RU"/>
-        </w:rPr>
-        <w:t xml:space="preserve"> в котором чётко формулируют последовательность шагов выполнения запроса. Тот же запрос средствами реляционного счисления будет содержать лишь характеристики результирующего отношения, но без указания способа его формирования. Алгебраическая формулировка считается процедурной (императивной), а вот втором случае формулировка запроса описательная (декларативный).</w:t>
-      </w:r>
-    </w:p>
-    <w:p>
-      <w:pPr>
-        <w:ind w:firstLine="0"/>
+      <w:r>
+        <w:rPr>
+          <w:lang w:val="ru-RU"/>
+        </w:rPr>
+        <w:t>Для формулировки запроса средствами реляционной алгебры пишут алгебраическое выражение, в котором чётко формулируют последовательность шагов выполнения запроса</w:t>
+      </w:r>
+      <w:r>
+        <w:rPr>
+          <w:lang w:val="ru-RU"/>
+        </w:rPr>
+        <w:t xml:space="preserve">, то есть описывается </w:t>
+      </w:r>
+      <w:r>
+        <w:rPr>
+          <w:b/>
+          <w:bCs/>
+          <w:lang w:val="ru-RU"/>
+        </w:rPr>
+        <w:t>КАК</w:t>
+      </w:r>
+      <w:r>
+        <w:rPr>
+          <w:lang w:val="ru-RU"/>
+        </w:rPr>
+        <w:t xml:space="preserve"> прийти к результату</w:t>
+      </w:r>
+      <w:r>
+        <w:rPr>
+          <w:lang w:val="ru-RU"/>
+        </w:rPr>
+        <w:t>.</w:t>
+      </w:r>
+      <w:r>
+        <w:rPr>
+          <w:lang w:val="ru-RU"/>
+        </w:rPr>
+        <w:t xml:space="preserve"> Поэтому а</w:t>
+      </w:r>
+      <w:r>
+        <w:rPr>
+          <w:lang w:val="ru-RU"/>
+        </w:rPr>
+        <w:t>лгебраическая формулировка считается процедурной (императивной)</w:t>
+      </w:r>
+      <w:r>
+        <w:rPr>
+          <w:lang w:val="ru-RU"/>
+        </w:rPr>
+        <w:t>.</w:t>
+      </w:r>
+    </w:p>
+    <w:p/>
+    <w:p>
+      <w:r>
+        <w:t xml:space="preserve">Реляционное исчисление — это </w:t>
+      </w:r>
+      <w:r>
+        <w:rPr>
+          <w:rStyle w:val="af"/>
+          <w:rFonts w:eastAsiaTheme="majorEastAsia"/>
+        </w:rPr>
+        <w:t>декларативный язык запросов к базам данных</w:t>
+      </w:r>
+      <w:r>
+        <w:t xml:space="preserve">, основанный на математической логике первого порядка, который описывает </w:t>
+      </w:r>
+      <w:r>
+        <w:rPr>
+          <w:rStyle w:val="af"/>
+          <w:rFonts w:eastAsiaTheme="majorEastAsia"/>
+        </w:rPr>
+        <w:t>ЧТО</w:t>
+      </w:r>
+      <w:r>
+        <w:t xml:space="preserve"> нужно получить, а не </w:t>
+      </w:r>
+      <w:r>
+        <w:rPr>
+          <w:rStyle w:val="af"/>
+          <w:rFonts w:eastAsiaTheme="majorEastAsia"/>
+        </w:rPr>
+        <w:t>КАК</w:t>
+      </w:r>
+      <w:r>
+        <w:t xml:space="preserve"> (в отличие от реляционной алгебры). Оно работает с отношениями (таблицами) и их кортежами (строками), используя переменные и предикаты для определения свойств результирующего отношения, и делится на исчисление кортежей (переменные — целые кортежи) и исчисление доменов (переменные — атомарные значения)</w:t>
+      </w:r>
+      <w:r>
+        <w:t>.</w:t>
+      </w:r>
+    </w:p>
+    <w:p>
+      <w:pPr>
         <w:rPr>
           <w:lang w:val="ru-RU"/>
         </w:rPr>
@@ -5623,15 +6208,13 @@
     </w:p>
     <w:p>
       <w:pPr>
-        <w:ind w:firstLine="0"/>
-        <w:rPr>
-          <w:lang w:val="ru-RU"/>
-        </w:rPr>
-      </w:pPr>
-    </w:p>
-    <w:p>
-      <w:pPr>
-        <w:ind w:firstLine="0"/>
+        <w:rPr>
+          <w:lang w:val="ru-RU"/>
+        </w:rPr>
+      </w:pPr>
+    </w:p>
+    <w:p>
+      <w:pPr>
         <w:rPr>
           <w:b/>
           <w:bCs/>
@@ -5649,7 +6232,6 @@
     </w:p>
     <w:p>
       <w:pPr>
-        <w:ind w:firstLine="0"/>
         <w:rPr>
           <w:lang w:val="ru-RU"/>
         </w:rPr>
@@ -5697,7 +6279,6 @@
     </w:p>
     <w:p>
       <w:pPr>
-        <w:ind w:firstLine="0"/>
         <w:rPr>
           <w:lang w:val="ru-RU"/>
         </w:rPr>
@@ -5723,7 +6304,6 @@
     </w:p>
     <w:p>
       <w:pPr>
-        <w:ind w:firstLine="0"/>
         <w:rPr>
           <w:lang w:val="ru-RU"/>
         </w:rPr>
@@ -5756,9 +6336,6 @@
       </w:r>
     </w:p>
     <w:p>
-      <w:pPr>
-        <w:ind w:firstLine="0"/>
-      </w:pPr>
       <w:proofErr w:type="spellStart"/>
       <w:r>
         <w:t>Цели</w:t>
@@ -5877,9 +6454,6 @@
       <w:proofErr w:type="spellEnd"/>
     </w:p>
     <w:p>
-      <w:pPr>
-        <w:ind w:firstLine="0"/>
-      </w:pPr>
       <w:proofErr w:type="spellStart"/>
       <w:r>
         <w:t>Проблемы</w:t>
@@ -5991,7 +6565,6 @@
     </w:p>
     <w:p>
       <w:pPr>
-        <w:ind w:firstLine="0"/>
         <w:rPr>
           <w:lang w:val="ru-RU"/>
         </w:rPr>
@@ -6166,9 +6739,6 @@
       </w:r>
     </w:p>
     <w:p>
-      <w:pPr>
-        <w:ind w:firstLine="0"/>
-      </w:pPr>
       <w:proofErr w:type="spellStart"/>
       <w:r>
         <w:t>Основные</w:t>
@@ -6238,7 +6808,6 @@
     </w:p>
     <w:p>
       <w:pPr>
-        <w:ind w:firstLine="0"/>
         <w:rPr>
           <w:lang w:val="ru-RU"/>
         </w:rPr>
@@ -7597,14 +8166,6 @@
         </w:rPr>
         <w:t>.</w:t>
       </w:r>
-    </w:p>
-    <w:p>
-      <w:pPr>
-        <w:ind w:firstLine="0"/>
-        <w:rPr>
-          <w:lang w:val="ru-RU"/>
-        </w:rPr>
-      </w:pPr>
       <w:r>
         <w:rPr>
           <w:lang w:val="ru-RU"/>
@@ -7665,14 +8226,12 @@
         </w:rPr>
         <w:t xml:space="preserve">Транзакции работают на изолированность пользователей, то есть на создание иллюзии </w:t>
       </w:r>
-      <w:proofErr w:type="gramStart"/>
-      <w:r>
-        <w:rPr>
-          <w:lang w:val="ru-RU"/>
-        </w:rPr>
-        <w:t>того</w:t>
-      </w:r>
-      <w:proofErr w:type="gramEnd"/>
+      <w:r>
+        <w:rPr>
+          <w:lang w:val="ru-RU"/>
+        </w:rPr>
+        <w:t>того,</w:t>
+      </w:r>
       <w:r>
         <w:rPr>
           <w:lang w:val="ru-RU"/>
@@ -7852,12 +8411,11 @@
         <w:rPr>
           <w:lang w:val="ru-RU"/>
         </w:rPr>
-        <w:t xml:space="preserve"> выборки и в результате получает новый кортеж. Диагноз: противоречие идеи изолированности. Профилактика: %%ну что уж тут поделаешь%% требуется более высокий уровень синхронизации транзакций.</w:t>
-      </w:r>
-    </w:p>
-    <w:p>
-      <w:pPr>
-        <w:ind w:firstLine="0"/>
+        <w:t xml:space="preserve"> выборки и в результате получает новый кортеж. Диагноз: противоречие идеи изолированности. Профилактика: требуется более высокий уровень синхронизации транзакций.</w:t>
+      </w:r>
+    </w:p>
+    <w:p>
+      <w:pPr>
         <w:rPr>
           <w:lang w:val="ru-RU"/>
         </w:rPr>
@@ -7889,7 +8447,14 @@
     <w:p>
       <w:pPr>
         <w:rPr>
-          <w:lang w:val="ru-RU"/>
+          <w:lang w:val="en-US"/>
+        </w:rPr>
+      </w:pPr>
+    </w:p>
+    <w:p>
+      <w:pPr>
+        <w:rPr>
+          <w:lang w:val="en-US"/>
         </w:rPr>
       </w:pPr>
     </w:p>
@@ -7930,6 +8495,468 @@
         </w:rPr>
       </w:pPr>
     </w:p>
+    <w:p>
+      <w:pPr>
+        <w:rPr>
+          <w:lang w:val="ru-RU"/>
+        </w:rPr>
+      </w:pPr>
+      <w:r>
+        <w:rPr>
+          <w:lang w:val="ru-RU"/>
+        </w:rPr>
+        <w:t xml:space="preserve">Существует </w:t>
+      </w:r>
+      <w:r>
+        <w:rPr>
+          <w:lang w:val="ru-RU"/>
+        </w:rPr>
+        <w:t>три</w:t>
+      </w:r>
+      <w:r>
+        <w:rPr>
+          <w:lang w:val="ru-RU"/>
+        </w:rPr>
+        <w:t xml:space="preserve"> вида ситуаций, в которых может понадобится восстановление базы данных:</w:t>
+      </w:r>
+    </w:p>
+    <w:p>
+      <w:pPr>
+        <w:pStyle w:val="a7"/>
+        <w:numPr>
+          <w:ilvl w:val="0"/>
+          <w:numId w:val="39"/>
+        </w:numPr>
+        <w:rPr>
+          <w:lang w:val="ru-RU"/>
+        </w:rPr>
+      </w:pPr>
+      <w:r>
+        <w:rPr>
+          <w:lang w:val="ru-RU"/>
+        </w:rPr>
+        <w:t xml:space="preserve">индивидуальный откат транзакции – возникает в случае завершения транзакции операторов </w:t>
+      </w:r>
+      <w:r>
+        <w:t>ROLLBACK</w:t>
+      </w:r>
+      <w:r>
+        <w:rPr>
+          <w:lang w:val="ru-RU"/>
+        </w:rPr>
+        <w:t>, в случаях отката по инициативе СУБД, в случае возникновения исключительных ситуаций в программе, использующей базу данных</w:t>
+      </w:r>
+      <w:r>
+        <w:rPr>
+          <w:lang w:val="ru-RU"/>
+        </w:rPr>
+        <w:t>;</w:t>
+      </w:r>
+    </w:p>
+    <w:p>
+      <w:pPr>
+        <w:pStyle w:val="a7"/>
+        <w:numPr>
+          <w:ilvl w:val="0"/>
+          <w:numId w:val="38"/>
+        </w:numPr>
+        <w:rPr>
+          <w:lang w:val="ru-RU"/>
+        </w:rPr>
+      </w:pPr>
+      <w:r>
+        <w:rPr>
+          <w:lang w:val="ru-RU"/>
+        </w:rPr>
+        <w:t>мягкий сбой – потеря данных в оперативной памяти</w:t>
+      </w:r>
+      <w:r>
+        <w:rPr>
+          <w:lang w:val="ru-RU"/>
+        </w:rPr>
+        <w:t>, возникающая при аварийном завершении процесса СУБД, при потере питания или при аппаратном сбое</w:t>
+      </w:r>
+      <w:r>
+        <w:rPr>
+          <w:lang w:val="ru-RU"/>
+        </w:rPr>
+        <w:t>;</w:t>
+      </w:r>
+    </w:p>
+    <w:p>
+      <w:pPr>
+        <w:pStyle w:val="a7"/>
+        <w:numPr>
+          <w:ilvl w:val="0"/>
+          <w:numId w:val="38"/>
+        </w:numPr>
+        <w:rPr>
+          <w:lang w:val="ru-RU"/>
+        </w:rPr>
+      </w:pPr>
+      <w:r>
+        <w:rPr>
+          <w:lang w:val="ru-RU"/>
+        </w:rPr>
+        <w:t>жёсткий сбой – выход из ВЗУ, на котором хранится база данных.</w:t>
+      </w:r>
+    </w:p>
+    <w:p>
+      <w:pPr>
+        <w:rPr>
+          <w:lang w:val="ru-RU"/>
+        </w:rPr>
+      </w:pPr>
+    </w:p>
+    <w:p>
+      <w:pPr>
+        <w:rPr>
+          <w:b/>
+          <w:bCs/>
+          <w:lang w:val="ru-RU"/>
+        </w:rPr>
+      </w:pPr>
+      <w:r>
+        <w:rPr>
+          <w:b/>
+          <w:bCs/>
+          <w:lang w:val="ru-RU"/>
+        </w:rPr>
+        <w:t xml:space="preserve">Восстановление после </w:t>
+      </w:r>
+      <w:r>
+        <w:rPr>
+          <w:b/>
+          <w:bCs/>
+          <w:lang w:val="ru-RU"/>
+        </w:rPr>
+        <w:t>«</w:t>
+      </w:r>
+      <w:r>
+        <w:rPr>
+          <w:b/>
+          <w:bCs/>
+          <w:lang w:val="ru-RU"/>
+        </w:rPr>
+        <w:t>мягкого</w:t>
+      </w:r>
+      <w:r>
+        <w:rPr>
+          <w:b/>
+          <w:bCs/>
+          <w:lang w:val="ru-RU"/>
+        </w:rPr>
+        <w:t>»</w:t>
+      </w:r>
+      <w:r>
+        <w:rPr>
+          <w:b/>
+          <w:bCs/>
+          <w:lang w:val="ru-RU"/>
+        </w:rPr>
+        <w:t xml:space="preserve"> сбоя</w:t>
+      </w:r>
+    </w:p>
+    <w:p>
+      <w:pPr>
+        <w:pStyle w:val="af0"/>
+        <w:spacing w:before="0" w:beforeAutospacing="0" w:after="0" w:afterAutospacing="0"/>
+        <w:rPr>
+          <w:lang w:val="ru-RU"/>
+        </w:rPr>
+      </w:pPr>
+      <w:r>
+        <w:t xml:space="preserve">В </w:t>
+      </w:r>
+      <w:r>
+        <w:rPr>
+          <w:lang w:val="ru-RU"/>
+        </w:rPr>
+        <w:t>журнале изменений</w:t>
+      </w:r>
+      <w:r>
+        <w:t xml:space="preserve"> отмечаются </w:t>
+      </w:r>
+      <w:r>
+        <w:rPr>
+          <w:rStyle w:val="af"/>
+          <w:rFonts w:eastAsiaTheme="majorEastAsia"/>
+        </w:rPr>
+        <w:t>точки физической согласованности (ТФС)</w:t>
+      </w:r>
+      <w:r>
+        <w:t xml:space="preserve"> - это моменты времени, когда в ВЗУ содержатся согласованные результаты операций, завершившихся до момента "мягкого" сбоя и отсутствуют результаты операций, которые не завершились.</w:t>
+      </w:r>
+    </w:p>
+    <w:p>
+      <w:pPr>
+        <w:pStyle w:val="af0"/>
+        <w:spacing w:before="0" w:beforeAutospacing="0" w:after="0" w:afterAutospacing="0"/>
+        <w:rPr>
+          <w:lang w:val="ru-RU"/>
+        </w:rPr>
+      </w:pPr>
+    </w:p>
+    <w:p>
+      <w:pPr>
+        <w:pStyle w:val="af0"/>
+        <w:spacing w:before="0" w:beforeAutospacing="0" w:after="0" w:afterAutospacing="0"/>
+      </w:pPr>
+      <w:r>
+        <w:t>Что сделать для восстановления БД:</w:t>
+      </w:r>
+    </w:p>
+    <w:p>
+      <w:pPr>
+        <w:numPr>
+          <w:ilvl w:val="0"/>
+          <w:numId w:val="40"/>
+        </w:numPr>
+      </w:pPr>
+      <m:oMath>
+        <m:sSub>
+          <m:sSubPr>
+            <m:ctrlPr>
+              <w:rPr>
+                <w:rFonts w:ascii="Cambria Math" w:hAnsi="Cambria Math"/>
+              </w:rPr>
+            </m:ctrlPr>
+          </m:sSubPr>
+          <m:e>
+            <m:r>
+              <w:rPr>
+                <w:rFonts w:ascii="Cambria Math" w:hAnsi="Cambria Math"/>
+              </w:rPr>
+              <m:t>T</m:t>
+            </m:r>
+          </m:e>
+          <m:sub>
+            <m:r>
+              <w:rPr>
+                <w:rFonts w:ascii="Cambria Math" w:hAnsi="Cambria Math"/>
+              </w:rPr>
+              <m:t>1</m:t>
+            </m:r>
+          </m:sub>
+        </m:sSub>
+      </m:oMath>
+      <w:r>
+        <w:t>- ничего не надо делать, т. к. ТА закончилась до ТФС, все результаты отражены в ВЗУ</w:t>
+      </w:r>
+    </w:p>
+    <w:p>
+      <w:pPr>
+        <w:numPr>
+          <w:ilvl w:val="0"/>
+          <w:numId w:val="40"/>
+        </w:numPr>
+      </w:pPr>
+      <m:oMath>
+        <m:sSub>
+          <m:sSubPr>
+            <m:ctrlPr>
+              <w:rPr>
+                <w:rFonts w:ascii="Cambria Math" w:hAnsi="Cambria Math"/>
+              </w:rPr>
+            </m:ctrlPr>
+          </m:sSubPr>
+          <m:e>
+            <m:r>
+              <w:rPr>
+                <w:rFonts w:ascii="Cambria Math" w:hAnsi="Cambria Math"/>
+              </w:rPr>
+              <m:t>T</m:t>
+            </m:r>
+          </m:e>
+          <m:sub>
+            <m:r>
+              <w:rPr>
+                <w:rFonts w:ascii="Cambria Math" w:hAnsi="Cambria Math"/>
+              </w:rPr>
+              <m:t>2</m:t>
+            </m:r>
+          </m:sub>
+        </m:sSub>
+      </m:oMath>
+      <w:r>
+        <w:t>- необходимо повторно выполнить оставшуюся часть ТА (</w:t>
+      </w:r>
+      <w:r>
+        <w:rPr>
+          <w:rStyle w:val="af"/>
+          <w:rFonts w:eastAsiaTheme="majorEastAsia"/>
+        </w:rPr>
+        <w:t>redo</w:t>
+      </w:r>
+      <w:r>
+        <w:t>)</w:t>
+      </w:r>
+    </w:p>
+    <w:p>
+      <w:pPr>
+        <w:numPr>
+          <w:ilvl w:val="0"/>
+          <w:numId w:val="40"/>
+        </w:numPr>
+      </w:pPr>
+      <m:oMath>
+        <m:sSub>
+          <m:sSubPr>
+            <m:ctrlPr>
+              <w:rPr>
+                <w:rFonts w:ascii="Cambria Math" w:hAnsi="Cambria Math"/>
+              </w:rPr>
+            </m:ctrlPr>
+          </m:sSubPr>
+          <m:e>
+            <m:r>
+              <w:rPr>
+                <w:rFonts w:ascii="Cambria Math" w:hAnsi="Cambria Math"/>
+              </w:rPr>
+              <m:t>T</m:t>
+            </m:r>
+          </m:e>
+          <m:sub>
+            <m:r>
+              <w:rPr>
+                <w:rFonts w:ascii="Cambria Math" w:hAnsi="Cambria Math"/>
+              </w:rPr>
+              <m:t>3</m:t>
+            </m:r>
+          </m:sub>
+        </m:sSub>
+      </m:oMath>
+      <w:r>
+        <w:t>- выполняют в обратном направлении 1 часть операции (</w:t>
+      </w:r>
+      <w:r>
+        <w:rPr>
+          <w:rStyle w:val="af"/>
+          <w:rFonts w:eastAsiaTheme="majorEastAsia"/>
+        </w:rPr>
+        <w:t>undo</w:t>
+      </w:r>
+      <w:r>
+        <w:t xml:space="preserve">). В ВЗУ нет результатов </w:t>
+      </w:r>
+      <m:oMath>
+        <m:sSub>
+          <m:sSubPr>
+            <m:ctrlPr>
+              <w:rPr>
+                <w:rFonts w:ascii="Cambria Math" w:hAnsi="Cambria Math"/>
+              </w:rPr>
+            </m:ctrlPr>
+          </m:sSubPr>
+          <m:e>
+            <m:r>
+              <w:rPr>
+                <w:rFonts w:ascii="Cambria Math" w:hAnsi="Cambria Math"/>
+              </w:rPr>
+              <m:t>T</m:t>
+            </m:r>
+          </m:e>
+          <m:sub>
+            <m:r>
+              <w:rPr>
+                <w:rFonts w:ascii="Cambria Math" w:hAnsi="Cambria Math"/>
+              </w:rPr>
+              <m:t>3</m:t>
+            </m:r>
+          </m:sub>
+        </m:sSub>
+      </m:oMath>
+      <w:r>
+        <w:t>, которые выполнены после ТФС, но есть результаты до ТФС</w:t>
+      </w:r>
+    </w:p>
+    <w:p>
+      <w:pPr>
+        <w:numPr>
+          <w:ilvl w:val="0"/>
+          <w:numId w:val="40"/>
+        </w:numPr>
+      </w:pPr>
+      <m:oMath>
+        <m:sSub>
+          <m:sSubPr>
+            <m:ctrlPr>
+              <w:rPr>
+                <w:rFonts w:ascii="Cambria Math" w:hAnsi="Cambria Math"/>
+              </w:rPr>
+            </m:ctrlPr>
+          </m:sSubPr>
+          <m:e>
+            <m:r>
+              <w:rPr>
+                <w:rFonts w:ascii="Cambria Math" w:hAnsi="Cambria Math"/>
+              </w:rPr>
+              <m:t>T</m:t>
+            </m:r>
+          </m:e>
+          <m:sub>
+            <m:r>
+              <w:rPr>
+                <w:rFonts w:ascii="Cambria Math" w:hAnsi="Cambria Math"/>
+              </w:rPr>
+              <m:t>4</m:t>
+            </m:r>
+          </m:sub>
+        </m:sSub>
+      </m:oMath>
+      <w:r>
+        <w:t>- она успела начаться после ТФС и закончится до "мягкого сбоя". Поэтому нужно выполнить полную повторную прямую интерпретацию команд этой ТА (</w:t>
+      </w:r>
+      <w:r>
+        <w:rPr>
+          <w:rStyle w:val="af"/>
+          <w:rFonts w:eastAsiaTheme="majorEastAsia"/>
+        </w:rPr>
+        <w:t>redo</w:t>
+      </w:r>
+      <w:r>
+        <w:t>)</w:t>
+      </w:r>
+    </w:p>
+    <w:p>
+      <w:pPr>
+        <w:numPr>
+          <w:ilvl w:val="0"/>
+          <w:numId w:val="40"/>
+        </w:numPr>
+      </w:pPr>
+      <m:oMath>
+        <m:sSub>
+          <m:sSubPr>
+            <m:ctrlPr>
+              <w:rPr>
+                <w:rFonts w:ascii="Cambria Math" w:hAnsi="Cambria Math"/>
+              </w:rPr>
+            </m:ctrlPr>
+          </m:sSubPr>
+          <m:e>
+            <m:r>
+              <w:rPr>
+                <w:rFonts w:ascii="Cambria Math" w:hAnsi="Cambria Math"/>
+              </w:rPr>
+              <m:t>T</m:t>
+            </m:r>
+          </m:e>
+          <m:sub>
+            <m:r>
+              <w:rPr>
+                <w:rFonts w:ascii="Cambria Math" w:hAnsi="Cambria Math"/>
+              </w:rPr>
+              <m:t>5</m:t>
+            </m:r>
+          </m:sub>
+        </m:sSub>
+      </m:oMath>
+      <w:r>
+        <w:t>- ничего не поможет, т. к. результатов нет в ВЗУ</w:t>
+      </w:r>
+    </w:p>
+    <w:p/>
     <w:p>
       <w:pPr>
         <w:rPr>
@@ -8305,201 +9332,91 @@
       </w:r>
     </w:p>
     <w:p>
-      <w:pPr>
-        <w:rPr>
-          <w:lang w:val="ru-US"/>
-        </w:rPr>
-      </w:pPr>
-      <w:r>
-        <w:rPr>
-          <w:lang w:val="ru-US"/>
-        </w:rPr>
+      <w:r>
         <w:t>•</w:t>
       </w:r>
       <w:r>
-        <w:rPr>
-          <w:lang w:val="ru-US"/>
-        </w:rPr>
         <w:tab/>
         <w:t>средства определения и манипулирования схемой БД;</w:t>
       </w:r>
     </w:p>
     <w:p>
-      <w:pPr>
-        <w:rPr>
-          <w:lang w:val="ru-US"/>
-        </w:rPr>
-      </w:pPr>
-      <w:r>
-        <w:rPr>
-          <w:lang w:val="ru-US"/>
-        </w:rPr>
+      <w:r>
         <w:t>•</w:t>
       </w:r>
       <w:r>
-        <w:rPr>
-          <w:lang w:val="ru-US"/>
-        </w:rPr>
         <w:tab/>
         <w:t>манипулирование записями БД;</w:t>
       </w:r>
     </w:p>
     <w:p>
-      <w:pPr>
-        <w:rPr>
-          <w:lang w:val="ru-US"/>
-        </w:rPr>
-      </w:pPr>
-      <w:r>
-        <w:rPr>
-          <w:lang w:val="ru-US"/>
-        </w:rPr>
+      <w:r>
         <w:t>•</w:t>
       </w:r>
       <w:r>
-        <w:rPr>
-          <w:lang w:val="ru-US"/>
-        </w:rPr>
         <w:tab/>
         <w:t>операторы запросов;</w:t>
       </w:r>
     </w:p>
     <w:p>
-      <w:pPr>
-        <w:rPr>
-          <w:lang w:val="ru-US"/>
-        </w:rPr>
-      </w:pPr>
-      <w:r>
-        <w:rPr>
-          <w:lang w:val="ru-US"/>
-        </w:rPr>
+      <w:r>
         <w:t>•</w:t>
       </w:r>
       <w:r>
-        <w:rPr>
-          <w:lang w:val="ru-US"/>
-        </w:rPr>
         <w:tab/>
         <w:t>операторы определения ограничения целосности;</w:t>
       </w:r>
     </w:p>
     <w:p>
-      <w:pPr>
-        <w:rPr>
-          <w:lang w:val="ru-US"/>
-        </w:rPr>
-      </w:pPr>
-      <w:r>
-        <w:rPr>
-          <w:lang w:val="ru-US"/>
-        </w:rPr>
+      <w:r>
         <w:t>•</w:t>
       </w:r>
       <w:r>
-        <w:rPr>
-          <w:lang w:val="ru-US"/>
-        </w:rPr>
         <w:tab/>
         <w:t>операторы представлений;</w:t>
       </w:r>
     </w:p>
     <w:p>
-      <w:pPr>
-        <w:rPr>
-          <w:lang w:val="ru-US"/>
-        </w:rPr>
-      </w:pPr>
-      <w:r>
-        <w:rPr>
-          <w:lang w:val="ru-US"/>
-        </w:rPr>
+      <w:r>
         <w:t>•</w:t>
       </w:r>
       <w:r>
-        <w:rPr>
-          <w:lang w:val="ru-US"/>
-        </w:rPr>
         <w:tab/>
         <w:t>операторы триггеров;</w:t>
       </w:r>
     </w:p>
     <w:p>
-      <w:pPr>
-        <w:rPr>
-          <w:lang w:val="ru-US"/>
-        </w:rPr>
-      </w:pPr>
-      <w:r>
-        <w:rPr>
-          <w:lang w:val="ru-US"/>
-        </w:rPr>
+      <w:r>
         <w:t>•</w:t>
       </w:r>
       <w:r>
-        <w:rPr>
-          <w:lang w:val="ru-US"/>
-        </w:rPr>
         <w:tab/>
         <w:t>операторы определения структур физического уровня для эффективного выполнения запросов (индексные файлы);</w:t>
       </w:r>
     </w:p>
     <w:p>
-      <w:pPr>
-        <w:rPr>
-          <w:lang w:val="ru-US"/>
-        </w:rPr>
-      </w:pPr>
-      <w:r>
-        <w:rPr>
-          <w:lang w:val="ru-US"/>
-        </w:rPr>
+      <w:r>
         <w:t>•</w:t>
       </w:r>
       <w:r>
-        <w:rPr>
-          <w:lang w:val="ru-US"/>
-        </w:rPr>
         <w:tab/>
         <w:t>операторы авторизации доступа к отношениям и полям;</w:t>
       </w:r>
     </w:p>
     <w:p>
-      <w:pPr>
-        <w:rPr>
-          <w:lang w:val="ru-US"/>
-        </w:rPr>
-      </w:pPr>
-      <w:r>
-        <w:rPr>
-          <w:lang w:val="ru-US"/>
-        </w:rPr>
+      <w:r>
         <w:t>•</w:t>
       </w:r>
       <w:r>
-        <w:rPr>
-          <w:lang w:val="ru-US"/>
-        </w:rPr>
         <w:tab/>
         <w:t>операторы работы с точками сохранения транзакции и откатов;</w:t>
       </w:r>
     </w:p>
     <w:p>
-      <w:pPr>
-        <w:rPr>
-          <w:lang w:val="ru-US"/>
-        </w:rPr>
-      </w:pPr>
-      <w:r>
-        <w:rPr>
-          <w:lang w:val="ru-US"/>
-        </w:rPr>
+      <w:r>
         <w:t>•</w:t>
       </w:r>
       <w:r>
-        <w:rPr>
-          <w:lang w:val="ru-US"/>
-        </w:rPr>
         <w:tab/>
         <w:t>и т.д.</w:t>
       </w:r>
@@ -8697,280 +9614,6 @@
         <w:t>. – рассказать о соответствующей команде SQL.</w:t>
       </w:r>
       <w:bookmarkEnd w:id="16"/>
-    </w:p>
-    <w:p>
-      <w:pPr>
-        <w:rPr>
-          <w:lang w:val="ru-RU"/>
-        </w:rPr>
-      </w:pPr>
-    </w:p>
-    <w:p>
-      <w:pPr>
-        <w:rPr>
-          <w:b/>
-          <w:bCs/>
-          <w:lang w:val="ru-RU"/>
-        </w:rPr>
-      </w:pPr>
-      <w:r>
-        <w:rPr>
-          <w:b/>
-          <w:bCs/>
-        </w:rPr>
-        <w:t>SQL</w:t>
-      </w:r>
-      <w:r>
-        <w:rPr>
-          <w:b/>
-          <w:bCs/>
-          <w:lang w:val="ru-RU"/>
-        </w:rPr>
-        <w:t xml:space="preserve"> в прикладном программировании</w:t>
-      </w:r>
-    </w:p>
-    <w:p>
-      <w:pPr>
-        <w:rPr>
-          <w:lang w:val="ru-RU"/>
-        </w:rPr>
-      </w:pPr>
-      <w:r>
-        <w:rPr>
-          <w:lang w:val="ru-RU"/>
-        </w:rPr>
-        <w:t xml:space="preserve">В </w:t>
-      </w:r>
-      <w:r>
-        <w:t>SQL</w:t>
-      </w:r>
-      <w:r>
-        <w:rPr>
-          <w:lang w:val="ru-RU"/>
-        </w:rPr>
-        <w:t xml:space="preserve"> 1 уже были определены способы взаимодействия с базой данных из прикладной программы, написанной на языке высокого уровня.</w:t>
-      </w:r>
-    </w:p>
-    <w:p>
-      <w:r>
-        <w:rPr>
-          <w:lang w:val="ru-RU"/>
-        </w:rPr>
-        <w:t>Ранее</w:t>
-      </w:r>
-      <w:r>
-        <w:t xml:space="preserve"> </w:t>
-      </w:r>
-      <w:r>
-        <w:rPr>
-          <w:lang w:val="ru-RU"/>
-        </w:rPr>
-        <w:t>использовались</w:t>
-      </w:r>
-      <w:r>
-        <w:t>:</w:t>
-      </w:r>
-    </w:p>
-    <w:p>
-      <w:pPr>
-        <w:numPr>
-          <w:ilvl w:val="0"/>
-          <w:numId w:val="25"/>
-        </w:numPr>
-      </w:pPr>
-      <w:r>
-        <w:t>COBOL</w:t>
-      </w:r>
-    </w:p>
-    <w:p>
-      <w:pPr>
-        <w:numPr>
-          <w:ilvl w:val="0"/>
-          <w:numId w:val="25"/>
-        </w:numPr>
-      </w:pPr>
-      <w:r>
-        <w:t>FORTRAN</w:t>
-      </w:r>
-    </w:p>
-    <w:p>
-      <w:pPr>
-        <w:numPr>
-          <w:ilvl w:val="0"/>
-          <w:numId w:val="25"/>
-        </w:numPr>
-      </w:pPr>
-      <w:r>
-        <w:t>PL 1</w:t>
-      </w:r>
-    </w:p>
-    <w:p>
-      <w:pPr>
-        <w:numPr>
-          <w:ilvl w:val="0"/>
-          <w:numId w:val="25"/>
-        </w:numPr>
-      </w:pPr>
-      <w:r>
-        <w:t>PASCAL</w:t>
-      </w:r>
-    </w:p>
-    <w:p>
-      <w:pPr>
-        <w:numPr>
-          <w:ilvl w:val="0"/>
-          <w:numId w:val="25"/>
-        </w:numPr>
-      </w:pPr>
-      <w:r>
-        <w:t>C</w:t>
-      </w:r>
-    </w:p>
-    <w:p>
-      <w:r>
-        <w:rPr>
-          <w:lang w:val="ru-RU"/>
-        </w:rPr>
-        <w:t>Способы</w:t>
-      </w:r>
-      <w:r>
-        <w:t xml:space="preserve"> </w:t>
-      </w:r>
-      <w:r>
-        <w:rPr>
-          <w:lang w:val="ru-RU"/>
-        </w:rPr>
-        <w:t>взаимодействия</w:t>
-      </w:r>
-      <w:r>
-        <w:t>:</w:t>
-      </w:r>
-    </w:p>
-    <w:p>
-      <w:pPr>
-        <w:numPr>
-          <w:ilvl w:val="0"/>
-          <w:numId w:val="26"/>
-        </w:numPr>
-        <w:rPr>
-          <w:lang w:val="ru-RU"/>
-        </w:rPr>
-      </w:pPr>
-      <w:r>
-        <w:rPr>
-          <w:lang w:val="ru-RU"/>
-        </w:rPr>
-        <w:t xml:space="preserve">модульный принцип - операторы </w:t>
-      </w:r>
-      <w:r>
-        <w:t>SQL</w:t>
-      </w:r>
-      <w:r>
-        <w:rPr>
-          <w:lang w:val="ru-RU"/>
-        </w:rPr>
-        <w:t xml:space="preserve"> собраны в модуль. Прикладная программа вызывает процедуры модуля, передаёт её фактические параметры, получает ответные параметры. Модуль компилируется отдельно от прикладной программы, тем самым порождается набор хранимых процедур.</w:t>
-      </w:r>
-    </w:p>
-    <w:p>
-      <w:pPr>
-        <w:numPr>
-          <w:ilvl w:val="0"/>
-          <w:numId w:val="26"/>
-        </w:numPr>
-        <w:rPr>
-          <w:lang w:val="ru-RU"/>
-        </w:rPr>
-      </w:pPr>
-      <w:r>
-        <w:rPr>
-          <w:lang w:val="ru-RU"/>
-        </w:rPr>
-        <w:t xml:space="preserve">встроенный </w:t>
-      </w:r>
-      <w:r>
-        <w:t>SQL</w:t>
-      </w:r>
-      <w:r>
-        <w:rPr>
-          <w:lang w:val="ru-RU"/>
-        </w:rPr>
-        <w:t xml:space="preserve"> - непосредственно в программе на ЯВУ имеются </w:t>
-      </w:r>
-      <w:proofErr w:type="spellStart"/>
-      <w:r>
-        <w:t>sql</w:t>
-      </w:r>
-      <w:proofErr w:type="spellEnd"/>
-      <w:r>
-        <w:rPr>
-          <w:lang w:val="ru-RU"/>
-        </w:rPr>
-        <w:t xml:space="preserve"> операторы. Обмен данными происходит через переменные, </w:t>
-      </w:r>
-      <w:r>
-        <w:t>SQL</w:t>
-      </w:r>
-      <w:r>
-        <w:rPr>
-          <w:lang w:val="ru-RU"/>
-        </w:rPr>
-        <w:t xml:space="preserve"> операторы компилируются каждый раз при их использовании.</w:t>
-      </w:r>
-    </w:p>
-    <w:p>
-      <w:pPr>
-        <w:rPr>
-          <w:lang w:val="ru-RU"/>
-        </w:rPr>
-      </w:pPr>
-      <w:r>
-        <w:rPr>
-          <w:lang w:val="ru-RU"/>
-        </w:rPr>
-        <w:br w:type="page"/>
-      </w:r>
-    </w:p>
-    <w:p>
-      <w:pPr>
-        <w:pStyle w:val="1"/>
-        <w:rPr>
-          <w:lang w:val="ru-RU"/>
-        </w:rPr>
-      </w:pPr>
-      <w:bookmarkStart w:id="17" w:name="_Toc218878377"/>
-      <w:r>
-        <w:rPr>
-          <w:lang w:val="ru-RU"/>
-        </w:rPr>
-        <w:lastRenderedPageBreak/>
-        <w:t>18. Язык SQL, средства манипулирования данными. Структура запросов. Стр</w:t>
-      </w:r>
-      <w:r>
-        <w:rPr>
-          <w:lang w:val="ru-RU"/>
-        </w:rPr>
-        <w:t>укту</w:t>
-      </w:r>
-      <w:r>
-        <w:rPr>
-          <w:lang w:val="ru-RU"/>
-        </w:rPr>
-        <w:t>ра запр</w:t>
-      </w:r>
-      <w:r>
-        <w:rPr>
-          <w:lang w:val="ru-RU"/>
-        </w:rPr>
-        <w:t>оса</w:t>
-      </w:r>
-      <w:r>
-        <w:rPr>
-          <w:lang w:val="ru-RU"/>
-        </w:rPr>
-        <w:t xml:space="preserve"> - рассказать о соответствующей команде SQL.</w:t>
-      </w:r>
-      <w:bookmarkEnd w:id="17"/>
     </w:p>
     <w:p>
       <w:pPr>
@@ -9026,7 +9669,6 @@
           </w:tcPr>
           <w:p>
             <w:pPr>
-              <w:ind w:firstLine="0"/>
               <w:rPr>
                 <w:b/>
                 <w:bCs/>
@@ -9065,7 +9707,6 @@
           </w:tcPr>
           <w:p>
             <w:pPr>
-              <w:ind w:firstLine="0"/>
               <w:rPr>
                 <w:b/>
                 <w:bCs/>
@@ -9089,7 +9730,6 @@
           </w:tcPr>
           <w:p>
             <w:pPr>
-              <w:ind w:firstLine="0"/>
               <w:rPr>
                 <w:b/>
                 <w:bCs/>
@@ -9113,7 +9753,6 @@
           </w:tcPr>
           <w:p>
             <w:pPr>
-              <w:ind w:firstLine="0"/>
               <w:rPr>
                 <w:b/>
                 <w:bCs/>
@@ -9143,7 +9782,6 @@
           </w:tcPr>
           <w:p>
             <w:pPr>
-              <w:ind w:firstLine="0"/>
               <w:rPr>
                 <w:lang w:val="ru-RU"/>
               </w:rPr>
@@ -9171,9 +9809,6 @@
             <w:hideMark/>
           </w:tcPr>
           <w:p>
-            <w:pPr>
-              <w:ind w:firstLine="0"/>
-            </w:pPr>
             <w:r>
               <w:t>INT (INTEGER)</w:t>
             </w:r>
@@ -9186,7 +9821,6 @@
           </w:tcPr>
           <w:p>
             <w:pPr>
-              <w:ind w:firstLine="0"/>
               <w:rPr>
                 <w:lang w:val="ru-RU"/>
               </w:rPr>
@@ -9208,9 +9842,6 @@
             <w:hideMark/>
           </w:tcPr>
           <w:p>
-            <w:pPr>
-              <w:ind w:firstLine="0"/>
-            </w:pPr>
             <w:r>
               <w:t>-2^31 : +2^31</w:t>
             </w:r>
@@ -9229,7 +9860,6 @@
           </w:tcPr>
           <w:p>
             <w:pPr>
-              <w:ind w:firstLine="0"/>
               <w:rPr>
                 <w:lang w:val="ru-RU"/>
               </w:rPr>
@@ -9242,9 +9872,6 @@
             <w:hideMark/>
           </w:tcPr>
           <w:p>
-            <w:pPr>
-              <w:ind w:firstLine="0"/>
-            </w:pPr>
             <w:r>
               <w:t>SMALL INT</w:t>
             </w:r>
@@ -9256,9 +9883,6 @@
             <w:hideMark/>
           </w:tcPr>
           <w:p>
-            <w:pPr>
-              <w:ind w:firstLine="0"/>
-            </w:pPr>
             <w:r>
               <w:t xml:space="preserve">2 </w:t>
             </w:r>
@@ -9276,9 +9900,6 @@
             <w:hideMark/>
           </w:tcPr>
           <w:p>
-            <w:pPr>
-              <w:ind w:firstLine="0"/>
-            </w:pPr>
             <w:r>
               <w:t>-32768 : +32767</w:t>
             </w:r>
@@ -9297,7 +9918,6 @@
           </w:tcPr>
           <w:p>
             <w:pPr>
-              <w:ind w:firstLine="0"/>
               <w:rPr>
                 <w:lang w:val="ru-RU"/>
               </w:rPr>
@@ -9310,9 +9930,6 @@
             <w:hideMark/>
           </w:tcPr>
           <w:p>
-            <w:pPr>
-              <w:ind w:firstLine="0"/>
-            </w:pPr>
             <w:r>
               <w:t>TINY INT</w:t>
             </w:r>
@@ -9324,9 +9941,6 @@
             <w:hideMark/>
           </w:tcPr>
           <w:p>
-            <w:pPr>
-              <w:ind w:firstLine="0"/>
-            </w:pPr>
             <w:r>
               <w:t xml:space="preserve">1 </w:t>
             </w:r>
@@ -9344,9 +9958,6 @@
             <w:hideMark/>
           </w:tcPr>
           <w:p>
-            <w:pPr>
-              <w:ind w:firstLine="0"/>
-            </w:pPr>
             <w:r>
               <w:t>0.177083</w:t>
             </w:r>
@@ -9368,7 +9979,6 @@
           </w:tcPr>
           <w:p>
             <w:pPr>
-              <w:ind w:firstLine="0"/>
               <w:rPr>
                 <w:lang w:val="ru-RU"/>
               </w:rPr>
@@ -9393,9 +10003,6 @@
             <w:hideMark/>
           </w:tcPr>
           <w:p>
-            <w:pPr>
-              <w:ind w:firstLine="0"/>
-            </w:pPr>
             <w:r>
               <w:t>FLOAT (FLOAT (N))</w:t>
             </w:r>
@@ -9410,9 +10017,6 @@
             <w:hideMark/>
           </w:tcPr>
           <w:p>
-            <w:pPr>
-              <w:ind w:firstLine="0"/>
-            </w:pPr>
             <w:r>
               <w:t xml:space="preserve">8 </w:t>
             </w:r>
@@ -9433,9 +10037,6 @@
             <w:hideMark/>
           </w:tcPr>
           <w:p>
-            <w:pPr>
-              <w:ind w:firstLine="0"/>
-            </w:pPr>
             <w:r>
               <w:t xml:space="preserve">15 </w:t>
             </w:r>
@@ -9463,7 +10064,6 @@
           </w:tcPr>
           <w:p>
             <w:pPr>
-              <w:ind w:firstLine="0"/>
               <w:rPr>
                 <w:lang w:val="ru-RU"/>
               </w:rPr>
@@ -9476,9 +10076,6 @@
             <w:hideMark/>
           </w:tcPr>
           <w:p>
-            <w:pPr>
-              <w:ind w:firstLine="0"/>
-            </w:pPr>
             <w:r>
               <w:t>REAL (FLOAT (N))</w:t>
             </w:r>
@@ -9490,9 +10087,6 @@
             <w:hideMark/>
           </w:tcPr>
           <w:p>
-            <w:pPr>
-              <w:ind w:firstLine="0"/>
-            </w:pPr>
             <w:r>
               <w:t xml:space="preserve">4 </w:t>
             </w:r>
@@ -9510,9 +10104,6 @@
             <w:hideMark/>
           </w:tcPr>
           <w:p>
-            <w:pPr>
-              <w:ind w:firstLine="0"/>
-            </w:pPr>
             <w:r>
               <w:t xml:space="preserve">7 </w:t>
             </w:r>
@@ -9540,7 +10131,6 @@
           </w:tcPr>
           <w:p>
             <w:pPr>
-              <w:ind w:firstLine="0"/>
               <w:rPr>
                 <w:lang w:val="ru-RU"/>
               </w:rPr>
@@ -9569,9 +10159,6 @@
             <w:hideMark/>
           </w:tcPr>
           <w:p>
-            <w:pPr>
-              <w:ind w:firstLine="0"/>
-            </w:pPr>
             <w:r>
               <w:t>MONEY</w:t>
             </w:r>
@@ -9584,9 +10171,6 @@
             <w:hideMark/>
           </w:tcPr>
           <w:p>
-            <w:pPr>
-              <w:ind w:firstLine="0"/>
-            </w:pPr>
             <w:r>
               <w:t xml:space="preserve">8 </w:t>
             </w:r>
@@ -9604,9 +10188,6 @@
             <w:hideMark/>
           </w:tcPr>
           <w:p>
-            <w:pPr>
-              <w:ind w:firstLine="0"/>
-            </w:pPr>
             <w:r>
               <w:t>-922трл. : +922трл.</w:t>
             </w:r>
@@ -9648,7 +10229,6 @@
           </w:tcPr>
           <w:p>
             <w:pPr>
-              <w:ind w:firstLine="0"/>
               <w:rPr>
                 <w:lang w:val="ru-RU"/>
               </w:rPr>
@@ -9695,7 +10275,6 @@
           </w:tcPr>
           <w:p>
             <w:pPr>
-              <w:ind w:firstLine="0"/>
               <w:rPr>
                 <w:lang w:val="ru-RU"/>
               </w:rPr>
@@ -9709,9 +10288,6 @@
             <w:hideMark/>
           </w:tcPr>
           <w:p>
-            <w:pPr>
-              <w:ind w:firstLine="0"/>
-            </w:pPr>
             <w:r>
               <w:t>SMALL MONEY</w:t>
             </w:r>
@@ -9724,9 +10300,6 @@
             <w:hideMark/>
           </w:tcPr>
           <w:p>
-            <w:pPr>
-              <w:ind w:firstLine="0"/>
-            </w:pPr>
             <w:r>
               <w:t xml:space="preserve">4 </w:t>
             </w:r>
@@ -9744,9 +10317,6 @@
             <w:hideMark/>
           </w:tcPr>
           <w:p>
-            <w:pPr>
-              <w:ind w:firstLine="0"/>
-            </w:pPr>
             <w:r>
               <w:t>-214000 : +214000</w:t>
             </w:r>
@@ -9787,9 +10357,6 @@
             <w:hideMark/>
           </w:tcPr>
           <w:p>
-            <w:pPr>
-              <w:ind w:firstLine="0"/>
-            </w:pPr>
             <w:r>
               <w:t xml:space="preserve">4 </w:t>
             </w:r>
@@ -9831,9 +10398,6 @@
             <w:hideMark/>
           </w:tcPr>
           <w:p>
-            <w:pPr>
-              <w:ind w:firstLine="0"/>
-            </w:pPr>
             <w:r>
               <w:rPr>
                 <w:lang w:val="ru-RU"/>
@@ -9870,9 +10434,6 @@
             <w:hideMark/>
           </w:tcPr>
           <w:p>
-            <w:pPr>
-              <w:ind w:firstLine="0"/>
-            </w:pPr>
             <w:r>
               <w:t>CHAR [(N)] (CHARACTER [(N)])</w:t>
             </w:r>
@@ -9885,9 +10446,6 @@
             <w:hideMark/>
           </w:tcPr>
           <w:p>
-            <w:pPr>
-              <w:ind w:firstLine="0"/>
-            </w:pPr>
             <w:r>
               <w:t xml:space="preserve">N </w:t>
             </w:r>
@@ -9905,9 +10463,6 @@
             <w:hideMark/>
           </w:tcPr>
           <w:p>
-            <w:pPr>
-              <w:ind w:firstLine="0"/>
-            </w:pPr>
             <w:r>
               <w:t>N = 1 : 255</w:t>
             </w:r>
@@ -9948,9 +10503,6 @@
             <w:hideMark/>
           </w:tcPr>
           <w:p>
-            <w:pPr>
-              <w:ind w:firstLine="0"/>
-            </w:pPr>
             <w:r>
               <w:t>(</w:t>
             </w:r>
@@ -9985,9 +10537,6 @@
             <w:hideMark/>
           </w:tcPr>
           <w:p>
-            <w:pPr>
-              <w:ind w:firstLine="0"/>
-            </w:pPr>
             <w:r>
               <w:rPr>
                 <w:lang w:val="ru-RU"/>
@@ -9995,10 +10544,7 @@
               <w:t>Символьные</w:t>
             </w:r>
             <w:r>
-              <w:t xml:space="preserve"> </w:t>
-            </w:r>
-            <w:r>
-              <w:t>(</w:t>
+              <w:t xml:space="preserve"> (</w:t>
             </w:r>
             <w:proofErr w:type="spellStart"/>
             <w:r>
@@ -10028,9 +10574,6 @@
             <w:hideMark/>
           </w:tcPr>
           <w:p>
-            <w:pPr>
-              <w:ind w:firstLine="0"/>
-            </w:pPr>
             <w:r>
               <w:t>VAR CHAR (N) (CHARACTER VARYING (N))</w:t>
             </w:r>
@@ -10043,7 +10586,6 @@
           </w:tcPr>
           <w:p>
             <w:pPr>
-              <w:ind w:firstLine="0"/>
               <w:rPr>
                 <w:lang w:val="ru-RU"/>
               </w:rPr>
@@ -10065,9 +10607,6 @@
             <w:hideMark/>
           </w:tcPr>
           <w:p>
-            <w:pPr>
-              <w:ind w:firstLine="0"/>
-            </w:pPr>
             <w:r>
               <w:t>N = 1 : 255</w:t>
             </w:r>
@@ -10086,7 +10625,6 @@
           </w:tcPr>
           <w:p>
             <w:pPr>
-              <w:ind w:firstLine="0"/>
               <w:rPr>
                 <w:lang w:val="ru-RU"/>
               </w:rPr>
@@ -10114,9 +10652,6 @@
             <w:hideMark/>
           </w:tcPr>
           <w:p>
-            <w:pPr>
-              <w:ind w:firstLine="0"/>
-            </w:pPr>
             <w:r>
               <w:t>DATETIME</w:t>
             </w:r>
@@ -10128,9 +10663,6 @@
             <w:hideMark/>
           </w:tcPr>
           <w:p>
-            <w:pPr>
-              <w:ind w:firstLine="0"/>
-            </w:pPr>
             <w:r>
               <w:t xml:space="preserve">8 </w:t>
             </w:r>
@@ -10148,9 +10680,6 @@
             <w:hideMark/>
           </w:tcPr>
           <w:p>
-            <w:pPr>
-              <w:ind w:firstLine="0"/>
-            </w:pPr>
             <w:r>
               <w:t>01.01.1753 - 31.12.9999</w:t>
             </w:r>
@@ -10169,7 +10698,6 @@
           </w:tcPr>
           <w:p>
             <w:pPr>
-              <w:ind w:firstLine="0"/>
               <w:rPr>
                 <w:lang w:val="ru-RU"/>
               </w:rPr>
@@ -10182,9 +10710,6 @@
             <w:hideMark/>
           </w:tcPr>
           <w:p>
-            <w:pPr>
-              <w:ind w:firstLine="0"/>
-            </w:pPr>
             <w:r>
               <w:t>SMALL DATETIME</w:t>
             </w:r>
@@ -10196,9 +10721,6 @@
             <w:hideMark/>
           </w:tcPr>
           <w:p>
-            <w:pPr>
-              <w:ind w:firstLine="0"/>
-            </w:pPr>
             <w:r>
               <w:t xml:space="preserve">4 </w:t>
             </w:r>
@@ -10216,9 +10738,6 @@
             <w:hideMark/>
           </w:tcPr>
           <w:p>
-            <w:pPr>
-              <w:ind w:firstLine="0"/>
-            </w:pPr>
             <w:r>
               <w:t>01.01.1900 - 06.06.2079</w:t>
             </w:r>
@@ -10236,7 +10755,6 @@
           </w:tcPr>
           <w:p>
             <w:pPr>
-              <w:ind w:firstLine="0"/>
               <w:rPr>
                 <w:lang w:val="ru-RU"/>
               </w:rPr>
@@ -10255,9 +10773,6 @@
             <w:hideMark/>
           </w:tcPr>
           <w:p>
-            <w:pPr>
-              <w:ind w:firstLine="0"/>
-            </w:pPr>
             <w:r>
               <w:t>BIT</w:t>
             </w:r>
@@ -10270,7 +10785,6 @@
           </w:tcPr>
           <w:p>
             <w:pPr>
-              <w:ind w:firstLine="0"/>
               <w:rPr>
                 <w:lang w:val="ru-RU"/>
               </w:rPr>
@@ -10298,9 +10812,6 @@
             <w:hideMark/>
           </w:tcPr>
           <w:p>
-            <w:pPr>
-              <w:ind w:firstLine="0"/>
-            </w:pPr>
             <w:r>
               <w:t>0/1</w:t>
             </w:r>
@@ -10370,19 +10881,7 @@
         <w:rPr>
           <w:lang w:val="ru-RU"/>
         </w:rPr>
-        <w:t xml:space="preserve"> в поле допускается </w:t>
-      </w:r>
-      <w:r>
-        <w:rPr>
-          <w:lang w:val="ru-RU"/>
-        </w:rPr>
-        <w:t>отсутствие</w:t>
-      </w:r>
-      <w:r>
-        <w:rPr>
-          <w:lang w:val="ru-RU"/>
-        </w:rPr>
-        <w:t xml:space="preserve"> значения, с </w:t>
+        <w:t xml:space="preserve"> в поле допускается отсутствие значения, с </w:t>
       </w:r>
       <w:r>
         <w:t>NOT</w:t>
@@ -10450,14 +10949,12 @@
         </w:rPr>
         <w:t xml:space="preserve">Наименования полей стоит </w:t>
       </w:r>
-      <w:proofErr w:type="gramStart"/>
-      <w:r>
-        <w:rPr>
-          <w:lang w:val="ru-RU"/>
-        </w:rPr>
-        <w:t>называть</w:t>
-      </w:r>
-      <w:proofErr w:type="gramEnd"/>
+      <w:r>
+        <w:rPr>
+          <w:lang w:val="ru-RU"/>
+        </w:rPr>
+        <w:t>называть,</w:t>
+      </w:r>
       <w:r>
         <w:rPr>
           <w:lang w:val="ru-RU"/>
@@ -10496,6 +10993,67 @@
     <w:p>
       <w:pPr>
         <w:rPr>
+          <w:lang w:val="ru-RU"/>
+        </w:rPr>
+      </w:pPr>
+      <w:r>
+        <w:rPr>
+          <w:lang w:val="ru-RU"/>
+        </w:rPr>
+        <w:br w:type="page"/>
+      </w:r>
+    </w:p>
+    <w:p>
+      <w:pPr>
+        <w:pStyle w:val="1"/>
+        <w:rPr>
+          <w:lang w:val="ru-RU"/>
+        </w:rPr>
+      </w:pPr>
+      <w:bookmarkStart w:id="17" w:name="_Toc218878377"/>
+      <w:r>
+        <w:rPr>
+          <w:lang w:val="ru-RU"/>
+        </w:rPr>
+        <w:lastRenderedPageBreak/>
+        <w:t>18. Язык SQL, средства манипулирования данными. Структура запросов. Стр</w:t>
+      </w:r>
+      <w:r>
+        <w:rPr>
+          <w:lang w:val="ru-RU"/>
+        </w:rPr>
+        <w:t>укту</w:t>
+      </w:r>
+      <w:r>
+        <w:rPr>
+          <w:lang w:val="ru-RU"/>
+        </w:rPr>
+        <w:t>ра запр</w:t>
+      </w:r>
+      <w:r>
+        <w:rPr>
+          <w:lang w:val="ru-RU"/>
+        </w:rPr>
+        <w:t>оса</w:t>
+      </w:r>
+      <w:r>
+        <w:rPr>
+          <w:lang w:val="ru-RU"/>
+        </w:rPr>
+        <w:t xml:space="preserve"> - рассказать о соответствующей команде SQL.</w:t>
+      </w:r>
+      <w:bookmarkEnd w:id="17"/>
+    </w:p>
+    <w:p>
+      <w:pPr>
+        <w:rPr>
+          <w:lang w:val="ru-RU"/>
+        </w:rPr>
+      </w:pPr>
+    </w:p>
+    <w:p>
+      <w:pPr>
+        <w:rPr>
           <w:b/>
           <w:bCs/>
           <w:lang w:val="ru-RU"/>
@@ -10605,45 +11163,26 @@
     </w:p>
     <w:p>
       <w:pPr>
+        <w:pStyle w:val="a7"/>
         <w:numPr>
           <w:ilvl w:val="0"/>
-          <w:numId w:val="29"/>
+          <w:numId w:val="44"/>
         </w:numPr>
-      </w:pPr>
-      <w:r>
-        <w:t>CREATE TABLE &lt;</w:t>
-      </w:r>
-      <w:proofErr w:type="spellStart"/>
-      <w:r>
-        <w:t>имя_таблицы</w:t>
-      </w:r>
-      <w:proofErr w:type="spellEnd"/>
-      <w:r>
-        <w:t>&gt; (&lt;имя_поля_1&gt; &lt;</w:t>
-      </w:r>
-      <w:proofErr w:type="spellStart"/>
-      <w:r>
-        <w:t>тип_данных</w:t>
-      </w:r>
-      <w:proofErr w:type="spellEnd"/>
-      <w:r>
-        <w:t>&gt; [NULL|NOT NULL], ..., &lt;</w:t>
-      </w:r>
-      <w:proofErr w:type="spellStart"/>
-      <w:r>
-        <w:t>имя_поля_n</w:t>
-      </w:r>
-      <w:proofErr w:type="spellEnd"/>
-      <w:r>
-        <w:t>&gt; &lt;</w:t>
-      </w:r>
-      <w:proofErr w:type="spellStart"/>
-      <w:r>
-        <w:t>тип_данных</w:t>
-      </w:r>
-      <w:proofErr w:type="spellEnd"/>
-      <w:r>
-        <w:t>&gt; [NULL|NOT NULL]);</w:t>
+        <w:jc w:val="both"/>
+        <w:rPr>
+          <w:rFonts w:ascii="Cambria Math" w:hAnsi="Cambria Math"/>
+          <w:sz w:val="22"/>
+          <w:szCs w:val="22"/>
+          <w:lang w:val="ru-RU"/>
+        </w:rPr>
+      </w:pPr>
+      <w:r>
+        <w:rPr>
+          <w:rFonts w:ascii="Cambria Math" w:hAnsi="Cambria Math"/>
+          <w:sz w:val="22"/>
+          <w:szCs w:val="22"/>
+        </w:rPr>
+        <w:t>CREATE TABLE &lt;имя_таблицы&gt; (&lt;имя_поля_1&gt; &lt;тип_данных&gt; [NULL|NOT NULL], ..., &lt;имя_поля_n&gt; &lt;тип_данных&gt; [NULL|NOT NULL]);</w:t>
       </w:r>
     </w:p>
     <w:p>
@@ -10691,36 +11230,79 @@
     </w:p>
     <w:p>
       <w:pPr>
+        <w:pStyle w:val="a7"/>
         <w:numPr>
           <w:ilvl w:val="0"/>
-          <w:numId w:val="30"/>
+          <w:numId w:val="43"/>
         </w:numPr>
-      </w:pPr>
-      <w:r>
+        <w:jc w:val="both"/>
+        <w:rPr>
+          <w:rFonts w:ascii="Cambria Math" w:hAnsi="Cambria Math"/>
+          <w:sz w:val="20"/>
+          <w:szCs w:val="20"/>
+          <w:lang w:val="ru-RU"/>
+        </w:rPr>
+      </w:pPr>
+      <w:r>
+        <w:rPr>
+          <w:rFonts w:ascii="Cambria Math" w:hAnsi="Cambria Math"/>
+          <w:sz w:val="20"/>
+          <w:szCs w:val="20"/>
+        </w:rPr>
         <w:t>ALTER TABLE &lt;</w:t>
       </w:r>
       <w:proofErr w:type="spellStart"/>
       <w:r>
+        <w:rPr>
+          <w:rFonts w:ascii="Cambria Math" w:hAnsi="Cambria Math"/>
+          <w:sz w:val="20"/>
+          <w:szCs w:val="20"/>
+        </w:rPr>
         <w:t>имя_таблицы</w:t>
       </w:r>
       <w:proofErr w:type="spellEnd"/>
       <w:r>
+        <w:rPr>
+          <w:rFonts w:ascii="Cambria Math" w:hAnsi="Cambria Math"/>
+          <w:sz w:val="20"/>
+          <w:szCs w:val="20"/>
+        </w:rPr>
         <w:t>&gt; ADD|MODIFY|DROP &lt;</w:t>
       </w:r>
       <w:proofErr w:type="spellStart"/>
       <w:r>
+        <w:rPr>
+          <w:rFonts w:ascii="Cambria Math" w:hAnsi="Cambria Math"/>
+          <w:sz w:val="20"/>
+          <w:szCs w:val="20"/>
+        </w:rPr>
         <w:t>имя_поля</w:t>
       </w:r>
       <w:proofErr w:type="spellEnd"/>
       <w:r>
+        <w:rPr>
+          <w:rFonts w:ascii="Cambria Math" w:hAnsi="Cambria Math"/>
+          <w:sz w:val="20"/>
+          <w:szCs w:val="20"/>
+        </w:rPr>
         <w:t>&gt; [</w:t>
       </w:r>
       <w:proofErr w:type="spellStart"/>
       <w:r>
+        <w:rPr>
+          <w:rFonts w:ascii="Cambria Math" w:hAnsi="Cambria Math"/>
+          <w:sz w:val="20"/>
+          <w:szCs w:val="20"/>
+        </w:rPr>
         <w:t>тип_данных</w:t>
       </w:r>
       <w:proofErr w:type="spellEnd"/>
       <w:r>
+        <w:rPr>
+          <w:rFonts w:ascii="Cambria Math" w:hAnsi="Cambria Math"/>
+          <w:sz w:val="20"/>
+          <w:szCs w:val="20"/>
+        </w:rPr>
         <w:t>] [NULL|NOT NULL], ...;</w:t>
       </w:r>
     </w:p>
@@ -10739,20 +11321,42 @@
     </w:p>
     <w:p>
       <w:pPr>
+        <w:pStyle w:val="a7"/>
         <w:numPr>
           <w:ilvl w:val="0"/>
-          <w:numId w:val="31"/>
+          <w:numId w:val="43"/>
         </w:numPr>
-      </w:pPr>
-      <w:r>
+        <w:jc w:val="both"/>
+        <w:rPr>
+          <w:rFonts w:ascii="Cambria Math" w:hAnsi="Cambria Math"/>
+          <w:sz w:val="20"/>
+          <w:szCs w:val="20"/>
+        </w:rPr>
+      </w:pPr>
+      <w:r>
+        <w:rPr>
+          <w:rFonts w:ascii="Cambria Math" w:hAnsi="Cambria Math"/>
+          <w:sz w:val="20"/>
+          <w:szCs w:val="20"/>
+        </w:rPr>
         <w:t>DROP TABLE &lt;</w:t>
       </w:r>
       <w:proofErr w:type="spellStart"/>
       <w:r>
+        <w:rPr>
+          <w:rFonts w:ascii="Cambria Math" w:hAnsi="Cambria Math"/>
+          <w:sz w:val="20"/>
+          <w:szCs w:val="20"/>
+        </w:rPr>
         <w:t>имя_таблицы</w:t>
       </w:r>
       <w:proofErr w:type="spellEnd"/>
       <w:r>
+        <w:rPr>
+          <w:rFonts w:ascii="Cambria Math" w:hAnsi="Cambria Math"/>
+          <w:sz w:val="20"/>
+          <w:szCs w:val="20"/>
+        </w:rPr>
         <w:t>&gt;</w:t>
       </w:r>
     </w:p>
@@ -10775,6 +11379,878 @@
           <w:lang w:val="ru-RU"/>
         </w:rPr>
       </w:pPr>
+    </w:p>
+    <w:p>
+      <w:pPr>
+        <w:rPr>
+          <w:b/>
+          <w:bCs/>
+          <w:lang w:val="en-US"/>
+        </w:rPr>
+      </w:pPr>
+      <w:r>
+        <w:rPr>
+          <w:b/>
+          <w:bCs/>
+          <w:lang w:val="en-US"/>
+        </w:rPr>
+        <w:t>DML (Data Manipulation Language)</w:t>
+      </w:r>
+    </w:p>
+    <w:p>
+      <w:pPr>
+        <w:rPr>
+          <w:lang w:val="en-US"/>
+        </w:rPr>
+      </w:pPr>
+    </w:p>
+    <w:p>
+      <w:pPr>
+        <w:rPr>
+          <w:lang w:val="en-US"/>
+        </w:rPr>
+      </w:pPr>
+      <w:r>
+        <w:rPr>
+          <w:lang w:val="ru-RU"/>
+        </w:rPr>
+        <w:t>Язык</w:t>
+      </w:r>
+      <w:r>
+        <w:rPr>
+          <w:lang w:val="en-US"/>
+        </w:rPr>
+        <w:t xml:space="preserve"> </w:t>
+      </w:r>
+      <w:r>
+        <w:rPr>
+          <w:lang w:val="ru-RU"/>
+        </w:rPr>
+        <w:t>управления</w:t>
+      </w:r>
+      <w:r>
+        <w:rPr>
+          <w:lang w:val="en-US"/>
+        </w:rPr>
+        <w:t xml:space="preserve"> </w:t>
+      </w:r>
+      <w:r>
+        <w:rPr>
+          <w:lang w:val="ru-RU"/>
+        </w:rPr>
+        <w:t>записями</w:t>
+      </w:r>
+      <w:r>
+        <w:rPr>
+          <w:lang w:val="en-US"/>
+        </w:rPr>
+        <w:t>.</w:t>
+      </w:r>
+    </w:p>
+    <w:p>
+      <w:pPr>
+        <w:rPr>
+          <w:lang w:val="en-US"/>
+        </w:rPr>
+      </w:pPr>
+    </w:p>
+    <w:p>
+      <w:pPr>
+        <w:rPr>
+          <w:lang w:val="ru-RU"/>
+        </w:rPr>
+      </w:pPr>
+      <w:r>
+        <w:rPr>
+          <w:b/>
+          <w:bCs/>
+          <w:lang w:val="ru-RU"/>
+        </w:rPr>
+        <w:t>Вставка записи</w:t>
+      </w:r>
+      <w:r>
+        <w:rPr>
+          <w:lang w:val="ru-RU"/>
+        </w:rPr>
+        <w:t>:</w:t>
+      </w:r>
+    </w:p>
+    <w:p>
+      <w:pPr>
+        <w:pStyle w:val="a7"/>
+        <w:numPr>
+          <w:ilvl w:val="0"/>
+          <w:numId w:val="43"/>
+        </w:numPr>
+        <w:rPr>
+          <w:sz w:val="20"/>
+          <w:szCs w:val="20"/>
+          <w:lang w:val="ru-RU"/>
+        </w:rPr>
+      </w:pPr>
+      <w:r>
+        <w:rPr>
+          <w:rFonts w:ascii="Cambria Math" w:hAnsi="Cambria Math"/>
+          <w:sz w:val="20"/>
+          <w:szCs w:val="20"/>
+          <w:lang w:val="ru-RU"/>
+        </w:rPr>
+        <w:t>INSERT INTO &lt;</w:t>
+      </w:r>
+      <w:proofErr w:type="spellStart"/>
+      <w:r>
+        <w:rPr>
+          <w:rFonts w:ascii="Cambria Math" w:hAnsi="Cambria Math"/>
+          <w:sz w:val="20"/>
+          <w:szCs w:val="20"/>
+          <w:lang w:val="ru-RU"/>
+        </w:rPr>
+        <w:t>имя_таблицы</w:t>
+      </w:r>
+      <w:proofErr w:type="spellEnd"/>
+      <w:r>
+        <w:rPr>
+          <w:rFonts w:ascii="Cambria Math" w:hAnsi="Cambria Math"/>
+          <w:sz w:val="20"/>
+          <w:szCs w:val="20"/>
+          <w:lang w:val="ru-RU"/>
+        </w:rPr>
+        <w:t>&gt; [(&lt;</w:t>
+      </w:r>
+      <w:proofErr w:type="spellStart"/>
+      <w:r>
+        <w:rPr>
+          <w:rFonts w:ascii="Cambria Math" w:hAnsi="Cambria Math"/>
+          <w:sz w:val="20"/>
+          <w:szCs w:val="20"/>
+          <w:lang w:val="ru-RU"/>
+        </w:rPr>
+        <w:t>список_полей</w:t>
+      </w:r>
+      <w:proofErr w:type="spellEnd"/>
+      <w:r>
+        <w:rPr>
+          <w:rFonts w:ascii="Cambria Math" w:hAnsi="Cambria Math"/>
+          <w:sz w:val="20"/>
+          <w:szCs w:val="20"/>
+          <w:lang w:val="ru-RU"/>
+        </w:rPr>
+        <w:t>&gt;)] VALUES (&lt;</w:t>
+      </w:r>
+      <w:proofErr w:type="spellStart"/>
+      <w:r>
+        <w:rPr>
+          <w:rFonts w:ascii="Cambria Math" w:hAnsi="Cambria Math"/>
+          <w:sz w:val="20"/>
+          <w:szCs w:val="20"/>
+          <w:lang w:val="ru-RU"/>
+        </w:rPr>
+        <w:t>список_значений</w:t>
+      </w:r>
+      <w:proofErr w:type="spellEnd"/>
+      <w:r>
+        <w:rPr>
+          <w:rFonts w:ascii="Cambria Math" w:hAnsi="Cambria Math"/>
+          <w:sz w:val="20"/>
+          <w:szCs w:val="20"/>
+          <w:lang w:val="ru-RU"/>
+        </w:rPr>
+        <w:t>&gt;);</w:t>
+      </w:r>
+    </w:p>
+    <w:p>
+      <w:pPr>
+        <w:pStyle w:val="a7"/>
+        <w:numPr>
+          <w:ilvl w:val="0"/>
+          <w:numId w:val="43"/>
+        </w:numPr>
+        <w:rPr>
+          <w:lang w:val="ru-RU"/>
+        </w:rPr>
+      </w:pPr>
+      <w:r>
+        <w:rPr>
+          <w:rFonts w:ascii="Cambria Math" w:hAnsi="Cambria Math"/>
+          <w:sz w:val="20"/>
+          <w:szCs w:val="20"/>
+          <w:lang w:val="ru-RU"/>
+        </w:rPr>
+        <w:t>INSERT INTO &lt;</w:t>
+      </w:r>
+      <w:proofErr w:type="spellStart"/>
+      <w:r>
+        <w:rPr>
+          <w:rFonts w:ascii="Cambria Math" w:hAnsi="Cambria Math"/>
+          <w:sz w:val="20"/>
+          <w:szCs w:val="20"/>
+          <w:lang w:val="ru-RU"/>
+        </w:rPr>
+        <w:t>имя_таблицы</w:t>
+      </w:r>
+      <w:proofErr w:type="spellEnd"/>
+      <w:r>
+        <w:rPr>
+          <w:rFonts w:ascii="Cambria Math" w:hAnsi="Cambria Math"/>
+          <w:sz w:val="20"/>
+          <w:szCs w:val="20"/>
+          <w:lang w:val="ru-RU"/>
+        </w:rPr>
+        <w:t>&gt; [(&lt;</w:t>
+      </w:r>
+      <w:proofErr w:type="spellStart"/>
+      <w:r>
+        <w:rPr>
+          <w:rFonts w:ascii="Cambria Math" w:hAnsi="Cambria Math"/>
+          <w:sz w:val="20"/>
+          <w:szCs w:val="20"/>
+          <w:lang w:val="ru-RU"/>
+        </w:rPr>
+        <w:t>список_полей</w:t>
+      </w:r>
+      <w:proofErr w:type="spellEnd"/>
+      <w:r>
+        <w:rPr>
+          <w:rFonts w:ascii="Cambria Math" w:hAnsi="Cambria Math"/>
+          <w:sz w:val="20"/>
+          <w:szCs w:val="20"/>
+          <w:lang w:val="ru-RU"/>
+        </w:rPr>
+        <w:t>&gt;)] SELECT ... ;</w:t>
+      </w:r>
+      <w:r>
+        <w:rPr>
+          <w:sz w:val="20"/>
+          <w:szCs w:val="20"/>
+          <w:lang w:val="ru-RU"/>
+        </w:rPr>
+        <w:t xml:space="preserve"> </w:t>
+      </w:r>
+      <w:r>
+        <w:rPr>
+          <w:lang w:val="ru-RU"/>
+        </w:rPr>
+        <w:t xml:space="preserve">- данные для заполнения таблицы предоставляются из оператора выборки </w:t>
+      </w:r>
+      <w:r>
+        <w:rPr>
+          <w:rFonts w:ascii="Cambria Math" w:hAnsi="Cambria Math"/>
+          <w:lang w:val="ru-RU"/>
+        </w:rPr>
+        <w:t>SELECT</w:t>
+      </w:r>
+      <w:r>
+        <w:rPr>
+          <w:lang w:val="ru-RU"/>
+        </w:rPr>
+        <w:t>.</w:t>
+      </w:r>
+    </w:p>
+    <w:p>
+      <w:pPr>
+        <w:rPr>
+          <w:lang w:val="ru-RU"/>
+        </w:rPr>
+      </w:pPr>
+    </w:p>
+    <w:p>
+      <w:pPr>
+        <w:rPr>
+          <w:lang w:val="ru-RU"/>
+        </w:rPr>
+      </w:pPr>
+      <w:r>
+        <w:rPr>
+          <w:b/>
+          <w:bCs/>
+          <w:lang w:val="ru-RU"/>
+        </w:rPr>
+        <w:t>Изменение записи</w:t>
+      </w:r>
+      <w:r>
+        <w:rPr>
+          <w:lang w:val="ru-RU"/>
+        </w:rPr>
+        <w:t>:</w:t>
+      </w:r>
+    </w:p>
+    <w:p>
+      <w:pPr>
+        <w:rPr>
+          <w:rFonts w:ascii="Cambria Math" w:hAnsi="Cambria Math"/>
+          <w:sz w:val="20"/>
+          <w:szCs w:val="20"/>
+          <w:lang w:val="ru-RU"/>
+        </w:rPr>
+      </w:pPr>
+      <w:r>
+        <w:rPr>
+          <w:rFonts w:ascii="Cambria Math" w:hAnsi="Cambria Math"/>
+          <w:sz w:val="20"/>
+          <w:szCs w:val="20"/>
+          <w:lang w:val="ru-RU"/>
+        </w:rPr>
+        <w:t>UPDATE &lt;</w:t>
+      </w:r>
+      <w:proofErr w:type="spellStart"/>
+      <w:r>
+        <w:rPr>
+          <w:rFonts w:ascii="Cambria Math" w:hAnsi="Cambria Math"/>
+          <w:sz w:val="20"/>
+          <w:szCs w:val="20"/>
+          <w:lang w:val="ru-RU"/>
+        </w:rPr>
+        <w:t>имя_таблицы</w:t>
+      </w:r>
+      <w:proofErr w:type="spellEnd"/>
+      <w:r>
+        <w:rPr>
+          <w:rFonts w:ascii="Cambria Math" w:hAnsi="Cambria Math"/>
+          <w:sz w:val="20"/>
+          <w:szCs w:val="20"/>
+          <w:lang w:val="ru-RU"/>
+        </w:rPr>
+        <w:t>&gt;</w:t>
+      </w:r>
+    </w:p>
+    <w:p>
+      <w:pPr>
+        <w:rPr>
+          <w:rFonts w:ascii="Cambria Math" w:hAnsi="Cambria Math"/>
+          <w:sz w:val="20"/>
+          <w:szCs w:val="20"/>
+          <w:lang w:val="ru-RU"/>
+        </w:rPr>
+      </w:pPr>
+      <w:r>
+        <w:rPr>
+          <w:rFonts w:ascii="Cambria Math" w:hAnsi="Cambria Math"/>
+          <w:sz w:val="20"/>
+          <w:szCs w:val="20"/>
+          <w:lang w:val="ru-RU"/>
+        </w:rPr>
+        <w:t xml:space="preserve">                 SET &lt;</w:t>
+      </w:r>
+      <w:proofErr w:type="spellStart"/>
+      <w:r>
+        <w:rPr>
+          <w:rFonts w:ascii="Cambria Math" w:hAnsi="Cambria Math"/>
+          <w:sz w:val="20"/>
+          <w:szCs w:val="20"/>
+          <w:lang w:val="ru-RU"/>
+        </w:rPr>
+        <w:t>имя_поля</w:t>
+      </w:r>
+      <w:proofErr w:type="spellEnd"/>
+      <w:r>
+        <w:rPr>
+          <w:rFonts w:ascii="Cambria Math" w:hAnsi="Cambria Math"/>
+          <w:sz w:val="20"/>
+          <w:szCs w:val="20"/>
+          <w:lang w:val="ru-RU"/>
+        </w:rPr>
+        <w:t xml:space="preserve">&gt;=&lt;выражение&gt; </w:t>
+      </w:r>
+    </w:p>
+    <w:p>
+      <w:pPr>
+        <w:rPr>
+          <w:rFonts w:ascii="Cambria Math" w:hAnsi="Cambria Math"/>
+          <w:sz w:val="20"/>
+          <w:szCs w:val="20"/>
+          <w:lang w:val="ru-RU"/>
+        </w:rPr>
+      </w:pPr>
+      <w:r>
+        <w:rPr>
+          <w:rFonts w:ascii="Cambria Math" w:hAnsi="Cambria Math"/>
+          <w:sz w:val="20"/>
+          <w:szCs w:val="20"/>
+          <w:lang w:val="ru-RU"/>
+        </w:rPr>
+        <w:t xml:space="preserve">                 </w:t>
+      </w:r>
+      <w:r>
+        <w:rPr>
+          <w:rFonts w:ascii="Cambria Math" w:hAnsi="Cambria Math"/>
+          <w:sz w:val="20"/>
+          <w:szCs w:val="20"/>
+          <w:lang w:val="ru-RU"/>
+        </w:rPr>
+        <w:t>SET &lt;</w:t>
+      </w:r>
+      <w:proofErr w:type="spellStart"/>
+      <w:r>
+        <w:rPr>
+          <w:rFonts w:ascii="Cambria Math" w:hAnsi="Cambria Math"/>
+          <w:sz w:val="20"/>
+          <w:szCs w:val="20"/>
+          <w:lang w:val="ru-RU"/>
+        </w:rPr>
+        <w:t>имя_поля</w:t>
+      </w:r>
+      <w:proofErr w:type="spellEnd"/>
+      <w:r>
+        <w:rPr>
+          <w:rFonts w:ascii="Cambria Math" w:hAnsi="Cambria Math"/>
+          <w:sz w:val="20"/>
+          <w:szCs w:val="20"/>
+          <w:lang w:val="ru-RU"/>
+        </w:rPr>
+        <w:t>&gt;=&lt;выражение&gt;</w:t>
+      </w:r>
+    </w:p>
+    <w:p>
+      <w:pPr>
+        <w:rPr>
+          <w:rFonts w:ascii="Cambria Math" w:hAnsi="Cambria Math"/>
+          <w:sz w:val="20"/>
+          <w:szCs w:val="20"/>
+          <w:lang w:val="ru-RU"/>
+        </w:rPr>
+      </w:pPr>
+      <w:r>
+        <w:rPr>
+          <w:rFonts w:ascii="Cambria Math" w:hAnsi="Cambria Math"/>
+          <w:sz w:val="20"/>
+          <w:szCs w:val="20"/>
+          <w:lang w:val="ru-RU"/>
+        </w:rPr>
+        <w:t xml:space="preserve">                </w:t>
+      </w:r>
+      <w:r>
+        <w:rPr>
+          <w:rFonts w:ascii="Cambria Math" w:hAnsi="Cambria Math"/>
+          <w:sz w:val="20"/>
+          <w:szCs w:val="20"/>
+          <w:lang w:val="ru-RU"/>
+        </w:rPr>
+        <w:t xml:space="preserve"> [WHERE &lt;условие&gt;];</w:t>
+      </w:r>
+    </w:p>
+    <w:p>
+      <w:pPr>
+        <w:rPr>
+          <w:lang w:val="ru-RU"/>
+        </w:rPr>
+      </w:pPr>
+    </w:p>
+    <w:p>
+      <w:pPr>
+        <w:rPr>
+          <w:lang w:val="ru-RU"/>
+        </w:rPr>
+      </w:pPr>
+      <w:r>
+        <w:rPr>
+          <w:b/>
+          <w:bCs/>
+          <w:lang w:val="ru-RU"/>
+        </w:rPr>
+        <w:t>Удаление записи</w:t>
+      </w:r>
+      <w:r>
+        <w:rPr>
+          <w:lang w:val="ru-RU"/>
+        </w:rPr>
+        <w:t>:</w:t>
+      </w:r>
+    </w:p>
+    <w:p>
+      <w:pPr>
+        <w:pStyle w:val="a7"/>
+        <w:numPr>
+          <w:ilvl w:val="0"/>
+          <w:numId w:val="45"/>
+        </w:numPr>
+        <w:rPr>
+          <w:rFonts w:ascii="Cambria Math" w:hAnsi="Cambria Math"/>
+          <w:sz w:val="20"/>
+          <w:szCs w:val="20"/>
+          <w:lang w:val="en-US"/>
+        </w:rPr>
+      </w:pPr>
+      <w:r>
+        <w:rPr>
+          <w:rFonts w:ascii="Cambria Math" w:hAnsi="Cambria Math"/>
+          <w:sz w:val="20"/>
+          <w:szCs w:val="20"/>
+          <w:lang w:val="en-US"/>
+        </w:rPr>
+        <w:t>DELETE FROM &lt;</w:t>
+      </w:r>
+      <w:r>
+        <w:rPr>
+          <w:rFonts w:ascii="Cambria Math" w:hAnsi="Cambria Math"/>
+          <w:sz w:val="20"/>
+          <w:szCs w:val="20"/>
+          <w:lang w:val="ru-RU"/>
+        </w:rPr>
+        <w:t>имя</w:t>
+      </w:r>
+      <w:r>
+        <w:rPr>
+          <w:rFonts w:ascii="Cambria Math" w:hAnsi="Cambria Math"/>
+          <w:sz w:val="20"/>
+          <w:szCs w:val="20"/>
+          <w:lang w:val="en-US"/>
+        </w:rPr>
+        <w:t>_</w:t>
+      </w:r>
+      <w:r>
+        <w:rPr>
+          <w:rFonts w:ascii="Cambria Math" w:hAnsi="Cambria Math"/>
+          <w:sz w:val="20"/>
+          <w:szCs w:val="20"/>
+          <w:lang w:val="ru-RU"/>
+        </w:rPr>
+        <w:t>таблицы</w:t>
+      </w:r>
+      <w:r>
+        <w:rPr>
+          <w:rFonts w:ascii="Cambria Math" w:hAnsi="Cambria Math"/>
+          <w:sz w:val="20"/>
+          <w:szCs w:val="20"/>
+          <w:lang w:val="en-US"/>
+        </w:rPr>
+        <w:t>&gt; [WHERE &lt;</w:t>
+      </w:r>
+      <w:r>
+        <w:rPr>
+          <w:rFonts w:ascii="Cambria Math" w:hAnsi="Cambria Math"/>
+          <w:sz w:val="20"/>
+          <w:szCs w:val="20"/>
+          <w:lang w:val="ru-RU"/>
+        </w:rPr>
+        <w:t>условие</w:t>
+      </w:r>
+      <w:r>
+        <w:rPr>
+          <w:rFonts w:ascii="Cambria Math" w:hAnsi="Cambria Math"/>
+          <w:sz w:val="20"/>
+          <w:szCs w:val="20"/>
+          <w:lang w:val="en-US"/>
+        </w:rPr>
+        <w:t>&gt;];</w:t>
+      </w:r>
+    </w:p>
+    <w:p>
+      <w:pPr>
+        <w:rPr>
+          <w:lang w:val="en-US"/>
+        </w:rPr>
+      </w:pPr>
+    </w:p>
+    <w:p>
+      <w:pPr>
+        <w:rPr>
+          <w:b/>
+          <w:bCs/>
+          <w:lang w:val="ru-RU"/>
+        </w:rPr>
+      </w:pPr>
+      <w:r>
+        <w:rPr>
+          <w:b/>
+          <w:bCs/>
+          <w:lang w:val="ru-RU"/>
+        </w:rPr>
+        <w:t xml:space="preserve">DQL (Data </w:t>
+      </w:r>
+      <w:proofErr w:type="spellStart"/>
+      <w:r>
+        <w:rPr>
+          <w:b/>
+          <w:bCs/>
+          <w:lang w:val="ru-RU"/>
+        </w:rPr>
+        <w:t>Query</w:t>
+      </w:r>
+      <w:proofErr w:type="spellEnd"/>
+      <w:r>
+        <w:rPr>
+          <w:b/>
+          <w:bCs/>
+          <w:lang w:val="ru-RU"/>
+        </w:rPr>
+        <w:t xml:space="preserve"> Language)</w:t>
+      </w:r>
+    </w:p>
+    <w:p>
+      <w:pPr>
+        <w:rPr>
+          <w:lang w:val="ru-RU"/>
+        </w:rPr>
+      </w:pPr>
+    </w:p>
+    <w:p>
+      <w:pPr>
+        <w:rPr>
+          <w:lang w:val="ru-RU"/>
+        </w:rPr>
+      </w:pPr>
+      <w:r>
+        <w:rPr>
+          <w:lang w:val="ru-RU"/>
+        </w:rPr>
+        <w:t>Язык управления запросами.</w:t>
+      </w:r>
+    </w:p>
+    <w:p>
+      <w:pPr>
+        <w:rPr>
+          <w:lang w:val="ru-RU"/>
+        </w:rPr>
+      </w:pPr>
+    </w:p>
+    <w:p>
+      <w:pPr>
+        <w:rPr>
+          <w:lang w:val="ru-RU"/>
+        </w:rPr>
+      </w:pPr>
+      <w:r>
+        <w:rPr>
+          <w:b/>
+          <w:bCs/>
+          <w:lang w:val="ru-RU"/>
+        </w:rPr>
+        <w:t>Оператор выбора</w:t>
+      </w:r>
+      <w:r>
+        <w:rPr>
+          <w:lang w:val="ru-RU"/>
+        </w:rPr>
+        <w:t>:</w:t>
+      </w:r>
+    </w:p>
+    <w:p>
+      <w:pPr>
+        <w:pStyle w:val="a7"/>
+        <w:numPr>
+          <w:ilvl w:val="0"/>
+          <w:numId w:val="45"/>
+        </w:numPr>
+        <w:rPr>
+          <w:rFonts w:ascii="Cambria Math" w:hAnsi="Cambria Math"/>
+          <w:sz w:val="20"/>
+          <w:szCs w:val="20"/>
+          <w:lang w:val="ru-RU"/>
+        </w:rPr>
+      </w:pPr>
+      <w:r>
+        <w:rPr>
+          <w:rFonts w:ascii="Cambria Math" w:hAnsi="Cambria Math"/>
+          <w:sz w:val="20"/>
+          <w:szCs w:val="20"/>
+          <w:lang w:val="ru-RU"/>
+        </w:rPr>
+        <w:t>SELECT [ALL|DISTINCT|&lt;</w:t>
+      </w:r>
+      <w:proofErr w:type="spellStart"/>
+      <w:r>
+        <w:rPr>
+          <w:rFonts w:ascii="Cambria Math" w:hAnsi="Cambria Math"/>
+          <w:sz w:val="20"/>
+          <w:szCs w:val="20"/>
+          <w:lang w:val="ru-RU"/>
+        </w:rPr>
+        <w:t>список_полей</w:t>
+      </w:r>
+      <w:proofErr w:type="spellEnd"/>
+      <w:r>
+        <w:rPr>
+          <w:rFonts w:ascii="Cambria Math" w:hAnsi="Cambria Math"/>
+          <w:sz w:val="20"/>
+          <w:szCs w:val="20"/>
+          <w:lang w:val="ru-RU"/>
+        </w:rPr>
+        <w:t>&gt;|&lt;выражение&gt;] FROM &lt;</w:t>
+      </w:r>
+      <w:proofErr w:type="spellStart"/>
+      <w:r>
+        <w:rPr>
+          <w:rFonts w:ascii="Cambria Math" w:hAnsi="Cambria Math"/>
+          <w:sz w:val="20"/>
+          <w:szCs w:val="20"/>
+          <w:lang w:val="ru-RU"/>
+        </w:rPr>
+        <w:t>список_таблиц</w:t>
+      </w:r>
+      <w:proofErr w:type="spellEnd"/>
+      <w:r>
+        <w:rPr>
+          <w:rFonts w:ascii="Cambria Math" w:hAnsi="Cambria Math"/>
+          <w:sz w:val="20"/>
+          <w:szCs w:val="20"/>
+          <w:lang w:val="ru-RU"/>
+        </w:rPr>
+        <w:t>&gt;</w:t>
+      </w:r>
+    </w:p>
+    <w:p>
+      <w:pPr>
+        <w:pStyle w:val="a7"/>
+        <w:numPr>
+          <w:ilvl w:val="0"/>
+          <w:numId w:val="45"/>
+        </w:numPr>
+        <w:rPr>
+          <w:rFonts w:ascii="Cambria Math" w:hAnsi="Cambria Math"/>
+          <w:sz w:val="20"/>
+          <w:szCs w:val="20"/>
+          <w:lang w:val="ru-RU"/>
+        </w:rPr>
+      </w:pPr>
+      <w:r>
+        <w:rPr>
+          <w:rFonts w:ascii="Cambria Math" w:hAnsi="Cambria Math"/>
+          <w:sz w:val="20"/>
+          <w:szCs w:val="20"/>
+          <w:lang w:val="ru-RU"/>
+        </w:rPr>
+        <w:t xml:space="preserve">                   [WHERE &lt;условие&gt;]</w:t>
+      </w:r>
+    </w:p>
+    <w:p>
+      <w:pPr>
+        <w:pStyle w:val="a7"/>
+        <w:numPr>
+          <w:ilvl w:val="0"/>
+          <w:numId w:val="45"/>
+        </w:numPr>
+        <w:rPr>
+          <w:rFonts w:ascii="Cambria Math" w:hAnsi="Cambria Math"/>
+          <w:sz w:val="20"/>
+          <w:szCs w:val="20"/>
+          <w:lang w:val="ru-RU"/>
+        </w:rPr>
+      </w:pPr>
+      <w:r>
+        <w:rPr>
+          <w:rFonts w:ascii="Cambria Math" w:hAnsi="Cambria Math"/>
+          <w:sz w:val="20"/>
+          <w:szCs w:val="20"/>
+          <w:lang w:val="ru-RU"/>
+        </w:rPr>
+        <w:t xml:space="preserve">                   [GROUP BY &lt;имя_поля_1&gt;...&lt;</w:t>
+      </w:r>
+      <w:proofErr w:type="spellStart"/>
+      <w:r>
+        <w:rPr>
+          <w:rFonts w:ascii="Cambria Math" w:hAnsi="Cambria Math"/>
+          <w:sz w:val="20"/>
+          <w:szCs w:val="20"/>
+          <w:lang w:val="ru-RU"/>
+        </w:rPr>
+        <w:t>имя_поля_n</w:t>
+      </w:r>
+      <w:proofErr w:type="spellEnd"/>
+      <w:r>
+        <w:rPr>
+          <w:rFonts w:ascii="Cambria Math" w:hAnsi="Cambria Math"/>
+          <w:sz w:val="20"/>
+          <w:szCs w:val="20"/>
+          <w:lang w:val="ru-RU"/>
+        </w:rPr>
+        <w:t>&gt;]</w:t>
+      </w:r>
+    </w:p>
+    <w:p>
+      <w:pPr>
+        <w:pStyle w:val="a7"/>
+        <w:numPr>
+          <w:ilvl w:val="0"/>
+          <w:numId w:val="45"/>
+        </w:numPr>
+        <w:rPr>
+          <w:rFonts w:ascii="Cambria Math" w:hAnsi="Cambria Math"/>
+          <w:sz w:val="20"/>
+          <w:szCs w:val="20"/>
+          <w:lang w:val="ru-RU"/>
+        </w:rPr>
+      </w:pPr>
+      <w:r>
+        <w:rPr>
+          <w:rFonts w:ascii="Cambria Math" w:hAnsi="Cambria Math"/>
+          <w:sz w:val="20"/>
+          <w:szCs w:val="20"/>
+          <w:lang w:val="ru-RU"/>
+        </w:rPr>
+        <w:t xml:space="preserve">                   [HAVING &lt;условие_поиска&gt;]</w:t>
+      </w:r>
+    </w:p>
+    <w:p>
+      <w:pPr>
+        <w:pStyle w:val="a7"/>
+        <w:numPr>
+          <w:ilvl w:val="0"/>
+          <w:numId w:val="45"/>
+        </w:numPr>
+        <w:rPr>
+          <w:rFonts w:ascii="Cambria Math" w:hAnsi="Cambria Math"/>
+          <w:sz w:val="20"/>
+          <w:szCs w:val="20"/>
+          <w:lang w:val="ru-RU"/>
+        </w:rPr>
+      </w:pPr>
+      <w:r>
+        <w:rPr>
+          <w:rFonts w:ascii="Cambria Math" w:hAnsi="Cambria Math"/>
+          <w:sz w:val="20"/>
+          <w:szCs w:val="20"/>
+          <w:lang w:val="ru-RU"/>
+        </w:rPr>
+        <w:t xml:space="preserve">                   [ORDER BY &lt;спецификация&gt;];</w:t>
+      </w:r>
+    </w:p>
+    <w:p>
+      <w:pPr>
+        <w:pStyle w:val="a7"/>
+        <w:numPr>
+          <w:ilvl w:val="0"/>
+          <w:numId w:val="45"/>
+        </w:numPr>
+        <w:rPr>
+          <w:rFonts w:ascii="Cambria Math" w:hAnsi="Cambria Math"/>
+          <w:sz w:val="20"/>
+          <w:szCs w:val="20"/>
+          <w:lang w:val="ru-RU"/>
+        </w:rPr>
+      </w:pPr>
+    </w:p>
+    <w:p>
+      <w:pPr>
+        <w:rPr>
+          <w:lang w:val="ru-RU"/>
+        </w:rPr>
+      </w:pPr>
+      <w:r>
+        <w:rPr>
+          <w:lang w:val="ru-RU"/>
+        </w:rPr>
+        <w:t>Оператор выбора п</w:t>
+      </w:r>
+      <w:r>
+        <w:rPr>
+          <w:lang w:val="ru-RU"/>
+        </w:rPr>
+        <w:t>роизводит выборку и обработку данных из списка таблиц. Результат выполнения - проекция таблицы, которая может иметь или не иметь повторяющиеся строки. Список после `SELECT` содержит имена полей, участвующих в запросе, а также выражения над столбцами. Если поля из разных таблиц, то указывается имя таблицы: `</w:t>
+      </w:r>
+      <w:proofErr w:type="spellStart"/>
+      <w:r>
+        <w:rPr>
+          <w:lang w:val="ru-RU"/>
+        </w:rPr>
+        <w:t>имя_таблицы.имя_поля</w:t>
+      </w:r>
+      <w:proofErr w:type="spellEnd"/>
+      <w:r>
+        <w:rPr>
+          <w:lang w:val="ru-RU"/>
+        </w:rPr>
+        <w:t>`.</w:t>
+      </w:r>
     </w:p>
     <w:p>
       <w:pPr>
@@ -11139,7 +12615,6 @@
     </w:p>
     <w:p>
       <w:pPr>
-        <w:jc w:val="left"/>
         <w:rPr>
           <w:lang w:val="ru-RU"/>
         </w:rPr>
@@ -11194,7 +12669,6 @@
     </w:p>
     <w:p>
       <w:pPr>
-        <w:ind w:firstLine="0"/>
         <w:rPr>
           <w:lang w:val="ru-RU"/>
         </w:rPr>
@@ -11651,7 +13125,6 @@
     </w:p>
     <w:p>
       <w:pPr>
-        <w:ind w:firstLine="0"/>
         <w:rPr>
           <w:lang w:val="ru-RU"/>
         </w:rPr>
@@ -12025,6 +13498,119 @@
     </w:lvl>
   </w:abstractNum>
   <w:abstractNum w:abstractNumId="2" w15:restartNumberingAfterBreak="0">
+    <w:nsid w:val="05D14353"/>
+    <w:multiLevelType w:val="hybridMultilevel"/>
+    <w:tmpl w:val="03646116"/>
+    <w:lvl w:ilvl="0" w:tplc="04190001">
+      <w:start w:val="1"/>
+      <w:numFmt w:val="bullet"/>
+      <w:lvlText w:val=""/>
+      <w:lvlJc w:val="left"/>
+      <w:pPr>
+        <w:ind w:left="720" w:hanging="360"/>
+      </w:pPr>
+      <w:rPr>
+        <w:rFonts w:ascii="Symbol" w:hAnsi="Symbol" w:hint="default"/>
+      </w:rPr>
+    </w:lvl>
+    <w:lvl w:ilvl="1" w:tplc="04190003" w:tentative="1">
+      <w:start w:val="1"/>
+      <w:numFmt w:val="bullet"/>
+      <w:lvlText w:val="o"/>
+      <w:lvlJc w:val="left"/>
+      <w:pPr>
+        <w:ind w:left="1440" w:hanging="360"/>
+      </w:pPr>
+      <w:rPr>
+        <w:rFonts w:ascii="Courier New" w:hAnsi="Courier New" w:cs="Courier New" w:hint="default"/>
+      </w:rPr>
+    </w:lvl>
+    <w:lvl w:ilvl="2" w:tplc="04190005" w:tentative="1">
+      <w:start w:val="1"/>
+      <w:numFmt w:val="bullet"/>
+      <w:lvlText w:val=""/>
+      <w:lvlJc w:val="left"/>
+      <w:pPr>
+        <w:ind w:left="2160" w:hanging="360"/>
+      </w:pPr>
+      <w:rPr>
+        <w:rFonts w:ascii="Wingdings" w:hAnsi="Wingdings" w:hint="default"/>
+      </w:rPr>
+    </w:lvl>
+    <w:lvl w:ilvl="3" w:tplc="04190001" w:tentative="1">
+      <w:start w:val="1"/>
+      <w:numFmt w:val="bullet"/>
+      <w:lvlText w:val=""/>
+      <w:lvlJc w:val="left"/>
+      <w:pPr>
+        <w:ind w:left="2880" w:hanging="360"/>
+      </w:pPr>
+      <w:rPr>
+        <w:rFonts w:ascii="Symbol" w:hAnsi="Symbol" w:hint="default"/>
+      </w:rPr>
+    </w:lvl>
+    <w:lvl w:ilvl="4" w:tplc="04190003" w:tentative="1">
+      <w:start w:val="1"/>
+      <w:numFmt w:val="bullet"/>
+      <w:lvlText w:val="o"/>
+      <w:lvlJc w:val="left"/>
+      <w:pPr>
+        <w:ind w:left="3600" w:hanging="360"/>
+      </w:pPr>
+      <w:rPr>
+        <w:rFonts w:ascii="Courier New" w:hAnsi="Courier New" w:cs="Courier New" w:hint="default"/>
+      </w:rPr>
+    </w:lvl>
+    <w:lvl w:ilvl="5" w:tplc="04190005" w:tentative="1">
+      <w:start w:val="1"/>
+      <w:numFmt w:val="bullet"/>
+      <w:lvlText w:val=""/>
+      <w:lvlJc w:val="left"/>
+      <w:pPr>
+        <w:ind w:left="4320" w:hanging="360"/>
+      </w:pPr>
+      <w:rPr>
+        <w:rFonts w:ascii="Wingdings" w:hAnsi="Wingdings" w:hint="default"/>
+      </w:rPr>
+    </w:lvl>
+    <w:lvl w:ilvl="6" w:tplc="04190001" w:tentative="1">
+      <w:start w:val="1"/>
+      <w:numFmt w:val="bullet"/>
+      <w:lvlText w:val=""/>
+      <w:lvlJc w:val="left"/>
+      <w:pPr>
+        <w:ind w:left="5040" w:hanging="360"/>
+      </w:pPr>
+      <w:rPr>
+        <w:rFonts w:ascii="Symbol" w:hAnsi="Symbol" w:hint="default"/>
+      </w:rPr>
+    </w:lvl>
+    <w:lvl w:ilvl="7" w:tplc="04190003" w:tentative="1">
+      <w:start w:val="1"/>
+      <w:numFmt w:val="bullet"/>
+      <w:lvlText w:val="o"/>
+      <w:lvlJc w:val="left"/>
+      <w:pPr>
+        <w:ind w:left="5760" w:hanging="360"/>
+      </w:pPr>
+      <w:rPr>
+        <w:rFonts w:ascii="Courier New" w:hAnsi="Courier New" w:cs="Courier New" w:hint="default"/>
+      </w:rPr>
+    </w:lvl>
+    <w:lvl w:ilvl="8" w:tplc="04190005" w:tentative="1">
+      <w:start w:val="1"/>
+      <w:numFmt w:val="bullet"/>
+      <w:lvlText w:val=""/>
+      <w:lvlJc w:val="left"/>
+      <w:pPr>
+        <w:ind w:left="6480" w:hanging="360"/>
+      </w:pPr>
+      <w:rPr>
+        <w:rFonts w:ascii="Wingdings" w:hAnsi="Wingdings" w:hint="default"/>
+      </w:rPr>
+    </w:lvl>
+  </w:abstractNum>
+  <w:abstractNum w:abstractNumId="3" w15:restartNumberingAfterBreak="0">
     <w:nsid w:val="06DC5D02"/>
     <w:multiLevelType w:val="multilevel"/>
     <w:tmpl w:val="C9683ED4"/>
@@ -12173,7 +13759,7 @@
       </w:rPr>
     </w:lvl>
   </w:abstractNum>
-  <w:abstractNum w:abstractNumId="3" w15:restartNumberingAfterBreak="0">
+  <w:abstractNum w:abstractNumId="4" w15:restartNumberingAfterBreak="0">
     <w:nsid w:val="08EA3B51"/>
     <w:multiLevelType w:val="multilevel"/>
     <w:tmpl w:val="B5E0ED50"/>
@@ -12322,7 +13908,120 @@
       </w:rPr>
     </w:lvl>
   </w:abstractNum>
-  <w:abstractNum w:abstractNumId="4" w15:restartNumberingAfterBreak="0">
+  <w:abstractNum w:abstractNumId="5" w15:restartNumberingAfterBreak="0">
+    <w:nsid w:val="0D2C0C4D"/>
+    <w:multiLevelType w:val="hybridMultilevel"/>
+    <w:tmpl w:val="0C021208"/>
+    <w:lvl w:ilvl="0" w:tplc="04190001">
+      <w:start w:val="1"/>
+      <w:numFmt w:val="bullet"/>
+      <w:lvlText w:val=""/>
+      <w:lvlJc w:val="left"/>
+      <w:pPr>
+        <w:ind w:left="1145" w:hanging="360"/>
+      </w:pPr>
+      <w:rPr>
+        <w:rFonts w:ascii="Symbol" w:hAnsi="Symbol" w:hint="default"/>
+      </w:rPr>
+    </w:lvl>
+    <w:lvl w:ilvl="1" w:tplc="04190003" w:tentative="1">
+      <w:start w:val="1"/>
+      <w:numFmt w:val="bullet"/>
+      <w:lvlText w:val="o"/>
+      <w:lvlJc w:val="left"/>
+      <w:pPr>
+        <w:ind w:left="1865" w:hanging="360"/>
+      </w:pPr>
+      <w:rPr>
+        <w:rFonts w:ascii="Courier New" w:hAnsi="Courier New" w:cs="Courier New" w:hint="default"/>
+      </w:rPr>
+    </w:lvl>
+    <w:lvl w:ilvl="2" w:tplc="04190005" w:tentative="1">
+      <w:start w:val="1"/>
+      <w:numFmt w:val="bullet"/>
+      <w:lvlText w:val=""/>
+      <w:lvlJc w:val="left"/>
+      <w:pPr>
+        <w:ind w:left="2585" w:hanging="360"/>
+      </w:pPr>
+      <w:rPr>
+        <w:rFonts w:ascii="Wingdings" w:hAnsi="Wingdings" w:hint="default"/>
+      </w:rPr>
+    </w:lvl>
+    <w:lvl w:ilvl="3" w:tplc="04190001" w:tentative="1">
+      <w:start w:val="1"/>
+      <w:numFmt w:val="bullet"/>
+      <w:lvlText w:val=""/>
+      <w:lvlJc w:val="left"/>
+      <w:pPr>
+        <w:ind w:left="3305" w:hanging="360"/>
+      </w:pPr>
+      <w:rPr>
+        <w:rFonts w:ascii="Symbol" w:hAnsi="Symbol" w:hint="default"/>
+      </w:rPr>
+    </w:lvl>
+    <w:lvl w:ilvl="4" w:tplc="04190003" w:tentative="1">
+      <w:start w:val="1"/>
+      <w:numFmt w:val="bullet"/>
+      <w:lvlText w:val="o"/>
+      <w:lvlJc w:val="left"/>
+      <w:pPr>
+        <w:ind w:left="4025" w:hanging="360"/>
+      </w:pPr>
+      <w:rPr>
+        <w:rFonts w:ascii="Courier New" w:hAnsi="Courier New" w:cs="Courier New" w:hint="default"/>
+      </w:rPr>
+    </w:lvl>
+    <w:lvl w:ilvl="5" w:tplc="04190005" w:tentative="1">
+      <w:start w:val="1"/>
+      <w:numFmt w:val="bullet"/>
+      <w:lvlText w:val=""/>
+      <w:lvlJc w:val="left"/>
+      <w:pPr>
+        <w:ind w:left="4745" w:hanging="360"/>
+      </w:pPr>
+      <w:rPr>
+        <w:rFonts w:ascii="Wingdings" w:hAnsi="Wingdings" w:hint="default"/>
+      </w:rPr>
+    </w:lvl>
+    <w:lvl w:ilvl="6" w:tplc="04190001" w:tentative="1">
+      <w:start w:val="1"/>
+      <w:numFmt w:val="bullet"/>
+      <w:lvlText w:val=""/>
+      <w:lvlJc w:val="left"/>
+      <w:pPr>
+        <w:ind w:left="5465" w:hanging="360"/>
+      </w:pPr>
+      <w:rPr>
+        <w:rFonts w:ascii="Symbol" w:hAnsi="Symbol" w:hint="default"/>
+      </w:rPr>
+    </w:lvl>
+    <w:lvl w:ilvl="7" w:tplc="04190003" w:tentative="1">
+      <w:start w:val="1"/>
+      <w:numFmt w:val="bullet"/>
+      <w:lvlText w:val="o"/>
+      <w:lvlJc w:val="left"/>
+      <w:pPr>
+        <w:ind w:left="6185" w:hanging="360"/>
+      </w:pPr>
+      <w:rPr>
+        <w:rFonts w:ascii="Courier New" w:hAnsi="Courier New" w:cs="Courier New" w:hint="default"/>
+      </w:rPr>
+    </w:lvl>
+    <w:lvl w:ilvl="8" w:tplc="04190005" w:tentative="1">
+      <w:start w:val="1"/>
+      <w:numFmt w:val="bullet"/>
+      <w:lvlText w:val=""/>
+      <w:lvlJc w:val="left"/>
+      <w:pPr>
+        <w:ind w:left="6905" w:hanging="360"/>
+      </w:pPr>
+      <w:rPr>
+        <w:rFonts w:ascii="Wingdings" w:hAnsi="Wingdings" w:hint="default"/>
+      </w:rPr>
+    </w:lvl>
+  </w:abstractNum>
+  <w:abstractNum w:abstractNumId="6" w15:restartNumberingAfterBreak="0">
     <w:nsid w:val="100C6281"/>
     <w:multiLevelType w:val="multilevel"/>
     <w:tmpl w:val="5AD89036"/>
@@ -12471,7 +14170,7 @@
       </w:rPr>
     </w:lvl>
   </w:abstractNum>
-  <w:abstractNum w:abstractNumId="5" w15:restartNumberingAfterBreak="0">
+  <w:abstractNum w:abstractNumId="7" w15:restartNumberingAfterBreak="0">
     <w:nsid w:val="11CF6FF5"/>
     <w:multiLevelType w:val="multilevel"/>
     <w:tmpl w:val="8F762B28"/>
@@ -12620,7 +14319,7 @@
       </w:rPr>
     </w:lvl>
   </w:abstractNum>
-  <w:abstractNum w:abstractNumId="6" w15:restartNumberingAfterBreak="0">
+  <w:abstractNum w:abstractNumId="8" w15:restartNumberingAfterBreak="0">
     <w:nsid w:val="13AE3D8B"/>
     <w:multiLevelType w:val="multilevel"/>
     <w:tmpl w:val="5F14E784"/>
@@ -12769,7 +14468,7 @@
       </w:rPr>
     </w:lvl>
   </w:abstractNum>
-  <w:abstractNum w:abstractNumId="7" w15:restartNumberingAfterBreak="0">
+  <w:abstractNum w:abstractNumId="9" w15:restartNumberingAfterBreak="0">
     <w:nsid w:val="17820A25"/>
     <w:multiLevelType w:val="multilevel"/>
     <w:tmpl w:val="A7B203F6"/>
@@ -12918,7 +14617,7 @@
       </w:rPr>
     </w:lvl>
   </w:abstractNum>
-  <w:abstractNum w:abstractNumId="8" w15:restartNumberingAfterBreak="0">
+  <w:abstractNum w:abstractNumId="10" w15:restartNumberingAfterBreak="0">
     <w:nsid w:val="18BA3CB7"/>
     <w:multiLevelType w:val="multilevel"/>
     <w:tmpl w:val="DB74843E"/>
@@ -13067,7 +14766,120 @@
       </w:rPr>
     </w:lvl>
   </w:abstractNum>
-  <w:abstractNum w:abstractNumId="9" w15:restartNumberingAfterBreak="0">
+  <w:abstractNum w:abstractNumId="11" w15:restartNumberingAfterBreak="0">
+    <w:nsid w:val="1A1B2F49"/>
+    <w:multiLevelType w:val="hybridMultilevel"/>
+    <w:tmpl w:val="18E44DEA"/>
+    <w:lvl w:ilvl="0" w:tplc="04190001">
+      <w:start w:val="1"/>
+      <w:numFmt w:val="bullet"/>
+      <w:lvlText w:val=""/>
+      <w:lvlJc w:val="left"/>
+      <w:pPr>
+        <w:ind w:left="720" w:hanging="360"/>
+      </w:pPr>
+      <w:rPr>
+        <w:rFonts w:ascii="Symbol" w:hAnsi="Symbol" w:hint="default"/>
+      </w:rPr>
+    </w:lvl>
+    <w:lvl w:ilvl="1" w:tplc="04190003" w:tentative="1">
+      <w:start w:val="1"/>
+      <w:numFmt w:val="bullet"/>
+      <w:lvlText w:val="o"/>
+      <w:lvlJc w:val="left"/>
+      <w:pPr>
+        <w:ind w:left="1440" w:hanging="360"/>
+      </w:pPr>
+      <w:rPr>
+        <w:rFonts w:ascii="Courier New" w:hAnsi="Courier New" w:cs="Courier New" w:hint="default"/>
+      </w:rPr>
+    </w:lvl>
+    <w:lvl w:ilvl="2" w:tplc="04190005" w:tentative="1">
+      <w:start w:val="1"/>
+      <w:numFmt w:val="bullet"/>
+      <w:lvlText w:val=""/>
+      <w:lvlJc w:val="left"/>
+      <w:pPr>
+        <w:ind w:left="2160" w:hanging="360"/>
+      </w:pPr>
+      <w:rPr>
+        <w:rFonts w:ascii="Wingdings" w:hAnsi="Wingdings" w:hint="default"/>
+      </w:rPr>
+    </w:lvl>
+    <w:lvl w:ilvl="3" w:tplc="04190001" w:tentative="1">
+      <w:start w:val="1"/>
+      <w:numFmt w:val="bullet"/>
+      <w:lvlText w:val=""/>
+      <w:lvlJc w:val="left"/>
+      <w:pPr>
+        <w:ind w:left="2880" w:hanging="360"/>
+      </w:pPr>
+      <w:rPr>
+        <w:rFonts w:ascii="Symbol" w:hAnsi="Symbol" w:hint="default"/>
+      </w:rPr>
+    </w:lvl>
+    <w:lvl w:ilvl="4" w:tplc="04190003" w:tentative="1">
+      <w:start w:val="1"/>
+      <w:numFmt w:val="bullet"/>
+      <w:lvlText w:val="o"/>
+      <w:lvlJc w:val="left"/>
+      <w:pPr>
+        <w:ind w:left="3600" w:hanging="360"/>
+      </w:pPr>
+      <w:rPr>
+        <w:rFonts w:ascii="Courier New" w:hAnsi="Courier New" w:cs="Courier New" w:hint="default"/>
+      </w:rPr>
+    </w:lvl>
+    <w:lvl w:ilvl="5" w:tplc="04190005" w:tentative="1">
+      <w:start w:val="1"/>
+      <w:numFmt w:val="bullet"/>
+      <w:lvlText w:val=""/>
+      <w:lvlJc w:val="left"/>
+      <w:pPr>
+        <w:ind w:left="4320" w:hanging="360"/>
+      </w:pPr>
+      <w:rPr>
+        <w:rFonts w:ascii="Wingdings" w:hAnsi="Wingdings" w:hint="default"/>
+      </w:rPr>
+    </w:lvl>
+    <w:lvl w:ilvl="6" w:tplc="04190001" w:tentative="1">
+      <w:start w:val="1"/>
+      <w:numFmt w:val="bullet"/>
+      <w:lvlText w:val=""/>
+      <w:lvlJc w:val="left"/>
+      <w:pPr>
+        <w:ind w:left="5040" w:hanging="360"/>
+      </w:pPr>
+      <w:rPr>
+        <w:rFonts w:ascii="Symbol" w:hAnsi="Symbol" w:hint="default"/>
+      </w:rPr>
+    </w:lvl>
+    <w:lvl w:ilvl="7" w:tplc="04190003" w:tentative="1">
+      <w:start w:val="1"/>
+      <w:numFmt w:val="bullet"/>
+      <w:lvlText w:val="o"/>
+      <w:lvlJc w:val="left"/>
+      <w:pPr>
+        <w:ind w:left="5760" w:hanging="360"/>
+      </w:pPr>
+      <w:rPr>
+        <w:rFonts w:ascii="Courier New" w:hAnsi="Courier New" w:cs="Courier New" w:hint="default"/>
+      </w:rPr>
+    </w:lvl>
+    <w:lvl w:ilvl="8" w:tplc="04190005" w:tentative="1">
+      <w:start w:val="1"/>
+      <w:numFmt w:val="bullet"/>
+      <w:lvlText w:val=""/>
+      <w:lvlJc w:val="left"/>
+      <w:pPr>
+        <w:ind w:left="6480" w:hanging="360"/>
+      </w:pPr>
+      <w:rPr>
+        <w:rFonts w:ascii="Wingdings" w:hAnsi="Wingdings" w:hint="default"/>
+      </w:rPr>
+    </w:lvl>
+  </w:abstractNum>
+  <w:abstractNum w:abstractNumId="12" w15:restartNumberingAfterBreak="0">
     <w:nsid w:val="1A8047FD"/>
     <w:multiLevelType w:val="multilevel"/>
     <w:tmpl w:val="CC00A2D0"/>
@@ -13216,7 +15028,7 @@
       </w:rPr>
     </w:lvl>
   </w:abstractNum>
-  <w:abstractNum w:abstractNumId="10" w15:restartNumberingAfterBreak="0">
+  <w:abstractNum w:abstractNumId="13" w15:restartNumberingAfterBreak="0">
     <w:nsid w:val="1E2369B8"/>
     <w:multiLevelType w:val="hybridMultilevel"/>
     <w:tmpl w:val="8CECE2BA"/>
@@ -13305,7 +15117,7 @@
       </w:pPr>
     </w:lvl>
   </w:abstractNum>
-  <w:abstractNum w:abstractNumId="11" w15:restartNumberingAfterBreak="0">
+  <w:abstractNum w:abstractNumId="14" w15:restartNumberingAfterBreak="0">
     <w:nsid w:val="20FC15E5"/>
     <w:multiLevelType w:val="hybridMultilevel"/>
     <w:tmpl w:val="2C1CB164"/>
@@ -13391,7 +15203,7 @@
       </w:pPr>
     </w:lvl>
   </w:abstractNum>
-  <w:abstractNum w:abstractNumId="12" w15:restartNumberingAfterBreak="0">
+  <w:abstractNum w:abstractNumId="15" w15:restartNumberingAfterBreak="0">
     <w:nsid w:val="211B50D8"/>
     <w:multiLevelType w:val="multilevel"/>
     <w:tmpl w:val="708C0CDC"/>
@@ -13540,7 +15352,7 @@
       </w:rPr>
     </w:lvl>
   </w:abstractNum>
-  <w:abstractNum w:abstractNumId="13" w15:restartNumberingAfterBreak="0">
+  <w:abstractNum w:abstractNumId="16" w15:restartNumberingAfterBreak="0">
     <w:nsid w:val="24807447"/>
     <w:multiLevelType w:val="multilevel"/>
     <w:tmpl w:val="42A663B8"/>
@@ -13689,7 +15501,7 @@
       </w:rPr>
     </w:lvl>
   </w:abstractNum>
-  <w:abstractNum w:abstractNumId="14" w15:restartNumberingAfterBreak="0">
+  <w:abstractNum w:abstractNumId="17" w15:restartNumberingAfterBreak="0">
     <w:nsid w:val="2F626F63"/>
     <w:multiLevelType w:val="multilevel"/>
     <w:tmpl w:val="D8DE5E32"/>
@@ -13838,7 +15650,7 @@
       </w:rPr>
     </w:lvl>
   </w:abstractNum>
-  <w:abstractNum w:abstractNumId="15" w15:restartNumberingAfterBreak="0">
+  <w:abstractNum w:abstractNumId="18" w15:restartNumberingAfterBreak="0">
     <w:nsid w:val="2FA22738"/>
     <w:multiLevelType w:val="multilevel"/>
     <w:tmpl w:val="A7807F56"/>
@@ -13987,7 +15799,7 @@
       </w:rPr>
     </w:lvl>
   </w:abstractNum>
-  <w:abstractNum w:abstractNumId="16" w15:restartNumberingAfterBreak="0">
+  <w:abstractNum w:abstractNumId="19" w15:restartNumberingAfterBreak="0">
     <w:nsid w:val="300B596D"/>
     <w:multiLevelType w:val="multilevel"/>
     <w:tmpl w:val="F8161128"/>
@@ -14136,7 +15948,7 @@
       </w:rPr>
     </w:lvl>
   </w:abstractNum>
-  <w:abstractNum w:abstractNumId="17" w15:restartNumberingAfterBreak="0">
+  <w:abstractNum w:abstractNumId="20" w15:restartNumberingAfterBreak="0">
     <w:nsid w:val="32D9720B"/>
     <w:multiLevelType w:val="multilevel"/>
     <w:tmpl w:val="AB0C9DA6"/>
@@ -14285,7 +16097,7 @@
       </w:rPr>
     </w:lvl>
   </w:abstractNum>
-  <w:abstractNum w:abstractNumId="18" w15:restartNumberingAfterBreak="0">
+  <w:abstractNum w:abstractNumId="21" w15:restartNumberingAfterBreak="0">
     <w:nsid w:val="337F4DE9"/>
     <w:multiLevelType w:val="multilevel"/>
     <w:tmpl w:val="4080C172"/>
@@ -14434,7 +16246,7 @@
       </w:rPr>
     </w:lvl>
   </w:abstractNum>
-  <w:abstractNum w:abstractNumId="19" w15:restartNumberingAfterBreak="0">
+  <w:abstractNum w:abstractNumId="22" w15:restartNumberingAfterBreak="0">
     <w:nsid w:val="363C47AD"/>
     <w:multiLevelType w:val="multilevel"/>
     <w:tmpl w:val="D3A64328"/>
@@ -14583,7 +16395,120 @@
       </w:rPr>
     </w:lvl>
   </w:abstractNum>
-  <w:abstractNum w:abstractNumId="20" w15:restartNumberingAfterBreak="0">
+  <w:abstractNum w:abstractNumId="23" w15:restartNumberingAfterBreak="0">
+    <w:nsid w:val="36BD1FDC"/>
+    <w:multiLevelType w:val="hybridMultilevel"/>
+    <w:tmpl w:val="F986375E"/>
+    <w:lvl w:ilvl="0" w:tplc="04190001">
+      <w:start w:val="1"/>
+      <w:numFmt w:val="bullet"/>
+      <w:lvlText w:val=""/>
+      <w:lvlJc w:val="left"/>
+      <w:pPr>
+        <w:ind w:left="720" w:hanging="360"/>
+      </w:pPr>
+      <w:rPr>
+        <w:rFonts w:ascii="Symbol" w:hAnsi="Symbol" w:hint="default"/>
+      </w:rPr>
+    </w:lvl>
+    <w:lvl w:ilvl="1" w:tplc="04190003" w:tentative="1">
+      <w:start w:val="1"/>
+      <w:numFmt w:val="bullet"/>
+      <w:lvlText w:val="o"/>
+      <w:lvlJc w:val="left"/>
+      <w:pPr>
+        <w:ind w:left="1440" w:hanging="360"/>
+      </w:pPr>
+      <w:rPr>
+        <w:rFonts w:ascii="Courier New" w:hAnsi="Courier New" w:cs="Courier New" w:hint="default"/>
+      </w:rPr>
+    </w:lvl>
+    <w:lvl w:ilvl="2" w:tplc="04190005" w:tentative="1">
+      <w:start w:val="1"/>
+      <w:numFmt w:val="bullet"/>
+      <w:lvlText w:val=""/>
+      <w:lvlJc w:val="left"/>
+      <w:pPr>
+        <w:ind w:left="2160" w:hanging="360"/>
+      </w:pPr>
+      <w:rPr>
+        <w:rFonts w:ascii="Wingdings" w:hAnsi="Wingdings" w:hint="default"/>
+      </w:rPr>
+    </w:lvl>
+    <w:lvl w:ilvl="3" w:tplc="04190001" w:tentative="1">
+      <w:start w:val="1"/>
+      <w:numFmt w:val="bullet"/>
+      <w:lvlText w:val=""/>
+      <w:lvlJc w:val="left"/>
+      <w:pPr>
+        <w:ind w:left="2880" w:hanging="360"/>
+      </w:pPr>
+      <w:rPr>
+        <w:rFonts w:ascii="Symbol" w:hAnsi="Symbol" w:hint="default"/>
+      </w:rPr>
+    </w:lvl>
+    <w:lvl w:ilvl="4" w:tplc="04190003" w:tentative="1">
+      <w:start w:val="1"/>
+      <w:numFmt w:val="bullet"/>
+      <w:lvlText w:val="o"/>
+      <w:lvlJc w:val="left"/>
+      <w:pPr>
+        <w:ind w:left="3600" w:hanging="360"/>
+      </w:pPr>
+      <w:rPr>
+        <w:rFonts w:ascii="Courier New" w:hAnsi="Courier New" w:cs="Courier New" w:hint="default"/>
+      </w:rPr>
+    </w:lvl>
+    <w:lvl w:ilvl="5" w:tplc="04190005" w:tentative="1">
+      <w:start w:val="1"/>
+      <w:numFmt w:val="bullet"/>
+      <w:lvlText w:val=""/>
+      <w:lvlJc w:val="left"/>
+      <w:pPr>
+        <w:ind w:left="4320" w:hanging="360"/>
+      </w:pPr>
+      <w:rPr>
+        <w:rFonts w:ascii="Wingdings" w:hAnsi="Wingdings" w:hint="default"/>
+      </w:rPr>
+    </w:lvl>
+    <w:lvl w:ilvl="6" w:tplc="04190001" w:tentative="1">
+      <w:start w:val="1"/>
+      <w:numFmt w:val="bullet"/>
+      <w:lvlText w:val=""/>
+      <w:lvlJc w:val="left"/>
+      <w:pPr>
+        <w:ind w:left="5040" w:hanging="360"/>
+      </w:pPr>
+      <w:rPr>
+        <w:rFonts w:ascii="Symbol" w:hAnsi="Symbol" w:hint="default"/>
+      </w:rPr>
+    </w:lvl>
+    <w:lvl w:ilvl="7" w:tplc="04190003" w:tentative="1">
+      <w:start w:val="1"/>
+      <w:numFmt w:val="bullet"/>
+      <w:lvlText w:val="o"/>
+      <w:lvlJc w:val="left"/>
+      <w:pPr>
+        <w:ind w:left="5760" w:hanging="360"/>
+      </w:pPr>
+      <w:rPr>
+        <w:rFonts w:ascii="Courier New" w:hAnsi="Courier New" w:cs="Courier New" w:hint="default"/>
+      </w:rPr>
+    </w:lvl>
+    <w:lvl w:ilvl="8" w:tplc="04190005" w:tentative="1">
+      <w:start w:val="1"/>
+      <w:numFmt w:val="bullet"/>
+      <w:lvlText w:val=""/>
+      <w:lvlJc w:val="left"/>
+      <w:pPr>
+        <w:ind w:left="6480" w:hanging="360"/>
+      </w:pPr>
+      <w:rPr>
+        <w:rFonts w:ascii="Wingdings" w:hAnsi="Wingdings" w:hint="default"/>
+      </w:rPr>
+    </w:lvl>
+  </w:abstractNum>
+  <w:abstractNum w:abstractNumId="24" w15:restartNumberingAfterBreak="0">
     <w:nsid w:val="372F53B4"/>
     <w:multiLevelType w:val="hybridMultilevel"/>
     <w:tmpl w:val="E7DC965E"/>
@@ -14696,7 +16621,120 @@
       </w:rPr>
     </w:lvl>
   </w:abstractNum>
-  <w:abstractNum w:abstractNumId="21" w15:restartNumberingAfterBreak="0">
+  <w:abstractNum w:abstractNumId="25" w15:restartNumberingAfterBreak="0">
+    <w:nsid w:val="3B515FD3"/>
+    <w:multiLevelType w:val="hybridMultilevel"/>
+    <w:tmpl w:val="2E6666A2"/>
+    <w:lvl w:ilvl="0" w:tplc="04190001">
+      <w:start w:val="1"/>
+      <w:numFmt w:val="bullet"/>
+      <w:lvlText w:val=""/>
+      <w:lvlJc w:val="left"/>
+      <w:pPr>
+        <w:ind w:left="720" w:hanging="360"/>
+      </w:pPr>
+      <w:rPr>
+        <w:rFonts w:ascii="Symbol" w:hAnsi="Symbol" w:hint="default"/>
+      </w:rPr>
+    </w:lvl>
+    <w:lvl w:ilvl="1" w:tplc="04190003" w:tentative="1">
+      <w:start w:val="1"/>
+      <w:numFmt w:val="bullet"/>
+      <w:lvlText w:val="o"/>
+      <w:lvlJc w:val="left"/>
+      <w:pPr>
+        <w:ind w:left="1440" w:hanging="360"/>
+      </w:pPr>
+      <w:rPr>
+        <w:rFonts w:ascii="Courier New" w:hAnsi="Courier New" w:cs="Courier New" w:hint="default"/>
+      </w:rPr>
+    </w:lvl>
+    <w:lvl w:ilvl="2" w:tplc="04190005" w:tentative="1">
+      <w:start w:val="1"/>
+      <w:numFmt w:val="bullet"/>
+      <w:lvlText w:val=""/>
+      <w:lvlJc w:val="left"/>
+      <w:pPr>
+        <w:ind w:left="2160" w:hanging="360"/>
+      </w:pPr>
+      <w:rPr>
+        <w:rFonts w:ascii="Wingdings" w:hAnsi="Wingdings" w:hint="default"/>
+      </w:rPr>
+    </w:lvl>
+    <w:lvl w:ilvl="3" w:tplc="04190001" w:tentative="1">
+      <w:start w:val="1"/>
+      <w:numFmt w:val="bullet"/>
+      <w:lvlText w:val=""/>
+      <w:lvlJc w:val="left"/>
+      <w:pPr>
+        <w:ind w:left="2880" w:hanging="360"/>
+      </w:pPr>
+      <w:rPr>
+        <w:rFonts w:ascii="Symbol" w:hAnsi="Symbol" w:hint="default"/>
+      </w:rPr>
+    </w:lvl>
+    <w:lvl w:ilvl="4" w:tplc="04190003" w:tentative="1">
+      <w:start w:val="1"/>
+      <w:numFmt w:val="bullet"/>
+      <w:lvlText w:val="o"/>
+      <w:lvlJc w:val="left"/>
+      <w:pPr>
+        <w:ind w:left="3600" w:hanging="360"/>
+      </w:pPr>
+      <w:rPr>
+        <w:rFonts w:ascii="Courier New" w:hAnsi="Courier New" w:cs="Courier New" w:hint="default"/>
+      </w:rPr>
+    </w:lvl>
+    <w:lvl w:ilvl="5" w:tplc="04190005" w:tentative="1">
+      <w:start w:val="1"/>
+      <w:numFmt w:val="bullet"/>
+      <w:lvlText w:val=""/>
+      <w:lvlJc w:val="left"/>
+      <w:pPr>
+        <w:ind w:left="4320" w:hanging="360"/>
+      </w:pPr>
+      <w:rPr>
+        <w:rFonts w:ascii="Wingdings" w:hAnsi="Wingdings" w:hint="default"/>
+      </w:rPr>
+    </w:lvl>
+    <w:lvl w:ilvl="6" w:tplc="04190001" w:tentative="1">
+      <w:start w:val="1"/>
+      <w:numFmt w:val="bullet"/>
+      <w:lvlText w:val=""/>
+      <w:lvlJc w:val="left"/>
+      <w:pPr>
+        <w:ind w:left="5040" w:hanging="360"/>
+      </w:pPr>
+      <w:rPr>
+        <w:rFonts w:ascii="Symbol" w:hAnsi="Symbol" w:hint="default"/>
+      </w:rPr>
+    </w:lvl>
+    <w:lvl w:ilvl="7" w:tplc="04190003" w:tentative="1">
+      <w:start w:val="1"/>
+      <w:numFmt w:val="bullet"/>
+      <w:lvlText w:val="o"/>
+      <w:lvlJc w:val="left"/>
+      <w:pPr>
+        <w:ind w:left="5760" w:hanging="360"/>
+      </w:pPr>
+      <w:rPr>
+        <w:rFonts w:ascii="Courier New" w:hAnsi="Courier New" w:cs="Courier New" w:hint="default"/>
+      </w:rPr>
+    </w:lvl>
+    <w:lvl w:ilvl="8" w:tplc="04190005" w:tentative="1">
+      <w:start w:val="1"/>
+      <w:numFmt w:val="bullet"/>
+      <w:lvlText w:val=""/>
+      <w:lvlJc w:val="left"/>
+      <w:pPr>
+        <w:ind w:left="6480" w:hanging="360"/>
+      </w:pPr>
+      <w:rPr>
+        <w:rFonts w:ascii="Wingdings" w:hAnsi="Wingdings" w:hint="default"/>
+      </w:rPr>
+    </w:lvl>
+  </w:abstractNum>
+  <w:abstractNum w:abstractNumId="26" w15:restartNumberingAfterBreak="0">
     <w:nsid w:val="3DDA21E0"/>
     <w:multiLevelType w:val="multilevel"/>
     <w:tmpl w:val="B34E65B4"/>
@@ -14845,7 +16883,156 @@
       </w:rPr>
     </w:lvl>
   </w:abstractNum>
-  <w:abstractNum w:abstractNumId="22" w15:restartNumberingAfterBreak="0">
+  <w:abstractNum w:abstractNumId="27" w15:restartNumberingAfterBreak="0">
+    <w:nsid w:val="490A4D69"/>
+    <w:multiLevelType w:val="multilevel"/>
+    <w:tmpl w:val="029E9F92"/>
+    <w:lvl w:ilvl="0">
+      <w:start w:val="1"/>
+      <w:numFmt w:val="bullet"/>
+      <w:lvlText w:val=""/>
+      <w:lvlJc w:val="left"/>
+      <w:pPr>
+        <w:tabs>
+          <w:tab w:val="num" w:pos="720"/>
+        </w:tabs>
+        <w:ind w:left="720" w:hanging="360"/>
+      </w:pPr>
+      <w:rPr>
+        <w:rFonts w:ascii="Symbol" w:hAnsi="Symbol" w:hint="default"/>
+        <w:sz w:val="20"/>
+      </w:rPr>
+    </w:lvl>
+    <w:lvl w:ilvl="1" w:tentative="1">
+      <w:start w:val="1"/>
+      <w:numFmt w:val="bullet"/>
+      <w:lvlText w:val="o"/>
+      <w:lvlJc w:val="left"/>
+      <w:pPr>
+        <w:tabs>
+          <w:tab w:val="num" w:pos="1440"/>
+        </w:tabs>
+        <w:ind w:left="1440" w:hanging="360"/>
+      </w:pPr>
+      <w:rPr>
+        <w:rFonts w:ascii="Courier New" w:hAnsi="Courier New" w:hint="default"/>
+        <w:sz w:val="20"/>
+      </w:rPr>
+    </w:lvl>
+    <w:lvl w:ilvl="2" w:tentative="1">
+      <w:start w:val="1"/>
+      <w:numFmt w:val="bullet"/>
+      <w:lvlText w:val=""/>
+      <w:lvlJc w:val="left"/>
+      <w:pPr>
+        <w:tabs>
+          <w:tab w:val="num" w:pos="2160"/>
+        </w:tabs>
+        <w:ind w:left="2160" w:hanging="360"/>
+      </w:pPr>
+      <w:rPr>
+        <w:rFonts w:ascii="Wingdings" w:hAnsi="Wingdings" w:hint="default"/>
+        <w:sz w:val="20"/>
+      </w:rPr>
+    </w:lvl>
+    <w:lvl w:ilvl="3" w:tentative="1">
+      <w:start w:val="1"/>
+      <w:numFmt w:val="bullet"/>
+      <w:lvlText w:val=""/>
+      <w:lvlJc w:val="left"/>
+      <w:pPr>
+        <w:tabs>
+          <w:tab w:val="num" w:pos="2880"/>
+        </w:tabs>
+        <w:ind w:left="2880" w:hanging="360"/>
+      </w:pPr>
+      <w:rPr>
+        <w:rFonts w:ascii="Wingdings" w:hAnsi="Wingdings" w:hint="default"/>
+        <w:sz w:val="20"/>
+      </w:rPr>
+    </w:lvl>
+    <w:lvl w:ilvl="4" w:tentative="1">
+      <w:start w:val="1"/>
+      <w:numFmt w:val="bullet"/>
+      <w:lvlText w:val=""/>
+      <w:lvlJc w:val="left"/>
+      <w:pPr>
+        <w:tabs>
+          <w:tab w:val="num" w:pos="3600"/>
+        </w:tabs>
+        <w:ind w:left="3600" w:hanging="360"/>
+      </w:pPr>
+      <w:rPr>
+        <w:rFonts w:ascii="Wingdings" w:hAnsi="Wingdings" w:hint="default"/>
+        <w:sz w:val="20"/>
+      </w:rPr>
+    </w:lvl>
+    <w:lvl w:ilvl="5" w:tentative="1">
+      <w:start w:val="1"/>
+      <w:numFmt w:val="bullet"/>
+      <w:lvlText w:val=""/>
+      <w:lvlJc w:val="left"/>
+      <w:pPr>
+        <w:tabs>
+          <w:tab w:val="num" w:pos="4320"/>
+        </w:tabs>
+        <w:ind w:left="4320" w:hanging="360"/>
+      </w:pPr>
+      <w:rPr>
+        <w:rFonts w:ascii="Wingdings" w:hAnsi="Wingdings" w:hint="default"/>
+        <w:sz w:val="20"/>
+      </w:rPr>
+    </w:lvl>
+    <w:lvl w:ilvl="6" w:tentative="1">
+      <w:start w:val="1"/>
+      <w:numFmt w:val="bullet"/>
+      <w:lvlText w:val=""/>
+      <w:lvlJc w:val="left"/>
+      <w:pPr>
+        <w:tabs>
+          <w:tab w:val="num" w:pos="5040"/>
+        </w:tabs>
+        <w:ind w:left="5040" w:hanging="360"/>
+      </w:pPr>
+      <w:rPr>
+        <w:rFonts w:ascii="Wingdings" w:hAnsi="Wingdings" w:hint="default"/>
+        <w:sz w:val="20"/>
+      </w:rPr>
+    </w:lvl>
+    <w:lvl w:ilvl="7" w:tentative="1">
+      <w:start w:val="1"/>
+      <w:numFmt w:val="bullet"/>
+      <w:lvlText w:val=""/>
+      <w:lvlJc w:val="left"/>
+      <w:pPr>
+        <w:tabs>
+          <w:tab w:val="num" w:pos="5760"/>
+        </w:tabs>
+        <w:ind w:left="5760" w:hanging="360"/>
+      </w:pPr>
+      <w:rPr>
+        <w:rFonts w:ascii="Wingdings" w:hAnsi="Wingdings" w:hint="default"/>
+        <w:sz w:val="20"/>
+      </w:rPr>
+    </w:lvl>
+    <w:lvl w:ilvl="8" w:tentative="1">
+      <w:start w:val="1"/>
+      <w:numFmt w:val="bullet"/>
+      <w:lvlText w:val=""/>
+      <w:lvlJc w:val="left"/>
+      <w:pPr>
+        <w:tabs>
+          <w:tab w:val="num" w:pos="6480"/>
+        </w:tabs>
+        <w:ind w:left="6480" w:hanging="360"/>
+      </w:pPr>
+      <w:rPr>
+        <w:rFonts w:ascii="Wingdings" w:hAnsi="Wingdings" w:hint="default"/>
+        <w:sz w:val="20"/>
+      </w:rPr>
+    </w:lvl>
+  </w:abstractNum>
+  <w:abstractNum w:abstractNumId="28" w15:restartNumberingAfterBreak="0">
     <w:nsid w:val="499A5481"/>
     <w:multiLevelType w:val="multilevel"/>
     <w:tmpl w:val="3D7660B2"/>
@@ -14994,7 +17181,7 @@
       </w:rPr>
     </w:lvl>
   </w:abstractNum>
-  <w:abstractNum w:abstractNumId="23" w15:restartNumberingAfterBreak="0">
+  <w:abstractNum w:abstractNumId="29" w15:restartNumberingAfterBreak="0">
     <w:nsid w:val="4DCA735E"/>
     <w:multiLevelType w:val="hybridMultilevel"/>
     <w:tmpl w:val="69147BBC"/>
@@ -15107,7 +17294,7 @@
       </w:rPr>
     </w:lvl>
   </w:abstractNum>
-  <w:abstractNum w:abstractNumId="24" w15:restartNumberingAfterBreak="0">
+  <w:abstractNum w:abstractNumId="30" w15:restartNumberingAfterBreak="0">
     <w:nsid w:val="4F6D5C18"/>
     <w:multiLevelType w:val="multilevel"/>
     <w:tmpl w:val="8216078A"/>
@@ -15256,7 +17443,7 @@
       </w:rPr>
     </w:lvl>
   </w:abstractNum>
-  <w:abstractNum w:abstractNumId="25" w15:restartNumberingAfterBreak="0">
+  <w:abstractNum w:abstractNumId="31" w15:restartNumberingAfterBreak="0">
     <w:nsid w:val="53867B05"/>
     <w:multiLevelType w:val="multilevel"/>
     <w:tmpl w:val="878C8986"/>
@@ -15405,7 +17592,7 @@
       </w:rPr>
     </w:lvl>
   </w:abstractNum>
-  <w:abstractNum w:abstractNumId="26" w15:restartNumberingAfterBreak="0">
+  <w:abstractNum w:abstractNumId="32" w15:restartNumberingAfterBreak="0">
     <w:nsid w:val="53A357EE"/>
     <w:multiLevelType w:val="hybridMultilevel"/>
     <w:tmpl w:val="3246ED2C"/>
@@ -15518,7 +17705,120 @@
       </w:rPr>
     </w:lvl>
   </w:abstractNum>
-  <w:abstractNum w:abstractNumId="27" w15:restartNumberingAfterBreak="0">
+  <w:abstractNum w:abstractNumId="33" w15:restartNumberingAfterBreak="0">
+    <w:nsid w:val="56444125"/>
+    <w:multiLevelType w:val="hybridMultilevel"/>
+    <w:tmpl w:val="BD84FCE4"/>
+    <w:lvl w:ilvl="0" w:tplc="04190001">
+      <w:start w:val="1"/>
+      <w:numFmt w:val="bullet"/>
+      <w:lvlText w:val=""/>
+      <w:lvlJc w:val="left"/>
+      <w:pPr>
+        <w:ind w:left="720" w:hanging="360"/>
+      </w:pPr>
+      <w:rPr>
+        <w:rFonts w:ascii="Symbol" w:hAnsi="Symbol" w:hint="default"/>
+      </w:rPr>
+    </w:lvl>
+    <w:lvl w:ilvl="1" w:tplc="04190003" w:tentative="1">
+      <w:start w:val="1"/>
+      <w:numFmt w:val="bullet"/>
+      <w:lvlText w:val="o"/>
+      <w:lvlJc w:val="left"/>
+      <w:pPr>
+        <w:ind w:left="1440" w:hanging="360"/>
+      </w:pPr>
+      <w:rPr>
+        <w:rFonts w:ascii="Courier New" w:hAnsi="Courier New" w:cs="Courier New" w:hint="default"/>
+      </w:rPr>
+    </w:lvl>
+    <w:lvl w:ilvl="2" w:tplc="04190005" w:tentative="1">
+      <w:start w:val="1"/>
+      <w:numFmt w:val="bullet"/>
+      <w:lvlText w:val=""/>
+      <w:lvlJc w:val="left"/>
+      <w:pPr>
+        <w:ind w:left="2160" w:hanging="360"/>
+      </w:pPr>
+      <w:rPr>
+        <w:rFonts w:ascii="Wingdings" w:hAnsi="Wingdings" w:hint="default"/>
+      </w:rPr>
+    </w:lvl>
+    <w:lvl w:ilvl="3" w:tplc="04190001" w:tentative="1">
+      <w:start w:val="1"/>
+      <w:numFmt w:val="bullet"/>
+      <w:lvlText w:val=""/>
+      <w:lvlJc w:val="left"/>
+      <w:pPr>
+        <w:ind w:left="2880" w:hanging="360"/>
+      </w:pPr>
+      <w:rPr>
+        <w:rFonts w:ascii="Symbol" w:hAnsi="Symbol" w:hint="default"/>
+      </w:rPr>
+    </w:lvl>
+    <w:lvl w:ilvl="4" w:tplc="04190003" w:tentative="1">
+      <w:start w:val="1"/>
+      <w:numFmt w:val="bullet"/>
+      <w:lvlText w:val="o"/>
+      <w:lvlJc w:val="left"/>
+      <w:pPr>
+        <w:ind w:left="3600" w:hanging="360"/>
+      </w:pPr>
+      <w:rPr>
+        <w:rFonts w:ascii="Courier New" w:hAnsi="Courier New" w:cs="Courier New" w:hint="default"/>
+      </w:rPr>
+    </w:lvl>
+    <w:lvl w:ilvl="5" w:tplc="04190005" w:tentative="1">
+      <w:start w:val="1"/>
+      <w:numFmt w:val="bullet"/>
+      <w:lvlText w:val=""/>
+      <w:lvlJc w:val="left"/>
+      <w:pPr>
+        <w:ind w:left="4320" w:hanging="360"/>
+      </w:pPr>
+      <w:rPr>
+        <w:rFonts w:ascii="Wingdings" w:hAnsi="Wingdings" w:hint="default"/>
+      </w:rPr>
+    </w:lvl>
+    <w:lvl w:ilvl="6" w:tplc="04190001" w:tentative="1">
+      <w:start w:val="1"/>
+      <w:numFmt w:val="bullet"/>
+      <w:lvlText w:val=""/>
+      <w:lvlJc w:val="left"/>
+      <w:pPr>
+        <w:ind w:left="5040" w:hanging="360"/>
+      </w:pPr>
+      <w:rPr>
+        <w:rFonts w:ascii="Symbol" w:hAnsi="Symbol" w:hint="default"/>
+      </w:rPr>
+    </w:lvl>
+    <w:lvl w:ilvl="7" w:tplc="04190003" w:tentative="1">
+      <w:start w:val="1"/>
+      <w:numFmt w:val="bullet"/>
+      <w:lvlText w:val="o"/>
+      <w:lvlJc w:val="left"/>
+      <w:pPr>
+        <w:ind w:left="5760" w:hanging="360"/>
+      </w:pPr>
+      <w:rPr>
+        <w:rFonts w:ascii="Courier New" w:hAnsi="Courier New" w:cs="Courier New" w:hint="default"/>
+      </w:rPr>
+    </w:lvl>
+    <w:lvl w:ilvl="8" w:tplc="04190005" w:tentative="1">
+      <w:start w:val="1"/>
+      <w:numFmt w:val="bullet"/>
+      <w:lvlText w:val=""/>
+      <w:lvlJc w:val="left"/>
+      <w:pPr>
+        <w:ind w:left="6480" w:hanging="360"/>
+      </w:pPr>
+      <w:rPr>
+        <w:rFonts w:ascii="Wingdings" w:hAnsi="Wingdings" w:hint="default"/>
+      </w:rPr>
+    </w:lvl>
+  </w:abstractNum>
+  <w:abstractNum w:abstractNumId="34" w15:restartNumberingAfterBreak="0">
     <w:nsid w:val="58283E5E"/>
     <w:multiLevelType w:val="multilevel"/>
     <w:tmpl w:val="D27EDAAE"/>
@@ -15667,7 +17967,7 @@
       </w:rPr>
     </w:lvl>
   </w:abstractNum>
-  <w:abstractNum w:abstractNumId="28" w15:restartNumberingAfterBreak="0">
+  <w:abstractNum w:abstractNumId="35" w15:restartNumberingAfterBreak="0">
     <w:nsid w:val="5A7E6F89"/>
     <w:multiLevelType w:val="multilevel"/>
     <w:tmpl w:val="76DA03CA"/>
@@ -15816,7 +18116,7 @@
       </w:rPr>
     </w:lvl>
   </w:abstractNum>
-  <w:abstractNum w:abstractNumId="29" w15:restartNumberingAfterBreak="0">
+  <w:abstractNum w:abstractNumId="36" w15:restartNumberingAfterBreak="0">
     <w:nsid w:val="5B702B9F"/>
     <w:multiLevelType w:val="hybridMultilevel"/>
     <w:tmpl w:val="89B68C06"/>
@@ -15929,7 +18229,7 @@
       </w:rPr>
     </w:lvl>
   </w:abstractNum>
-  <w:abstractNum w:abstractNumId="30" w15:restartNumberingAfterBreak="0">
+  <w:abstractNum w:abstractNumId="37" w15:restartNumberingAfterBreak="0">
     <w:nsid w:val="5FE815A1"/>
     <w:multiLevelType w:val="multilevel"/>
     <w:tmpl w:val="FB4AF6F0"/>
@@ -16078,7 +18378,7 @@
       </w:rPr>
     </w:lvl>
   </w:abstractNum>
-  <w:abstractNum w:abstractNumId="31" w15:restartNumberingAfterBreak="0">
+  <w:abstractNum w:abstractNumId="38" w15:restartNumberingAfterBreak="0">
     <w:nsid w:val="6A3C5DB9"/>
     <w:multiLevelType w:val="multilevel"/>
     <w:tmpl w:val="A8A2BC40"/>
@@ -16227,7 +18527,7 @@
       </w:rPr>
     </w:lvl>
   </w:abstractNum>
-  <w:abstractNum w:abstractNumId="32" w15:restartNumberingAfterBreak="0">
+  <w:abstractNum w:abstractNumId="39" w15:restartNumberingAfterBreak="0">
     <w:nsid w:val="6BD17A43"/>
     <w:multiLevelType w:val="multilevel"/>
     <w:tmpl w:val="669CDC56"/>
@@ -16376,7 +18676,233 @@
       </w:rPr>
     </w:lvl>
   </w:abstractNum>
-  <w:abstractNum w:abstractNumId="33" w15:restartNumberingAfterBreak="0">
+  <w:abstractNum w:abstractNumId="40" w15:restartNumberingAfterBreak="0">
+    <w:nsid w:val="6C512BC5"/>
+    <w:multiLevelType w:val="hybridMultilevel"/>
+    <w:tmpl w:val="BACA6D6C"/>
+    <w:lvl w:ilvl="0" w:tplc="04190001">
+      <w:start w:val="1"/>
+      <w:numFmt w:val="bullet"/>
+      <w:lvlText w:val=""/>
+      <w:lvlJc w:val="left"/>
+      <w:pPr>
+        <w:ind w:left="720" w:hanging="360"/>
+      </w:pPr>
+      <w:rPr>
+        <w:rFonts w:ascii="Symbol" w:hAnsi="Symbol" w:hint="default"/>
+      </w:rPr>
+    </w:lvl>
+    <w:lvl w:ilvl="1" w:tplc="04190003" w:tentative="1">
+      <w:start w:val="1"/>
+      <w:numFmt w:val="bullet"/>
+      <w:lvlText w:val="o"/>
+      <w:lvlJc w:val="left"/>
+      <w:pPr>
+        <w:ind w:left="1440" w:hanging="360"/>
+      </w:pPr>
+      <w:rPr>
+        <w:rFonts w:ascii="Courier New" w:hAnsi="Courier New" w:cs="Courier New" w:hint="default"/>
+      </w:rPr>
+    </w:lvl>
+    <w:lvl w:ilvl="2" w:tplc="04190005" w:tentative="1">
+      <w:start w:val="1"/>
+      <w:numFmt w:val="bullet"/>
+      <w:lvlText w:val=""/>
+      <w:lvlJc w:val="left"/>
+      <w:pPr>
+        <w:ind w:left="2160" w:hanging="360"/>
+      </w:pPr>
+      <w:rPr>
+        <w:rFonts w:ascii="Wingdings" w:hAnsi="Wingdings" w:hint="default"/>
+      </w:rPr>
+    </w:lvl>
+    <w:lvl w:ilvl="3" w:tplc="04190001" w:tentative="1">
+      <w:start w:val="1"/>
+      <w:numFmt w:val="bullet"/>
+      <w:lvlText w:val=""/>
+      <w:lvlJc w:val="left"/>
+      <w:pPr>
+        <w:ind w:left="2880" w:hanging="360"/>
+      </w:pPr>
+      <w:rPr>
+        <w:rFonts w:ascii="Symbol" w:hAnsi="Symbol" w:hint="default"/>
+      </w:rPr>
+    </w:lvl>
+    <w:lvl w:ilvl="4" w:tplc="04190003" w:tentative="1">
+      <w:start w:val="1"/>
+      <w:numFmt w:val="bullet"/>
+      <w:lvlText w:val="o"/>
+      <w:lvlJc w:val="left"/>
+      <w:pPr>
+        <w:ind w:left="3600" w:hanging="360"/>
+      </w:pPr>
+      <w:rPr>
+        <w:rFonts w:ascii="Courier New" w:hAnsi="Courier New" w:cs="Courier New" w:hint="default"/>
+      </w:rPr>
+    </w:lvl>
+    <w:lvl w:ilvl="5" w:tplc="04190005" w:tentative="1">
+      <w:start w:val="1"/>
+      <w:numFmt w:val="bullet"/>
+      <w:lvlText w:val=""/>
+      <w:lvlJc w:val="left"/>
+      <w:pPr>
+        <w:ind w:left="4320" w:hanging="360"/>
+      </w:pPr>
+      <w:rPr>
+        <w:rFonts w:ascii="Wingdings" w:hAnsi="Wingdings" w:hint="default"/>
+      </w:rPr>
+    </w:lvl>
+    <w:lvl w:ilvl="6" w:tplc="04190001" w:tentative="1">
+      <w:start w:val="1"/>
+      <w:numFmt w:val="bullet"/>
+      <w:lvlText w:val=""/>
+      <w:lvlJc w:val="left"/>
+      <w:pPr>
+        <w:ind w:left="5040" w:hanging="360"/>
+      </w:pPr>
+      <w:rPr>
+        <w:rFonts w:ascii="Symbol" w:hAnsi="Symbol" w:hint="default"/>
+      </w:rPr>
+    </w:lvl>
+    <w:lvl w:ilvl="7" w:tplc="04190003" w:tentative="1">
+      <w:start w:val="1"/>
+      <w:numFmt w:val="bullet"/>
+      <w:lvlText w:val="o"/>
+      <w:lvlJc w:val="left"/>
+      <w:pPr>
+        <w:ind w:left="5760" w:hanging="360"/>
+      </w:pPr>
+      <w:rPr>
+        <w:rFonts w:ascii="Courier New" w:hAnsi="Courier New" w:cs="Courier New" w:hint="default"/>
+      </w:rPr>
+    </w:lvl>
+    <w:lvl w:ilvl="8" w:tplc="04190005" w:tentative="1">
+      <w:start w:val="1"/>
+      <w:numFmt w:val="bullet"/>
+      <w:lvlText w:val=""/>
+      <w:lvlJc w:val="left"/>
+      <w:pPr>
+        <w:ind w:left="6480" w:hanging="360"/>
+      </w:pPr>
+      <w:rPr>
+        <w:rFonts w:ascii="Wingdings" w:hAnsi="Wingdings" w:hint="default"/>
+      </w:rPr>
+    </w:lvl>
+  </w:abstractNum>
+  <w:abstractNum w:abstractNumId="41" w15:restartNumberingAfterBreak="0">
+    <w:nsid w:val="6DF64919"/>
+    <w:multiLevelType w:val="hybridMultilevel"/>
+    <w:tmpl w:val="057A964C"/>
+    <w:lvl w:ilvl="0" w:tplc="04190001">
+      <w:start w:val="1"/>
+      <w:numFmt w:val="bullet"/>
+      <w:lvlText w:val=""/>
+      <w:lvlJc w:val="left"/>
+      <w:pPr>
+        <w:ind w:left="720" w:hanging="360"/>
+      </w:pPr>
+      <w:rPr>
+        <w:rFonts w:ascii="Symbol" w:hAnsi="Symbol" w:hint="default"/>
+      </w:rPr>
+    </w:lvl>
+    <w:lvl w:ilvl="1" w:tplc="04190003" w:tentative="1">
+      <w:start w:val="1"/>
+      <w:numFmt w:val="bullet"/>
+      <w:lvlText w:val="o"/>
+      <w:lvlJc w:val="left"/>
+      <w:pPr>
+        <w:ind w:left="1440" w:hanging="360"/>
+      </w:pPr>
+      <w:rPr>
+        <w:rFonts w:ascii="Courier New" w:hAnsi="Courier New" w:cs="Courier New" w:hint="default"/>
+      </w:rPr>
+    </w:lvl>
+    <w:lvl w:ilvl="2" w:tplc="04190005" w:tentative="1">
+      <w:start w:val="1"/>
+      <w:numFmt w:val="bullet"/>
+      <w:lvlText w:val=""/>
+      <w:lvlJc w:val="left"/>
+      <w:pPr>
+        <w:ind w:left="2160" w:hanging="360"/>
+      </w:pPr>
+      <w:rPr>
+        <w:rFonts w:ascii="Wingdings" w:hAnsi="Wingdings" w:hint="default"/>
+      </w:rPr>
+    </w:lvl>
+    <w:lvl w:ilvl="3" w:tplc="04190001" w:tentative="1">
+      <w:start w:val="1"/>
+      <w:numFmt w:val="bullet"/>
+      <w:lvlText w:val=""/>
+      <w:lvlJc w:val="left"/>
+      <w:pPr>
+        <w:ind w:left="2880" w:hanging="360"/>
+      </w:pPr>
+      <w:rPr>
+        <w:rFonts w:ascii="Symbol" w:hAnsi="Symbol" w:hint="default"/>
+      </w:rPr>
+    </w:lvl>
+    <w:lvl w:ilvl="4" w:tplc="04190003" w:tentative="1">
+      <w:start w:val="1"/>
+      <w:numFmt w:val="bullet"/>
+      <w:lvlText w:val="o"/>
+      <w:lvlJc w:val="left"/>
+      <w:pPr>
+        <w:ind w:left="3600" w:hanging="360"/>
+      </w:pPr>
+      <w:rPr>
+        <w:rFonts w:ascii="Courier New" w:hAnsi="Courier New" w:cs="Courier New" w:hint="default"/>
+      </w:rPr>
+    </w:lvl>
+    <w:lvl w:ilvl="5" w:tplc="04190005" w:tentative="1">
+      <w:start w:val="1"/>
+      <w:numFmt w:val="bullet"/>
+      <w:lvlText w:val=""/>
+      <w:lvlJc w:val="left"/>
+      <w:pPr>
+        <w:ind w:left="4320" w:hanging="360"/>
+      </w:pPr>
+      <w:rPr>
+        <w:rFonts w:ascii="Wingdings" w:hAnsi="Wingdings" w:hint="default"/>
+      </w:rPr>
+    </w:lvl>
+    <w:lvl w:ilvl="6" w:tplc="04190001" w:tentative="1">
+      <w:start w:val="1"/>
+      <w:numFmt w:val="bullet"/>
+      <w:lvlText w:val=""/>
+      <w:lvlJc w:val="left"/>
+      <w:pPr>
+        <w:ind w:left="5040" w:hanging="360"/>
+      </w:pPr>
+      <w:rPr>
+        <w:rFonts w:ascii="Symbol" w:hAnsi="Symbol" w:hint="default"/>
+      </w:rPr>
+    </w:lvl>
+    <w:lvl w:ilvl="7" w:tplc="04190003" w:tentative="1">
+      <w:start w:val="1"/>
+      <w:numFmt w:val="bullet"/>
+      <w:lvlText w:val="o"/>
+      <w:lvlJc w:val="left"/>
+      <w:pPr>
+        <w:ind w:left="5760" w:hanging="360"/>
+      </w:pPr>
+      <w:rPr>
+        <w:rFonts w:ascii="Courier New" w:hAnsi="Courier New" w:cs="Courier New" w:hint="default"/>
+      </w:rPr>
+    </w:lvl>
+    <w:lvl w:ilvl="8" w:tplc="04190005" w:tentative="1">
+      <w:start w:val="1"/>
+      <w:numFmt w:val="bullet"/>
+      <w:lvlText w:val=""/>
+      <w:lvlJc w:val="left"/>
+      <w:pPr>
+        <w:ind w:left="6480" w:hanging="360"/>
+      </w:pPr>
+      <w:rPr>
+        <w:rFonts w:ascii="Wingdings" w:hAnsi="Wingdings" w:hint="default"/>
+      </w:rPr>
+    </w:lvl>
+  </w:abstractNum>
+  <w:abstractNum w:abstractNumId="42" w15:restartNumberingAfterBreak="0">
     <w:nsid w:val="6ECF388D"/>
     <w:multiLevelType w:val="multilevel"/>
     <w:tmpl w:val="8B0E3C10"/>
@@ -16525,7 +19051,7 @@
       </w:rPr>
     </w:lvl>
   </w:abstractNum>
-  <w:abstractNum w:abstractNumId="34" w15:restartNumberingAfterBreak="0">
+  <w:abstractNum w:abstractNumId="43" w15:restartNumberingAfterBreak="0">
     <w:nsid w:val="7AB70936"/>
     <w:multiLevelType w:val="multilevel"/>
     <w:tmpl w:val="182EE1CE"/>
@@ -16674,7 +19200,7 @@
       </w:rPr>
     </w:lvl>
   </w:abstractNum>
-  <w:abstractNum w:abstractNumId="35" w15:restartNumberingAfterBreak="0">
+  <w:abstractNum w:abstractNumId="44" w15:restartNumberingAfterBreak="0">
     <w:nsid w:val="7EC6501D"/>
     <w:multiLevelType w:val="multilevel"/>
     <w:tmpl w:val="83DE7982"/>
@@ -16824,112 +19350,139 @@
     </w:lvl>
   </w:abstractNum>
   <w:num w:numId="1" w16cid:durableId="648560365">
+    <w:abstractNumId w:val="13"/>
+  </w:num>
+  <w:num w:numId="2" w16cid:durableId="994457910">
+    <w:abstractNumId w:val="38"/>
+  </w:num>
+  <w:num w:numId="3" w16cid:durableId="1129862781">
+    <w:abstractNumId w:val="20"/>
+  </w:num>
+  <w:num w:numId="4" w16cid:durableId="867065379">
+    <w:abstractNumId w:val="19"/>
+  </w:num>
+  <w:num w:numId="5" w16cid:durableId="1761021245">
+    <w:abstractNumId w:val="15"/>
+  </w:num>
+  <w:num w:numId="6" w16cid:durableId="1060862350">
+    <w:abstractNumId w:val="18"/>
+  </w:num>
+  <w:num w:numId="7" w16cid:durableId="1908228605">
+    <w:abstractNumId w:val="7"/>
+  </w:num>
+  <w:num w:numId="8" w16cid:durableId="1373190966">
+    <w:abstractNumId w:val="32"/>
+  </w:num>
+  <w:num w:numId="9" w16cid:durableId="432240282">
+    <w:abstractNumId w:val="43"/>
+  </w:num>
+  <w:num w:numId="10" w16cid:durableId="672337534">
+    <w:abstractNumId w:val="31"/>
+  </w:num>
+  <w:num w:numId="11" w16cid:durableId="829635634">
+    <w:abstractNumId w:val="9"/>
+  </w:num>
+  <w:num w:numId="12" w16cid:durableId="251163175">
+    <w:abstractNumId w:val="37"/>
+  </w:num>
+  <w:num w:numId="13" w16cid:durableId="752703907">
+    <w:abstractNumId w:val="8"/>
+  </w:num>
+  <w:num w:numId="14" w16cid:durableId="1860659317">
     <w:abstractNumId w:val="10"/>
   </w:num>
-  <w:num w:numId="2" w16cid:durableId="994457910">
-    <w:abstractNumId w:val="31"/>
+  <w:num w:numId="15" w16cid:durableId="1907840324">
+    <w:abstractNumId w:val="6"/>
   </w:num>
-  <w:num w:numId="3" w16cid:durableId="1129862781">
-    <w:abstractNumId w:val="17"/>
+  <w:num w:numId="16" w16cid:durableId="718630869">
+    <w:abstractNumId w:val="39"/>
   </w:num>
-  <w:num w:numId="4" w16cid:durableId="867065379">
-    <w:abstractNumId w:val="16"/>
+  <w:num w:numId="17" w16cid:durableId="1384598347">
+    <w:abstractNumId w:val="21"/>
   </w:num>
-  <w:num w:numId="5" w16cid:durableId="1761021245">
-    <w:abstractNumId w:val="12"/>
+  <w:num w:numId="18" w16cid:durableId="1887253169">
+    <w:abstractNumId w:val="22"/>
   </w:num>
-  <w:num w:numId="6" w16cid:durableId="1060862350">
-    <w:abstractNumId w:val="15"/>
+  <w:num w:numId="19" w16cid:durableId="1584681063">
+    <w:abstractNumId w:val="30"/>
   </w:num>
-  <w:num w:numId="7" w16cid:durableId="1908228605">
-    <w:abstractNumId w:val="5"/>
+  <w:num w:numId="20" w16cid:durableId="57023998">
+    <w:abstractNumId w:val="34"/>
   </w:num>
-  <w:num w:numId="8" w16cid:durableId="1373190966">
+  <w:num w:numId="21" w16cid:durableId="471993381">
     <w:abstractNumId w:val="26"/>
   </w:num>
-  <w:num w:numId="9" w16cid:durableId="432240282">
-    <w:abstractNumId w:val="34"/>
-  </w:num>
-  <w:num w:numId="10" w16cid:durableId="672337534">
-    <w:abstractNumId w:val="25"/>
-  </w:num>
-  <w:num w:numId="11" w16cid:durableId="829635634">
-    <w:abstractNumId w:val="7"/>
-  </w:num>
-  <w:num w:numId="12" w16cid:durableId="251163175">
-    <w:abstractNumId w:val="30"/>
-  </w:num>
-  <w:num w:numId="13" w16cid:durableId="752703907">
-    <w:abstractNumId w:val="6"/>
-  </w:num>
-  <w:num w:numId="14" w16cid:durableId="1860659317">
-    <w:abstractNumId w:val="8"/>
-  </w:num>
-  <w:num w:numId="15" w16cid:durableId="1907840324">
+  <w:num w:numId="22" w16cid:durableId="1820346767">
     <w:abstractNumId w:val="4"/>
   </w:num>
-  <w:num w:numId="16" w16cid:durableId="718630869">
-    <w:abstractNumId w:val="32"/>
-  </w:num>
-  <w:num w:numId="17" w16cid:durableId="1384598347">
-    <w:abstractNumId w:val="18"/>
-  </w:num>
-  <w:num w:numId="18" w16cid:durableId="1887253169">
-    <w:abstractNumId w:val="19"/>
-  </w:num>
-  <w:num w:numId="19" w16cid:durableId="1584681063">
-    <w:abstractNumId w:val="24"/>
-  </w:num>
-  <w:num w:numId="20" w16cid:durableId="57023998">
-    <w:abstractNumId w:val="27"/>
-  </w:num>
-  <w:num w:numId="21" w16cid:durableId="471993381">
-    <w:abstractNumId w:val="21"/>
-  </w:num>
-  <w:num w:numId="22" w16cid:durableId="1820346767">
-    <w:abstractNumId w:val="3"/>
-  </w:num>
   <w:num w:numId="23" w16cid:durableId="1373530625">
-    <w:abstractNumId w:val="9"/>
+    <w:abstractNumId w:val="12"/>
   </w:num>
   <w:num w:numId="24" w16cid:durableId="43721571">
     <w:abstractNumId w:val="0"/>
   </w:num>
   <w:num w:numId="25" w16cid:durableId="1236015822">
-    <w:abstractNumId w:val="33"/>
+    <w:abstractNumId w:val="42"/>
   </w:num>
   <w:num w:numId="26" w16cid:durableId="1877110705">
-    <w:abstractNumId w:val="2"/>
+    <w:abstractNumId w:val="3"/>
   </w:num>
   <w:num w:numId="27" w16cid:durableId="373695941">
-    <w:abstractNumId w:val="14"/>
+    <w:abstractNumId w:val="17"/>
   </w:num>
   <w:num w:numId="28" w16cid:durableId="2056655797">
-    <w:abstractNumId w:val="13"/>
+    <w:abstractNumId w:val="16"/>
   </w:num>
   <w:num w:numId="29" w16cid:durableId="1824809488">
+    <w:abstractNumId w:val="44"/>
+  </w:num>
+  <w:num w:numId="30" w16cid:durableId="366178390">
+    <w:abstractNumId w:val="28"/>
+  </w:num>
+  <w:num w:numId="31" w16cid:durableId="1509710900">
     <w:abstractNumId w:val="35"/>
   </w:num>
-  <w:num w:numId="30" w16cid:durableId="366178390">
-    <w:abstractNumId w:val="22"/>
-  </w:num>
-  <w:num w:numId="31" w16cid:durableId="1509710900">
-    <w:abstractNumId w:val="28"/>
-  </w:num>
   <w:num w:numId="32" w16cid:durableId="1465849077">
-    <w:abstractNumId w:val="11"/>
+    <w:abstractNumId w:val="14"/>
   </w:num>
   <w:num w:numId="33" w16cid:durableId="2069767045">
     <w:abstractNumId w:val="1"/>
   </w:num>
   <w:num w:numId="34" w16cid:durableId="1893728641">
+    <w:abstractNumId w:val="29"/>
+  </w:num>
+  <w:num w:numId="35" w16cid:durableId="470250352">
+    <w:abstractNumId w:val="36"/>
+  </w:num>
+  <w:num w:numId="36" w16cid:durableId="1584023841">
+    <w:abstractNumId w:val="24"/>
+  </w:num>
+  <w:num w:numId="37" w16cid:durableId="241335811">
+    <w:abstractNumId w:val="5"/>
+  </w:num>
+  <w:num w:numId="38" w16cid:durableId="1619986942">
+    <w:abstractNumId w:val="2"/>
+  </w:num>
+  <w:num w:numId="39" w16cid:durableId="1734742054">
     <w:abstractNumId w:val="23"/>
   </w:num>
-  <w:num w:numId="35" w16cid:durableId="470250352">
-    <w:abstractNumId w:val="29"/>
+  <w:num w:numId="40" w16cid:durableId="246887420">
+    <w:abstractNumId w:val="27"/>
   </w:num>
-  <w:num w:numId="36" w16cid:durableId="1584023841">
-    <w:abstractNumId w:val="20"/>
+  <w:num w:numId="41" w16cid:durableId="2143041096">
+    <w:abstractNumId w:val="11"/>
+  </w:num>
+  <w:num w:numId="42" w16cid:durableId="677121917">
+    <w:abstractNumId w:val="40"/>
+  </w:num>
+  <w:num w:numId="43" w16cid:durableId="1013334699">
+    <w:abstractNumId w:val="33"/>
+  </w:num>
+  <w:num w:numId="44" w16cid:durableId="616177161">
+    <w:abstractNumId w:val="41"/>
+  </w:num>
+  <w:num w:numId="45" w16cid:durableId="1308780799">
+    <w:abstractNumId w:val="25"/>
   </w:num>
 </w:numbering>
 </file>
@@ -17334,14 +19887,15 @@
   <w:style w:type="paragraph" w:default="1" w:styleId="a">
     <w:name w:val="Normal"/>
     <w:qFormat/>
-    <w:rsid w:val="00AC6362"/>
+    <w:rsid w:val="007C62CF"/>
     <w:pPr>
       <w:spacing w:after="0" w:line="240" w:lineRule="auto"/>
-      <w:ind w:firstLine="425"/>
-      <w:jc w:val="both"/>
     </w:pPr>
     <w:rPr>
-      <w:rFonts w:ascii="Times New Roman" w:hAnsi="Times New Roman"/>
+      <w:rFonts w:ascii="Times New Roman" w:eastAsia="Times New Roman" w:hAnsi="Times New Roman" w:cs="Times New Roman"/>
+      <w:kern w:val="0"/>
+      <w:lang w:val="ru-US" w:eastAsia="ru-RU"/>
+      <w14:ligatures w14:val="none"/>
     </w:rPr>
   </w:style>
   <w:style w:type="paragraph" w:styleId="1">
@@ -17355,8 +19909,6 @@
     <w:pPr>
       <w:keepNext/>
       <w:keepLines/>
-      <w:ind w:firstLine="0"/>
-      <w:jc w:val="left"/>
       <w:outlineLvl w:val="0"/>
     </w:pPr>
     <w:rPr>
@@ -17894,11 +20446,8 @@
       <w:b/>
       <w:bCs/>
       <w:color w:val="0F4761" w:themeColor="accent1" w:themeShade="BF"/>
-      <w:kern w:val="0"/>
       <w:sz w:val="28"/>
       <w:szCs w:val="28"/>
-      <w:lang w:val="ru-US" w:eastAsia="ru-RU"/>
-      <w14:ligatures w14:val="none"/>
     </w:rPr>
   </w:style>
   <w:style w:type="paragraph" w:styleId="11">
@@ -17911,7 +20460,6 @@
     <w:rsid w:val="00A3091B"/>
     <w:pPr>
       <w:spacing w:before="120"/>
-      <w:jc w:val="left"/>
     </w:pPr>
     <w:rPr>
       <w:rFonts w:asciiTheme="minorHAnsi" w:hAnsiTheme="minorHAnsi"/>
@@ -17944,7 +20492,6 @@
     <w:pPr>
       <w:spacing w:before="120"/>
       <w:ind w:left="240"/>
-      <w:jc w:val="left"/>
     </w:pPr>
     <w:rPr>
       <w:rFonts w:asciiTheme="minorHAnsi" w:hAnsiTheme="minorHAnsi"/>
@@ -17965,7 +20512,6 @@
     <w:rsid w:val="00A3091B"/>
     <w:pPr>
       <w:ind w:left="480"/>
-      <w:jc w:val="left"/>
     </w:pPr>
     <w:rPr>
       <w:rFonts w:asciiTheme="minorHAnsi" w:hAnsiTheme="minorHAnsi"/>
@@ -17984,7 +20530,6 @@
     <w:rsid w:val="00A3091B"/>
     <w:pPr>
       <w:ind w:left="720"/>
-      <w:jc w:val="left"/>
     </w:pPr>
     <w:rPr>
       <w:rFonts w:asciiTheme="minorHAnsi" w:hAnsiTheme="minorHAnsi"/>
@@ -18003,7 +20548,6 @@
     <w:rsid w:val="00A3091B"/>
     <w:pPr>
       <w:ind w:left="960"/>
-      <w:jc w:val="left"/>
     </w:pPr>
     <w:rPr>
       <w:rFonts w:asciiTheme="minorHAnsi" w:hAnsiTheme="minorHAnsi"/>
@@ -18022,7 +20566,6 @@
     <w:rsid w:val="00A3091B"/>
     <w:pPr>
       <w:ind w:left="1200"/>
-      <w:jc w:val="left"/>
     </w:pPr>
     <w:rPr>
       <w:rFonts w:asciiTheme="minorHAnsi" w:hAnsiTheme="minorHAnsi"/>
@@ -18041,7 +20584,6 @@
     <w:rsid w:val="00A3091B"/>
     <w:pPr>
       <w:ind w:left="1440"/>
-      <w:jc w:val="left"/>
     </w:pPr>
     <w:rPr>
       <w:rFonts w:asciiTheme="minorHAnsi" w:hAnsiTheme="minorHAnsi"/>
@@ -18060,7 +20602,6 @@
     <w:rsid w:val="00A3091B"/>
     <w:pPr>
       <w:ind w:left="1680"/>
-      <w:jc w:val="left"/>
     </w:pPr>
     <w:rPr>
       <w:rFonts w:asciiTheme="minorHAnsi" w:hAnsiTheme="minorHAnsi"/>
@@ -18079,13 +20620,34 @@
     <w:rsid w:val="00A3091B"/>
     <w:pPr>
       <w:ind w:left="1920"/>
-      <w:jc w:val="left"/>
     </w:pPr>
     <w:rPr>
       <w:rFonts w:asciiTheme="minorHAnsi" w:hAnsiTheme="minorHAnsi"/>
       <w:sz w:val="20"/>
       <w:szCs w:val="20"/>
     </w:rPr>
+  </w:style>
+  <w:style w:type="character" w:styleId="af">
+    <w:name w:val="Strong"/>
+    <w:basedOn w:val="a0"/>
+    <w:uiPriority w:val="22"/>
+    <w:qFormat/>
+    <w:rsid w:val="007C62CF"/>
+    <w:rPr>
+      <w:b/>
+      <w:bCs/>
+    </w:rPr>
+  </w:style>
+  <w:style w:type="paragraph" w:styleId="af0">
+    <w:name w:val="Normal (Web)"/>
+    <w:basedOn w:val="a"/>
+    <w:uiPriority w:val="99"/>
+    <w:semiHidden/>
+    <w:unhideWhenUsed/>
+    <w:rsid w:val="00BC13E1"/>
+    <w:pPr>
+      <w:spacing w:before="100" w:beforeAutospacing="1" w:after="100" w:afterAutospacing="1"/>
+    </w:pPr>
   </w:style>
 </w:styles>
 </file>
